--- a/软件著作权申请资料/正式资料/表表归一_操作手册.docx
+++ b/软件著作权申请资料/正式资料/表表归一_操作手册.docx
@@ -10,7 +10,7 @@
         <w:rPr>
           <w:color w:val="000000"/>
         </w:rPr>
-        <w:t>表表归一</w:t>
+        <w:t>表表归一 V1.0.0 操作手册</w:t>
       </w:r>
     </w:p>
     <w:p>
@@ -21,7 +21,7 @@
         <w:rPr>
           <w:color w:val="000000"/>
         </w:rPr>
-        <w:t>软件概述</w:t>
+        <w:t>1. 文档说明</w:t>
       </w:r>
     </w:p>
     <w:p>
@@ -31,7 +31,7 @@
           <w:color w:val="000000"/>
           <w:sz w:val="21"/>
         </w:rPr>
-        <w:t>表表归一 V1.0.0是一款面向政务财务管理、审计、企事业单位财务统计场景的软件系统。xlsOne 是一款桌面端 Excel 财务报表汇总工具，面向需要将多份格式相同的 Excel 报表合并为一份汇总表的财务审计场景。软件自动识别单元格类型（金额/编码/标签），对金额求和、标签保留原值，大幅减少人工汇总工作量。</w:t>
+        <w:t>本手册用于说明“表表归一 V1.0.0”的主要操作流程。软件用于把多份结构一致的 Excel 工作簿导入同一工作台，自动完成结构校验、Sheet 识别、单元格汇总、来源查看、类型修正和汇总结果导出。</w:t>
       </w:r>
     </w:p>
     <w:p>
@@ -41,98 +41,7 @@
           <w:color w:val="000000"/>
           <w:sz w:val="21"/>
         </w:rPr>
-        <w:t>软件围绕文件导入、工作簿结构校验、工作表切换管理、智能单元格聚合、穿透查阅等功能组织页面，为各级政府财政部门的统计人员、企事业单位的财务人员、会计师事务所的审计人员提供操作入口和结果反馈。</w:t>
-      </w:r>
-    </w:p>
-    <w:p>
-      <w:pPr>
-        <w:pStyle w:val="ListNumber"/>
-      </w:pPr>
-      <w:r>
-        <w:rPr>
-          <w:rFonts w:ascii="SimSun" w:hAnsi="SimSun" w:eastAsia="SimSun"/>
-          <w:color w:val="000000"/>
-          <w:sz w:val="21"/>
-        </w:rPr>
-        <w:t>文件导入：文件导入主要用于支持批量导入多个 Excel 文件（.xlsx 和 .xls），可通过拖拽或菜单打开文件方式导入。导入后显示文件列表，支持添加和关闭文件。用户可以通过查看、搜索或筛选信息，找到需要继续处理的数据。</w:t>
-      </w:r>
-    </w:p>
-    <w:p>
-      <w:pPr>
-        <w:pStyle w:val="ListNumber"/>
-      </w:pPr>
-      <w:r>
-        <w:rPr>
-          <w:rFonts w:ascii="SimSun" w:hAnsi="SimSun" w:eastAsia="SimSun"/>
-          <w:color w:val="000000"/>
-          <w:sz w:val="21"/>
-        </w:rPr>
-        <w:t>工作簿结构校验：工作簿结构校验主要用于自动校验所有导入文件的结构是否一致，包括行数、列数、工作表名称等。对于结构不匹配的文件给出警告或排除提示，确保汇总结果的准确性。这一页可接续“文件导入”形成的内容，继续办理当前业务事项。用户可以集中查看、保存和复用相关资料，减少重复查找。</w:t>
-      </w:r>
-    </w:p>
-    <w:p>
-      <w:pPr>
-        <w:pStyle w:val="ListNumber"/>
-      </w:pPr>
-      <w:r>
-        <w:rPr>
-          <w:rFonts w:ascii="SimSun" w:hAnsi="SimSun" w:eastAsia="SimSun"/>
-          <w:color w:val="000000"/>
-          <w:sz w:val="21"/>
-        </w:rPr>
-        <w:t>工作表切换管理：工作表切换管理主要用于自动识别所有文件中的工作表名称，以标签页形式展示，用户可切换不同工作表查看对应的汇总数据。切换工作表时自动重新汇总。在流程上，它会沿用“工作簿结构校验”中已经确认的信息，帮助用户进入下一步处理。用户可以通过查看、搜索或筛选信息，找到需要继续处理的数据。</w:t>
-      </w:r>
-    </w:p>
-    <w:p>
-      <w:pPr>
-        <w:pStyle w:val="ListNumber"/>
-      </w:pPr>
-      <w:r>
-        <w:rPr>
-          <w:rFonts w:ascii="SimSun" w:hAnsi="SimSun" w:eastAsia="SimSun"/>
-          <w:color w:val="000000"/>
-          <w:sz w:val="21"/>
-        </w:rPr>
-        <w:t>智能单元格聚合：智能单元格聚合主要用于核心功能。对每个单元格位置，自动判断类型并执行对应操作：所有文件值相同则显示标签（如科目代码'201'）；值不同且均为数字则显示求和结果；值不同且包含非数字则显示不同值的条数（如'3条'）。支持千分位、欧式小数、百分比等多种数字格式的自动识别和运算。用户通常会在完成“工作表切换管理”后进入本环节，并继续查看新的处理结果。用户可以通过查看、搜索或筛选信息，找到需要继续处理的数据。</w:t>
-      </w:r>
-    </w:p>
-    <w:p>
-      <w:pPr>
-        <w:pStyle w:val="ListNumber"/>
-      </w:pPr>
-      <w:r>
-        <w:rPr>
-          <w:rFonts w:ascii="SimSun" w:hAnsi="SimSun" w:eastAsia="SimSun"/>
-          <w:color w:val="000000"/>
-          <w:sz w:val="21"/>
-        </w:rPr>
-        <w:t>穿透查阅：穿透查阅主要用于点击汇总表中的任一单元格，侧边栏展示该单元格位置在所有源文件中的原始值及对应文件名，方便核查汇总来源。本环节会承接“智能单元格聚合”留下的资料，使前后操作保持连贯。用户可以集中查看、保存和复用相关资料，减少重复查找。</w:t>
-      </w:r>
-    </w:p>
-    <w:p>
-      <w:pPr>
-        <w:pStyle w:val="ListNumber"/>
-      </w:pPr>
-      <w:r>
-        <w:rPr>
-          <w:rFonts w:ascii="SimSun" w:hAnsi="SimSun" w:eastAsia="SimSun"/>
-          <w:color w:val="000000"/>
-          <w:sz w:val="21"/>
-        </w:rPr>
-        <w:t>类型修正与规则管理：类型修正与规则管理主要用于当自动识别结果不准确时，用户可手动将单元格标记为金额（求和）、标签（保留）或混合类型。修正规则可保存为方案（Schema），下次导入同类文件时自动应用。这一页可接续“穿透查阅”形成的内容，继续办理当前业务事项。用户可以集中查看、保存和复用相关资料，减少重复查找。</w:t>
-      </w:r>
-    </w:p>
-    <w:p>
-      <w:pPr>
-        <w:pStyle w:val="ListNumber"/>
-      </w:pPr>
-      <w:r>
-        <w:rPr>
-          <w:rFonts w:ascii="SimSun" w:hAnsi="SimSun" w:eastAsia="SimSun"/>
-          <w:color w:val="000000"/>
-          <w:sz w:val="21"/>
-        </w:rPr>
-        <w:t>导出汇总结果：导出汇总结果主要用于将汇总后的表格导出为 .xlsx 格式的 Excel 工作簿，保留原始行列结构和表头信息，方便存档和分发。在流程上，它会沿用“类型修正与规则管理”中已经确认的信息，帮助用户进入下一步处理。用户可以查看处理进度、确认关键结果，并根据页面提示继续推进。</w:t>
+        <w:t>本手册截图使用的 Excel 文件均为本次材料生成流程创建的虚构测试数据，文件保存在 `/Users/ethan/xlsOne/软件著作权申请资料/截图/测试数据/`，文件名为 `测试单位A_费用报表.xlsx`、`测试单位B_费用报表.xlsx`、`测试单位C_费用报表.xlsx`、`测试单位D_费用报表.xlsx`。这些文件仅用于演示截图，不含真实客户、政府或业务数据，也不作为代码材料来源。</w:t>
       </w:r>
     </w:p>
     <w:p>
@@ -143,7 +52,56 @@
         <w:rPr>
           <w:color w:val="000000"/>
         </w:rPr>
-        <w:t>适用对象与运行环境</w:t>
+        <w:t>2. 软件启动与空白工作台</w:t>
+      </w:r>
+    </w:p>
+    <w:p>
+      <w:r>
+        <w:rPr>
+          <w:rFonts w:ascii="SimSun" w:hAnsi="SimSun" w:eastAsia="SimSun"/>
+          <w:color w:val="000000"/>
+          <w:sz w:val="21"/>
+        </w:rPr>
+        <w:t>启动软件后，窗口标题显示为“xlsOne 表表归一”。首次进入时，工作台中部显示 Excel 文件导入入口。用户可以拖入多个 `.xlsx` 或 `.xls` 文件，也可以点击“选择文件”打开系统文件选择窗口。空白状态下不会读取任何历史业务文件，只有在用户选择文件后才开始解析和校验。</w:t>
+      </w:r>
+    </w:p>
+    <w:p>
+      <w:r>
+        <w:rPr>
+          <w:color w:val="000000"/>
+        </w:rPr>
+        <w:drawing>
+          <wp:inline xmlns:a="http://schemas.openxmlformats.org/drawingml/2006/main" xmlns:pic="http://schemas.openxmlformats.org/drawingml/2006/picture">
+            <wp:extent cx="5303520" cy="2983230"/>
+            <wp:docPr id="1" name="Picture 1"/>
+            <wp:cNvGraphicFramePr>
+              <a:graphicFrameLocks noChangeAspect="1"/>
+            </wp:cNvGraphicFramePr>
+            <a:graphic>
+              <a:graphicData uri="http://schemas.openxmlformats.org/drawingml/2006/picture">
+                <pic:pic>
+                  <pic:nvPicPr>
+                    <pic:cNvPr id="0" name="01-empty-workspace.png"/>
+                    <pic:cNvPicPr/>
+                  </pic:nvPicPr>
+                  <pic:blipFill>
+                    <a:blip r:embed="rId9"/>
+                    <a:stretch>
+                      <a:fillRect/>
+                    </a:stretch>
+                  </pic:blipFill>
+                  <pic:spPr>
+                    <a:xfrm>
+                      <a:off x="0" y="0"/>
+                      <a:ext cx="5303520" cy="2983230"/>
+                    </a:xfrm>
+                    <a:prstGeom prst="rect"/>
+                  </pic:spPr>
+                </pic:pic>
+              </a:graphicData>
+            </a:graphic>
+          </wp:inline>
+        </w:drawing>
       </w:r>
     </w:p>
     <w:p>
@@ -154,18 +112,7 @@
         <w:rPr>
           <w:color w:val="000000"/>
         </w:rPr>
-        <w:t>启动与主界面</w:t>
-      </w:r>
-    </w:p>
-    <w:p>
-      <w:pPr>
-        <w:pStyle w:val="Heading3"/>
-      </w:pPr>
-      <w:r>
-        <w:rPr>
-          <w:color w:val="000000"/>
-        </w:rPr>
-        <w:t>1. 文件导入</w:t>
+        <w:t>3. 批量导入 Excel 文件</w:t>
       </w:r>
     </w:p>
     <w:p>
@@ -175,7 +122,46 @@
           <w:color w:val="000000"/>
           <w:sz w:val="21"/>
         </w:rPr>
-        <w:t>在文件导入中，用户可以支持批量导入多个 Excel 文件（.xlsx 和 .xls），可通过拖拽或菜单打开文件方式导入。导入后显示文件列表，支持添加和关闭文件。</w:t>
+        <w:t>点击“选择文件”后，系统打开 macOS 文件选择窗口。用户进入测试数据目录后，可以一次选中多份 Excel 文件并点击“打开”。软件会把本批次文件作为同一组报表处理，后续汇总、校验和来源查看都围绕这一批文件展开。</w:t>
+      </w:r>
+    </w:p>
+    <w:p>
+      <w:r>
+        <w:rPr>
+          <w:color w:val="000000"/>
+        </w:rPr>
+        <w:drawing>
+          <wp:inline xmlns:a="http://schemas.openxmlformats.org/drawingml/2006/main" xmlns:pic="http://schemas.openxmlformats.org/drawingml/2006/picture">
+            <wp:extent cx="5303520" cy="2983230"/>
+            <wp:docPr id="2" name="Picture 2"/>
+            <wp:cNvGraphicFramePr>
+              <a:graphicFrameLocks noChangeAspect="1"/>
+            </wp:cNvGraphicFramePr>
+            <a:graphic>
+              <a:graphicData uri="http://schemas.openxmlformats.org/drawingml/2006/picture">
+                <pic:pic>
+                  <pic:nvPicPr>
+                    <pic:cNvPr id="0" name="02-batch-import-test-files.png"/>
+                    <pic:cNvPicPr/>
+                  </pic:nvPicPr>
+                  <pic:blipFill>
+                    <a:blip r:embed="rId10"/>
+                    <a:stretch>
+                      <a:fillRect/>
+                    </a:stretch>
+                  </pic:blipFill>
+                  <pic:spPr>
+                    <a:xfrm>
+                      <a:off x="0" y="0"/>
+                      <a:ext cx="5303520" cy="2983230"/>
+                    </a:xfrm>
+                    <a:prstGeom prst="rect"/>
+                  </pic:spPr>
+                </pic:pic>
+              </a:graphicData>
+            </a:graphic>
+          </wp:inline>
+        </w:drawing>
       </w:r>
     </w:p>
     <w:p>
@@ -185,767 +171,7 @@
           <w:color w:val="000000"/>
           <w:sz w:val="21"/>
         </w:rPr>
-        <w:t>用户进入页面后，可以通过列表、筛选条件或搜索框查找目标信息。页面会把符合条件的内容展示出来，便于继续查看详情或进行后续处理。 这一步通常是用户进入具体业务的起点，后续页面会围绕当前选择或填写的信息继续展开。</w:t>
-      </w:r>
-    </w:p>
-    <w:p>
-      <w:r>
-        <w:rPr>
-          <w:rFonts w:ascii="SimSun" w:hAnsi="SimSun" w:eastAsia="SimSun"/>
-          <w:color w:val="000000"/>
-          <w:sz w:val="21"/>
-        </w:rPr>
-        <w:t>操作步骤：</w:t>
-      </w:r>
-    </w:p>
-    <w:p>
-      <w:pPr>
-        <w:pStyle w:val="ListNumber"/>
-      </w:pPr>
-      <w:r>
-        <w:rPr>
-          <w:rFonts w:ascii="SimSun" w:hAnsi="SimSun" w:eastAsia="SimSun"/>
-          <w:color w:val="000000"/>
-          <w:sz w:val="21"/>
-        </w:rPr>
-        <w:t>进入对应查询或列表页面。</w:t>
-      </w:r>
-    </w:p>
-    <w:p>
-      <w:pPr>
-        <w:pStyle w:val="ListNumber"/>
-      </w:pPr>
-      <w:r>
-        <w:rPr>
-          <w:rFonts w:ascii="SimSun" w:hAnsi="SimSun" w:eastAsia="SimSun"/>
-          <w:color w:val="000000"/>
-          <w:sz w:val="21"/>
-        </w:rPr>
-        <w:t>输入关键词，或选择时间、分类、状态等筛选条件。</w:t>
-      </w:r>
-    </w:p>
-    <w:p>
-      <w:pPr>
-        <w:pStyle w:val="ListNumber"/>
-      </w:pPr>
-      <w:r>
-        <w:rPr>
-          <w:rFonts w:ascii="SimSun" w:hAnsi="SimSun" w:eastAsia="SimSun"/>
-          <w:color w:val="000000"/>
-          <w:sz w:val="21"/>
-        </w:rPr>
-        <w:t>查看页面返回的列表或详情内容。</w:t>
-      </w:r>
-    </w:p>
-    <w:p>
-      <w:pPr>
-        <w:pStyle w:val="ListNumber"/>
-      </w:pPr>
-      <w:r>
-        <w:rPr>
-          <w:rFonts w:ascii="SimSun" w:hAnsi="SimSun" w:eastAsia="SimSun"/>
-          <w:color w:val="000000"/>
-          <w:sz w:val="21"/>
-        </w:rPr>
-        <w:t>选择需要继续处理的数据，进入详情、编辑或确认页面。</w:t>
-      </w:r>
-    </w:p>
-    <w:p>
-      <w:r>
-        <w:rPr>
-          <w:rFonts w:ascii="SimSun" w:hAnsi="SimSun" w:eastAsia="SimSun"/>
-          <w:color w:val="000000"/>
-          <w:sz w:val="21"/>
-        </w:rPr>
-        <w:t>完成该操作后，用户可以定位到目标数据，并根据页面提供的入口继续查看或办理。确认后，用户可转入“工作簿结构校验”继续处理。</w:t>
-      </w:r>
-    </w:p>
-    <w:p>
-      <w:r>
-        <w:rPr>
-          <w:rFonts w:ascii="SimSun" w:hAnsi="SimSun" w:eastAsia="SimSun"/>
-          <w:color w:val="000000"/>
-          <w:sz w:val="21"/>
-        </w:rPr>
-        <w:t>【截图预留：请在此处插入“文件导入”页面或操作结果截图。】</w:t>
-      </w:r>
-    </w:p>
-    <w:p>
-      <w:pPr>
-        <w:pStyle w:val="Heading3"/>
-      </w:pPr>
-      <w:r>
-        <w:rPr>
-          <w:color w:val="000000"/>
-        </w:rPr>
-        <w:t>2. 工作簿结构校验</w:t>
-      </w:r>
-    </w:p>
-    <w:p>
-      <w:r>
-        <w:rPr>
-          <w:rFonts w:ascii="SimSun" w:hAnsi="SimSun" w:eastAsia="SimSun"/>
-          <w:color w:val="000000"/>
-          <w:sz w:val="21"/>
-        </w:rPr>
-        <w:t>通过工作簿结构校验，用户可以自动校验所有导入文件的结构是否一致，包括行数、列数、工作表名称等。对于结构不匹配的文件给出警告或排除提示，确保汇总结果的准确性。这一页可接续“文件导入”形成的内容，继续办理当前业务事项。</w:t>
-      </w:r>
-    </w:p>
-    <w:p>
-      <w:r>
-        <w:rPr>
-          <w:rFonts w:ascii="SimSun" w:hAnsi="SimSun" w:eastAsia="SimSun"/>
-          <w:color w:val="000000"/>
-          <w:sz w:val="21"/>
-        </w:rPr>
-        <w:t>该功能用于集中管理业务资料。用户可查看已有资料，上传或选择需要使用的内容，也可以把处理结果保存下来供后续复用。 它通常承接前一环节的信息，帮助用户把事项推进到更具体的处理页面。</w:t>
-      </w:r>
-    </w:p>
-    <w:p>
-      <w:r>
-        <w:rPr>
-          <w:rFonts w:ascii="SimSun" w:hAnsi="SimSun" w:eastAsia="SimSun"/>
-          <w:color w:val="000000"/>
-          <w:sz w:val="21"/>
-        </w:rPr>
-        <w:t>操作步骤：</w:t>
-      </w:r>
-    </w:p>
-    <w:p>
-      <w:pPr>
-        <w:pStyle w:val="ListNumber"/>
-      </w:pPr>
-      <w:r>
-        <w:rPr>
-          <w:rFonts w:ascii="SimSun" w:hAnsi="SimSun" w:eastAsia="SimSun"/>
-          <w:color w:val="000000"/>
-          <w:sz w:val="21"/>
-        </w:rPr>
-        <w:t>进入资料、文件或资源管理页面。</w:t>
-      </w:r>
-    </w:p>
-    <w:p>
-      <w:pPr>
-        <w:pStyle w:val="ListNumber"/>
-      </w:pPr>
-      <w:r>
-        <w:rPr>
-          <w:rFonts w:ascii="SimSun" w:hAnsi="SimSun" w:eastAsia="SimSun"/>
-          <w:color w:val="000000"/>
-          <w:sz w:val="21"/>
-        </w:rPr>
-        <w:t>查看已有资料列表，或选择上传、导入、下载等操作。</w:t>
-      </w:r>
-    </w:p>
-    <w:p>
-      <w:pPr>
-        <w:pStyle w:val="ListNumber"/>
-      </w:pPr>
-      <w:r>
-        <w:rPr>
-          <w:rFonts w:ascii="SimSun" w:hAnsi="SimSun" w:eastAsia="SimSun"/>
-          <w:color w:val="000000"/>
-          <w:sz w:val="21"/>
-        </w:rPr>
-        <w:t>选择需要查看、使用或维护的资料。</w:t>
-      </w:r>
-    </w:p>
-    <w:p>
-      <w:pPr>
-        <w:pStyle w:val="ListNumber"/>
-      </w:pPr>
-      <w:r>
-        <w:rPr>
-          <w:rFonts w:ascii="SimSun" w:hAnsi="SimSun" w:eastAsia="SimSun"/>
-          <w:color w:val="000000"/>
-          <w:sz w:val="21"/>
-        </w:rPr>
-        <w:t>保存处理结果，并返回当前业务页面继续使用。</w:t>
-      </w:r>
-    </w:p>
-    <w:p>
-      <w:r>
-        <w:rPr>
-          <w:rFonts w:ascii="SimSun" w:hAnsi="SimSun" w:eastAsia="SimSun"/>
-          <w:color w:val="000000"/>
-          <w:sz w:val="21"/>
-        </w:rPr>
-        <w:t>完成该操作后，相关资料会被集中保存，用户后续可以继续查找、复用或维护。该结果确认后，后续可进入“工作表切换管理”继续完善。</w:t>
-      </w:r>
-    </w:p>
-    <w:p>
-      <w:r>
-        <w:rPr>
-          <w:rFonts w:ascii="SimSun" w:hAnsi="SimSun" w:eastAsia="SimSun"/>
-          <w:color w:val="000000"/>
-          <w:sz w:val="21"/>
-        </w:rPr>
-        <w:t>【截图预留：请在此处插入“工作簿结构校验”页面或操作结果截图。】</w:t>
-      </w:r>
-    </w:p>
-    <w:p>
-      <w:pPr>
-        <w:pStyle w:val="Heading3"/>
-      </w:pPr>
-      <w:r>
-        <w:rPr>
-          <w:color w:val="000000"/>
-        </w:rPr>
-        <w:t>3. 工作表切换管理</w:t>
-      </w:r>
-    </w:p>
-    <w:p>
-      <w:r>
-        <w:rPr>
-          <w:rFonts w:ascii="SimSun" w:hAnsi="SimSun" w:eastAsia="SimSun"/>
-          <w:color w:val="000000"/>
-          <w:sz w:val="21"/>
-        </w:rPr>
-        <w:t>在工作表切换管理中，用户可以自动识别所有文件中的工作表名称，以标签页形式展示，用户可切换不同工作表查看对应的汇总数据。切换工作表时自动重新汇总。在流程上，它会沿用“工作簿结构校验”中已经确认的信息，帮助用户进入下一步处理。</w:t>
-      </w:r>
-    </w:p>
-    <w:p>
-      <w:r>
-        <w:rPr>
-          <w:rFonts w:ascii="SimSun" w:hAnsi="SimSun" w:eastAsia="SimSun"/>
-          <w:color w:val="000000"/>
-          <w:sz w:val="21"/>
-        </w:rPr>
-        <w:t>用户进入页面后，可以通过列表、筛选条件或搜索框查找目标信息。页面会把符合条件的内容展示出来，便于继续查看详情或进行后续处理。 这一环节会把前面已经确认的内容进一步细化，便于审核人员理解软件的实际使用路径。</w:t>
-      </w:r>
-    </w:p>
-    <w:p>
-      <w:r>
-        <w:rPr>
-          <w:rFonts w:ascii="SimSun" w:hAnsi="SimSun" w:eastAsia="SimSun"/>
-          <w:color w:val="000000"/>
-          <w:sz w:val="21"/>
-        </w:rPr>
-        <w:t>操作步骤：</w:t>
-      </w:r>
-    </w:p>
-    <w:p>
-      <w:pPr>
-        <w:pStyle w:val="ListNumber"/>
-      </w:pPr>
-      <w:r>
-        <w:rPr>
-          <w:rFonts w:ascii="SimSun" w:hAnsi="SimSun" w:eastAsia="SimSun"/>
-          <w:color w:val="000000"/>
-          <w:sz w:val="21"/>
-        </w:rPr>
-        <w:t>进入对应查询或列表页面。</w:t>
-      </w:r>
-    </w:p>
-    <w:p>
-      <w:pPr>
-        <w:pStyle w:val="ListNumber"/>
-      </w:pPr>
-      <w:r>
-        <w:rPr>
-          <w:rFonts w:ascii="SimSun" w:hAnsi="SimSun" w:eastAsia="SimSun"/>
-          <w:color w:val="000000"/>
-          <w:sz w:val="21"/>
-        </w:rPr>
-        <w:t>输入关键词，或选择时间、分类、状态等筛选条件。</w:t>
-      </w:r>
-    </w:p>
-    <w:p>
-      <w:pPr>
-        <w:pStyle w:val="ListNumber"/>
-      </w:pPr>
-      <w:r>
-        <w:rPr>
-          <w:rFonts w:ascii="SimSun" w:hAnsi="SimSun" w:eastAsia="SimSun"/>
-          <w:color w:val="000000"/>
-          <w:sz w:val="21"/>
-        </w:rPr>
-        <w:t>查看页面返回的列表或详情内容。</w:t>
-      </w:r>
-    </w:p>
-    <w:p>
-      <w:pPr>
-        <w:pStyle w:val="ListNumber"/>
-      </w:pPr>
-      <w:r>
-        <w:rPr>
-          <w:rFonts w:ascii="SimSun" w:hAnsi="SimSun" w:eastAsia="SimSun"/>
-          <w:color w:val="000000"/>
-          <w:sz w:val="21"/>
-        </w:rPr>
-        <w:t>选择需要继续处理的数据，进入详情、编辑或确认页面。</w:t>
-      </w:r>
-    </w:p>
-    <w:p>
-      <w:r>
-        <w:rPr>
-          <w:rFonts w:ascii="SimSun" w:hAnsi="SimSun" w:eastAsia="SimSun"/>
-          <w:color w:val="000000"/>
-          <w:sz w:val="21"/>
-        </w:rPr>
-        <w:t>完成该操作后，用户可以定位到目标数据，并根据页面提供的入口继续查看或办理。用户完成检查后，可以打开“智能单元格聚合”推进后续工作。</w:t>
-      </w:r>
-    </w:p>
-    <w:p>
-      <w:r>
-        <w:rPr>
-          <w:rFonts w:ascii="SimSun" w:hAnsi="SimSun" w:eastAsia="SimSun"/>
-          <w:color w:val="000000"/>
-          <w:sz w:val="21"/>
-        </w:rPr>
-        <w:t>【截图预留：请在此处插入“工作表切换管理”页面或操作结果截图。】</w:t>
-      </w:r>
-    </w:p>
-    <w:p>
-      <w:pPr>
-        <w:pStyle w:val="Heading3"/>
-      </w:pPr>
-      <w:r>
-        <w:rPr>
-          <w:color w:val="000000"/>
-        </w:rPr>
-        <w:t>4. 智能单元格聚合</w:t>
-      </w:r>
-    </w:p>
-    <w:p>
-      <w:r>
-        <w:rPr>
-          <w:rFonts w:ascii="SimSun" w:hAnsi="SimSun" w:eastAsia="SimSun"/>
-          <w:color w:val="000000"/>
-          <w:sz w:val="21"/>
-        </w:rPr>
-        <w:t>在智能单元格聚合中，用户可以核心功能。对每个单元格位置，自动判断类型并执行对应操作：所有文件值相同则显示标签（如科目代码'201'）；值不同且均为数字则显示求和结果；值不同且包含非数字则显示不同值的条数（如'3条'）。支持千分位、欧式小数、百分比等多种数字格式的自动识别和运算。用户通常会在完成“工作表切换管理”后进入本环节，并继续查看新的处理结果。</w:t>
-      </w:r>
-    </w:p>
-    <w:p>
-      <w:r>
-        <w:rPr>
-          <w:rFonts w:ascii="SimSun" w:hAnsi="SimSun" w:eastAsia="SimSun"/>
-          <w:color w:val="000000"/>
-          <w:sz w:val="21"/>
-        </w:rPr>
-        <w:t>该功能用于集中管理业务资料。用户可查看已有资料，上传或选择需要使用的内容，也可以把处理结果保存下来供后续复用。</w:t>
-      </w:r>
-    </w:p>
-    <w:p>
-      <w:r>
-        <w:rPr>
-          <w:rFonts w:ascii="SimSun" w:hAnsi="SimSun" w:eastAsia="SimSun"/>
-          <w:color w:val="000000"/>
-          <w:sz w:val="21"/>
-        </w:rPr>
-        <w:t>操作步骤：</w:t>
-      </w:r>
-    </w:p>
-    <w:p>
-      <w:pPr>
-        <w:pStyle w:val="ListNumber"/>
-      </w:pPr>
-      <w:r>
-        <w:rPr>
-          <w:rFonts w:ascii="SimSun" w:hAnsi="SimSun" w:eastAsia="SimSun"/>
-          <w:color w:val="000000"/>
-          <w:sz w:val="21"/>
-        </w:rPr>
-        <w:t>进入资料、文件或资源管理页面。</w:t>
-      </w:r>
-    </w:p>
-    <w:p>
-      <w:pPr>
-        <w:pStyle w:val="ListNumber"/>
-      </w:pPr>
-      <w:r>
-        <w:rPr>
-          <w:rFonts w:ascii="SimSun" w:hAnsi="SimSun" w:eastAsia="SimSun"/>
-          <w:color w:val="000000"/>
-          <w:sz w:val="21"/>
-        </w:rPr>
-        <w:t>查看已有资料列表，或选择上传、导入、下载等操作。</w:t>
-      </w:r>
-    </w:p>
-    <w:p>
-      <w:pPr>
-        <w:pStyle w:val="ListNumber"/>
-      </w:pPr>
-      <w:r>
-        <w:rPr>
-          <w:rFonts w:ascii="SimSun" w:hAnsi="SimSun" w:eastAsia="SimSun"/>
-          <w:color w:val="000000"/>
-          <w:sz w:val="21"/>
-        </w:rPr>
-        <w:t>选择需要查看、使用或维护的资料。</w:t>
-      </w:r>
-    </w:p>
-    <w:p>
-      <w:pPr>
-        <w:pStyle w:val="ListNumber"/>
-      </w:pPr>
-      <w:r>
-        <w:rPr>
-          <w:rFonts w:ascii="SimSun" w:hAnsi="SimSun" w:eastAsia="SimSun"/>
-          <w:color w:val="000000"/>
-          <w:sz w:val="21"/>
-        </w:rPr>
-        <w:t>保存处理结果，并返回当前业务页面继续使用。</w:t>
-      </w:r>
-    </w:p>
-    <w:p>
-      <w:r>
-        <w:rPr>
-          <w:rFonts w:ascii="SimSun" w:hAnsi="SimSun" w:eastAsia="SimSun"/>
-          <w:color w:val="000000"/>
-          <w:sz w:val="21"/>
-        </w:rPr>
-        <w:t>完成该操作后，相关资料会被集中保存，用户后续可以继续查找、复用或维护。保存当前结果后，软件会支持用户继续前往“穿透查阅”。</w:t>
-      </w:r>
-    </w:p>
-    <w:p>
-      <w:r>
-        <w:rPr>
-          <w:rFonts w:ascii="SimSun" w:hAnsi="SimSun" w:eastAsia="SimSun"/>
-          <w:color w:val="000000"/>
-          <w:sz w:val="21"/>
-        </w:rPr>
-        <w:t>【截图预留：请在此处插入“智能单元格聚合”页面或操作结果截图。】</w:t>
-      </w:r>
-    </w:p>
-    <w:p>
-      <w:pPr>
-        <w:pStyle w:val="Heading3"/>
-      </w:pPr>
-      <w:r>
-        <w:rPr>
-          <w:color w:val="000000"/>
-        </w:rPr>
-        <w:t>5. 穿透查阅</w:t>
-      </w:r>
-    </w:p>
-    <w:p>
-      <w:r>
-        <w:rPr>
-          <w:rFonts w:ascii="SimSun" w:hAnsi="SimSun" w:eastAsia="SimSun"/>
-          <w:color w:val="000000"/>
-          <w:sz w:val="21"/>
-        </w:rPr>
-        <w:t>通过穿透查阅，用户可以点击汇总表中的任一单元格，侧边栏展示该单元格位置在所有源文件中的原始值及对应文件名，方便核查汇总来源。本环节会承接“智能单元格聚合”留下的资料，使前后操作保持连贯。</w:t>
-      </w:r>
-    </w:p>
-    <w:p>
-      <w:r>
-        <w:rPr>
-          <w:rFonts w:ascii="SimSun" w:hAnsi="SimSun" w:eastAsia="SimSun"/>
-          <w:color w:val="000000"/>
-          <w:sz w:val="21"/>
-        </w:rPr>
-        <w:t>该功能用于集中管理业务资料。用户可查看已有资料，上传或选择需要使用的内容，也可以把处理结果保存下来供后续复用。</w:t>
-      </w:r>
-    </w:p>
-    <w:p>
-      <w:r>
-        <w:rPr>
-          <w:rFonts w:ascii="SimSun" w:hAnsi="SimSun" w:eastAsia="SimSun"/>
-          <w:color w:val="000000"/>
-          <w:sz w:val="21"/>
-        </w:rPr>
-        <w:t>操作步骤：</w:t>
-      </w:r>
-    </w:p>
-    <w:p>
-      <w:pPr>
-        <w:pStyle w:val="ListNumber"/>
-      </w:pPr>
-      <w:r>
-        <w:rPr>
-          <w:rFonts w:ascii="SimSun" w:hAnsi="SimSun" w:eastAsia="SimSun"/>
-          <w:color w:val="000000"/>
-          <w:sz w:val="21"/>
-        </w:rPr>
-        <w:t>进入资料、文件或资源管理穿透查阅页面。</w:t>
-      </w:r>
-    </w:p>
-    <w:p>
-      <w:pPr>
-        <w:pStyle w:val="ListNumber"/>
-      </w:pPr>
-      <w:r>
-        <w:rPr>
-          <w:rFonts w:ascii="SimSun" w:hAnsi="SimSun" w:eastAsia="SimSun"/>
-          <w:color w:val="000000"/>
-          <w:sz w:val="21"/>
-        </w:rPr>
-        <w:t>穿透查阅：查看已有资料列表，或选择上传、导入、下载等操作。</w:t>
-      </w:r>
-    </w:p>
-    <w:p>
-      <w:pPr>
-        <w:pStyle w:val="ListNumber"/>
-      </w:pPr>
-      <w:r>
-        <w:rPr>
-          <w:rFonts w:ascii="SimSun" w:hAnsi="SimSun" w:eastAsia="SimSun"/>
-          <w:color w:val="000000"/>
-          <w:sz w:val="21"/>
-        </w:rPr>
-        <w:t>穿透查阅：选择需要查看、使用或维护的资料。</w:t>
-      </w:r>
-    </w:p>
-    <w:p>
-      <w:pPr>
-        <w:pStyle w:val="ListNumber"/>
-      </w:pPr>
-      <w:r>
-        <w:rPr>
-          <w:rFonts w:ascii="SimSun" w:hAnsi="SimSun" w:eastAsia="SimSun"/>
-          <w:color w:val="000000"/>
-          <w:sz w:val="21"/>
-        </w:rPr>
-        <w:t>保存处理结果，并返回当前业务穿透查阅页面继续使用。</w:t>
-      </w:r>
-    </w:p>
-    <w:p>
-      <w:r>
-        <w:rPr>
-          <w:rFonts w:ascii="SimSun" w:hAnsi="SimSun" w:eastAsia="SimSun"/>
-          <w:color w:val="000000"/>
-          <w:sz w:val="21"/>
-        </w:rPr>
-        <w:t>完成该操作后，相关资料会被集中保存，用户后续可以继续查找、复用或维护。确认后，用户可转入“类型修正与规则管理”继续处理。</w:t>
-      </w:r>
-    </w:p>
-    <w:p>
-      <w:r>
-        <w:rPr>
-          <w:rFonts w:ascii="SimSun" w:hAnsi="SimSun" w:eastAsia="SimSun"/>
-          <w:color w:val="000000"/>
-          <w:sz w:val="21"/>
-        </w:rPr>
-        <w:t>【截图预留：请在此处插入“穿透查阅”页面或操作结果截图。】</w:t>
-      </w:r>
-    </w:p>
-    <w:p>
-      <w:pPr>
-        <w:pStyle w:val="Heading3"/>
-      </w:pPr>
-      <w:r>
-        <w:rPr>
-          <w:color w:val="000000"/>
-        </w:rPr>
-        <w:t>6. 类型修正与规则管理</w:t>
-      </w:r>
-    </w:p>
-    <w:p>
-      <w:r>
-        <w:rPr>
-          <w:rFonts w:ascii="SimSun" w:hAnsi="SimSun" w:eastAsia="SimSun"/>
-          <w:color w:val="000000"/>
-          <w:sz w:val="21"/>
-        </w:rPr>
-        <w:t>通过类型修正与规则管理，用户可以当自动识别结果不准确时，用户可手动将单元格标记为金额（求和）、标签（保留）或混合类型。修正规则可保存为方案（Schema），下次导入同类文件时自动应用。这一页可接续“穿透查阅”形成的内容，继续办理当前业务事项。</w:t>
-      </w:r>
-    </w:p>
-    <w:p>
-      <w:r>
-        <w:rPr>
-          <w:rFonts w:ascii="SimSun" w:hAnsi="SimSun" w:eastAsia="SimSun"/>
-          <w:color w:val="000000"/>
-          <w:sz w:val="21"/>
-        </w:rPr>
-        <w:t>该功能用于集中管理业务资料。用户可查看已有资料，上传或选择需要使用的内容，也可以把处理结果保存下来供后续复用。</w:t>
-      </w:r>
-    </w:p>
-    <w:p>
-      <w:r>
-        <w:rPr>
-          <w:rFonts w:ascii="SimSun" w:hAnsi="SimSun" w:eastAsia="SimSun"/>
-          <w:color w:val="000000"/>
-          <w:sz w:val="21"/>
-        </w:rPr>
-        <w:t>操作步骤：</w:t>
-      </w:r>
-    </w:p>
-    <w:p>
-      <w:pPr>
-        <w:pStyle w:val="ListNumber"/>
-      </w:pPr>
-      <w:r>
-        <w:rPr>
-          <w:rFonts w:ascii="SimSun" w:hAnsi="SimSun" w:eastAsia="SimSun"/>
-          <w:color w:val="000000"/>
-          <w:sz w:val="21"/>
-        </w:rPr>
-        <w:t>进入资料、文件或资源管理类型修正与规则管理页面。</w:t>
-      </w:r>
-    </w:p>
-    <w:p>
-      <w:pPr>
-        <w:pStyle w:val="ListNumber"/>
-      </w:pPr>
-      <w:r>
-        <w:rPr>
-          <w:rFonts w:ascii="SimSun" w:hAnsi="SimSun" w:eastAsia="SimSun"/>
-          <w:color w:val="000000"/>
-          <w:sz w:val="21"/>
-        </w:rPr>
-        <w:t>类型修正与规则管理：查看已有资料列表，或选择上传、导入、下载等操作。</w:t>
-      </w:r>
-    </w:p>
-    <w:p>
-      <w:pPr>
-        <w:pStyle w:val="ListNumber"/>
-      </w:pPr>
-      <w:r>
-        <w:rPr>
-          <w:rFonts w:ascii="SimSun" w:hAnsi="SimSun" w:eastAsia="SimSun"/>
-          <w:color w:val="000000"/>
-          <w:sz w:val="21"/>
-        </w:rPr>
-        <w:t>类型修正与规则管理：选择需要查看、使用或维护的资料。</w:t>
-      </w:r>
-    </w:p>
-    <w:p>
-      <w:pPr>
-        <w:pStyle w:val="ListNumber"/>
-      </w:pPr>
-      <w:r>
-        <w:rPr>
-          <w:rFonts w:ascii="SimSun" w:hAnsi="SimSun" w:eastAsia="SimSun"/>
-          <w:color w:val="000000"/>
-          <w:sz w:val="21"/>
-        </w:rPr>
-        <w:t>保存处理结果，并返回当前业务类型修正与规则管理页面继续使用。</w:t>
-      </w:r>
-    </w:p>
-    <w:p>
-      <w:r>
-        <w:rPr>
-          <w:rFonts w:ascii="SimSun" w:hAnsi="SimSun" w:eastAsia="SimSun"/>
-          <w:color w:val="000000"/>
-          <w:sz w:val="21"/>
-        </w:rPr>
-        <w:t>完成该操作后，相关资料会被集中保存，用户后续可以继续查找、复用或维护。该结果确认后，后续可进入“导出汇总结果”继续完善。</w:t>
-      </w:r>
-    </w:p>
-    <w:p>
-      <w:r>
-        <w:rPr>
-          <w:rFonts w:ascii="SimSun" w:hAnsi="SimSun" w:eastAsia="SimSun"/>
-          <w:color w:val="000000"/>
-          <w:sz w:val="21"/>
-        </w:rPr>
-        <w:t>【截图预留：请在此处插入“类型修正与规则管理”页面或操作结果截图。】</w:t>
-      </w:r>
-    </w:p>
-    <w:p>
-      <w:pPr>
-        <w:pStyle w:val="Heading3"/>
-      </w:pPr>
-      <w:r>
-        <w:rPr>
-          <w:color w:val="000000"/>
-        </w:rPr>
-        <w:t>7. 导出汇总结果</w:t>
-      </w:r>
-    </w:p>
-    <w:p>
-      <w:r>
-        <w:rPr>
-          <w:rFonts w:ascii="SimSun" w:hAnsi="SimSun" w:eastAsia="SimSun"/>
-          <w:color w:val="000000"/>
-          <w:sz w:val="21"/>
-        </w:rPr>
-        <w:t>在导出汇总结果环节，用户可以将汇总后的表格导出为 .xlsx 格式的 Excel 工作簿，保留原始行列结构和表头信息，方便存档和分发。在流程上，它会沿用“类型修正与规则管理”中已经确认的信息，帮助用户进入下一步处理。</w:t>
-      </w:r>
-    </w:p>
-    <w:p>
-      <w:r>
-        <w:rPr>
-          <w:rFonts w:ascii="SimSun" w:hAnsi="SimSun" w:eastAsia="SimSun"/>
-          <w:color w:val="000000"/>
-          <w:sz w:val="21"/>
-        </w:rPr>
-        <w:t>该功能用于集中管理业务资料。用户可查看已有资料，上传或选择需要使用的内容，也可以把处理结果保存下来供后续复用。</w:t>
-      </w:r>
-    </w:p>
-    <w:p>
-      <w:r>
-        <w:rPr>
-          <w:rFonts w:ascii="SimSun" w:hAnsi="SimSun" w:eastAsia="SimSun"/>
-          <w:color w:val="000000"/>
-          <w:sz w:val="21"/>
-        </w:rPr>
-        <w:t>操作步骤：</w:t>
-      </w:r>
-    </w:p>
-    <w:p>
-      <w:pPr>
-        <w:pStyle w:val="ListNumber"/>
-      </w:pPr>
-      <w:r>
-        <w:rPr>
-          <w:rFonts w:ascii="SimSun" w:hAnsi="SimSun" w:eastAsia="SimSun"/>
-          <w:color w:val="000000"/>
-          <w:sz w:val="21"/>
-        </w:rPr>
-        <w:t>进入资料、文件或资源管理导出汇总结果页面。</w:t>
-      </w:r>
-    </w:p>
-    <w:p>
-      <w:pPr>
-        <w:pStyle w:val="ListNumber"/>
-      </w:pPr>
-      <w:r>
-        <w:rPr>
-          <w:rFonts w:ascii="SimSun" w:hAnsi="SimSun" w:eastAsia="SimSun"/>
-          <w:color w:val="000000"/>
-          <w:sz w:val="21"/>
-        </w:rPr>
-        <w:t>导出汇总结果：查看已有资料列表，或选择上传、导入、下载等操作。</w:t>
-      </w:r>
-    </w:p>
-    <w:p>
-      <w:pPr>
-        <w:pStyle w:val="ListNumber"/>
-      </w:pPr>
-      <w:r>
-        <w:rPr>
-          <w:rFonts w:ascii="SimSun" w:hAnsi="SimSun" w:eastAsia="SimSun"/>
-          <w:color w:val="000000"/>
-          <w:sz w:val="21"/>
-        </w:rPr>
-        <w:t>导出汇总结果：选择需要查看、使用或维护的资料。</w:t>
-      </w:r>
-    </w:p>
-    <w:p>
-      <w:pPr>
-        <w:pStyle w:val="ListNumber"/>
-      </w:pPr>
-      <w:r>
-        <w:rPr>
-          <w:rFonts w:ascii="SimSun" w:hAnsi="SimSun" w:eastAsia="SimSun"/>
-          <w:color w:val="000000"/>
-          <w:sz w:val="21"/>
-        </w:rPr>
-        <w:t>保存处理结果，并返回当前业务导出汇总结果页面继续使用。</w:t>
-      </w:r>
-    </w:p>
-    <w:p>
-      <w:r>
-        <w:rPr>
-          <w:rFonts w:ascii="SimSun" w:hAnsi="SimSun" w:eastAsia="SimSun"/>
-          <w:color w:val="000000"/>
-          <w:sz w:val="21"/>
-        </w:rPr>
-        <w:t>完成该操作后，相关资料会被集中保存，用户后续可以继续查找、复用或维护。</w:t>
-      </w:r>
-    </w:p>
-    <w:p>
-      <w:r>
-        <w:rPr>
-          <w:rFonts w:ascii="SimSun" w:hAnsi="SimSun" w:eastAsia="SimSun"/>
-          <w:color w:val="000000"/>
-          <w:sz w:val="21"/>
-        </w:rPr>
-        <w:t>【截图预留：请在此处插入“导出汇总结果”页面或操作结果截图。】</w:t>
+        <w:t>文件导入后，软件先解析工作簿，再检查各文件是否存在可共同处理的 Sheet。截图中 4 个测试文件均参与处理，工作台顶部显示“追加、刷新、清空、导出 XLSX”等操作入口，并显示当前可切换的 Sheet。</w:t>
       </w:r>
     </w:p>
     <w:p>
@@ -956,18 +182,7 @@
         <w:rPr>
           <w:color w:val="000000"/>
         </w:rPr>
-        <w:t>导入文件</w:t>
-      </w:r>
-    </w:p>
-    <w:p>
-      <w:pPr>
-        <w:pStyle w:val="Heading3"/>
-      </w:pPr>
-      <w:r>
-        <w:rPr>
-          <w:color w:val="000000"/>
-        </w:rPr>
-        <w:t>1. 文件导入</w:t>
+        <w:t>4. 工作簿校验与 Sheet 切换</w:t>
       </w:r>
     </w:p>
     <w:p>
@@ -977,7 +192,46 @@
           <w:color w:val="000000"/>
           <w:sz w:val="21"/>
         </w:rPr>
-        <w:t>在文件导入中，用户可以支持批量导入多个 Excel 文件（.xlsx 和 .xls），可通过拖拽或菜单打开文件方式导入。导入后显示文件列表，支持添加和关闭文件。</w:t>
+        <w:t>软件会按 Sheet 维度检查参与文件数量、有效行列范围和结构一致性。通过校验的 Sheet 会显示在工作台上方，例如截图中的 `sheet1`、`sheet2`。用户点击不同 Sheet 标签后，左侧网格和右侧详情面板会同步切换，便于在同一批文件中分别查看费用汇总表和项目明细表的结果。</w:t>
+      </w:r>
+    </w:p>
+    <w:p>
+      <w:r>
+        <w:rPr>
+          <w:color w:val="000000"/>
+        </w:rPr>
+        <w:drawing>
+          <wp:inline xmlns:a="http://schemas.openxmlformats.org/drawingml/2006/main" xmlns:pic="http://schemas.openxmlformats.org/drawingml/2006/picture">
+            <wp:extent cx="5303520" cy="2983230"/>
+            <wp:docPr id="3" name="Picture 3"/>
+            <wp:cNvGraphicFramePr>
+              <a:graphicFrameLocks noChangeAspect="1"/>
+            </wp:cNvGraphicFramePr>
+            <a:graphic>
+              <a:graphicData uri="http://schemas.openxmlformats.org/drawingml/2006/picture">
+                <pic:pic>
+                  <pic:nvPicPr>
+                    <pic:cNvPr id="0" name="06-sheet-switch-validation.png"/>
+                    <pic:cNvPicPr/>
+                  </pic:nvPicPr>
+                  <pic:blipFill>
+                    <a:blip r:embed="rId11"/>
+                    <a:stretch>
+                      <a:fillRect/>
+                    </a:stretch>
+                  </pic:blipFill>
+                  <pic:spPr>
+                    <a:xfrm>
+                      <a:off x="0" y="0"/>
+                      <a:ext cx="5303520" cy="2983230"/>
+                    </a:xfrm>
+                    <a:prstGeom prst="rect"/>
+                  </pic:spPr>
+                </pic:pic>
+              </a:graphicData>
+            </a:graphic>
+          </wp:inline>
+        </w:drawing>
       </w:r>
     </w:p>
     <w:p>
@@ -987,767 +241,7 @@
           <w:color w:val="000000"/>
           <w:sz w:val="21"/>
         </w:rPr>
-        <w:t>用户进入页面后，可以通过列表、筛选条件或搜索框查找目标信息。页面会把符合条件的内容展示出来，便于继续查看详情或进行后续处理。 这一步通常是用户进入具体业务的起点，后续页面会围绕当前选择或填写的信息继续展开。</w:t>
-      </w:r>
-    </w:p>
-    <w:p>
-      <w:r>
-        <w:rPr>
-          <w:rFonts w:ascii="SimSun" w:hAnsi="SimSun" w:eastAsia="SimSun"/>
-          <w:color w:val="000000"/>
-          <w:sz w:val="21"/>
-        </w:rPr>
-        <w:t>操作步骤：</w:t>
-      </w:r>
-    </w:p>
-    <w:p>
-      <w:pPr>
-        <w:pStyle w:val="ListNumber"/>
-      </w:pPr>
-      <w:r>
-        <w:rPr>
-          <w:rFonts w:ascii="SimSun" w:hAnsi="SimSun" w:eastAsia="SimSun"/>
-          <w:color w:val="000000"/>
-          <w:sz w:val="21"/>
-        </w:rPr>
-        <w:t>进入对应查询或列表页面。</w:t>
-      </w:r>
-    </w:p>
-    <w:p>
-      <w:pPr>
-        <w:pStyle w:val="ListNumber"/>
-      </w:pPr>
-      <w:r>
-        <w:rPr>
-          <w:rFonts w:ascii="SimSun" w:hAnsi="SimSun" w:eastAsia="SimSun"/>
-          <w:color w:val="000000"/>
-          <w:sz w:val="21"/>
-        </w:rPr>
-        <w:t>输入关键词，或选择时间、分类、状态等筛选条件。</w:t>
-      </w:r>
-    </w:p>
-    <w:p>
-      <w:pPr>
-        <w:pStyle w:val="ListNumber"/>
-      </w:pPr>
-      <w:r>
-        <w:rPr>
-          <w:rFonts w:ascii="SimSun" w:hAnsi="SimSun" w:eastAsia="SimSun"/>
-          <w:color w:val="000000"/>
-          <w:sz w:val="21"/>
-        </w:rPr>
-        <w:t>查看页面返回的列表或详情内容。</w:t>
-      </w:r>
-    </w:p>
-    <w:p>
-      <w:pPr>
-        <w:pStyle w:val="ListNumber"/>
-      </w:pPr>
-      <w:r>
-        <w:rPr>
-          <w:rFonts w:ascii="SimSun" w:hAnsi="SimSun" w:eastAsia="SimSun"/>
-          <w:color w:val="000000"/>
-          <w:sz w:val="21"/>
-        </w:rPr>
-        <w:t>选择需要继续处理的数据，进入详情、编辑或确认页面。</w:t>
-      </w:r>
-    </w:p>
-    <w:p>
-      <w:r>
-        <w:rPr>
-          <w:rFonts w:ascii="SimSun" w:hAnsi="SimSun" w:eastAsia="SimSun"/>
-          <w:color w:val="000000"/>
-          <w:sz w:val="21"/>
-        </w:rPr>
-        <w:t>完成该操作后，用户可以定位到目标数据，并根据页面提供的入口继续查看或办理。确认后，用户可转入“工作簿结构校验”继续处理。</w:t>
-      </w:r>
-    </w:p>
-    <w:p>
-      <w:r>
-        <w:rPr>
-          <w:rFonts w:ascii="SimSun" w:hAnsi="SimSun" w:eastAsia="SimSun"/>
-          <w:color w:val="000000"/>
-          <w:sz w:val="21"/>
-        </w:rPr>
-        <w:t>【截图预留：请在此处插入“文件导入”页面或操作结果截图。】</w:t>
-      </w:r>
-    </w:p>
-    <w:p>
-      <w:pPr>
-        <w:pStyle w:val="Heading3"/>
-      </w:pPr>
-      <w:r>
-        <w:rPr>
-          <w:color w:val="000000"/>
-        </w:rPr>
-        <w:t>2. 工作簿结构校验</w:t>
-      </w:r>
-    </w:p>
-    <w:p>
-      <w:r>
-        <w:rPr>
-          <w:rFonts w:ascii="SimSun" w:hAnsi="SimSun" w:eastAsia="SimSun"/>
-          <w:color w:val="000000"/>
-          <w:sz w:val="21"/>
-        </w:rPr>
-        <w:t>通过工作簿结构校验，用户可以自动校验所有导入文件的结构是否一致，包括行数、列数、工作表名称等。对于结构不匹配的文件给出警告或排除提示，确保汇总结果的准确性。这一页可接续“文件导入”形成的内容，继续办理当前业务事项。</w:t>
-      </w:r>
-    </w:p>
-    <w:p>
-      <w:r>
-        <w:rPr>
-          <w:rFonts w:ascii="SimSun" w:hAnsi="SimSun" w:eastAsia="SimSun"/>
-          <w:color w:val="000000"/>
-          <w:sz w:val="21"/>
-        </w:rPr>
-        <w:t>该功能用于集中管理业务资料。用户可查看已有资料，上传或选择需要使用的内容，也可以把处理结果保存下来供后续复用。 它通常承接前一环节的信息，帮助用户把事项推进到更具体的处理页面。</w:t>
-      </w:r>
-    </w:p>
-    <w:p>
-      <w:r>
-        <w:rPr>
-          <w:rFonts w:ascii="SimSun" w:hAnsi="SimSun" w:eastAsia="SimSun"/>
-          <w:color w:val="000000"/>
-          <w:sz w:val="21"/>
-        </w:rPr>
-        <w:t>操作步骤：</w:t>
-      </w:r>
-    </w:p>
-    <w:p>
-      <w:pPr>
-        <w:pStyle w:val="ListNumber"/>
-      </w:pPr>
-      <w:r>
-        <w:rPr>
-          <w:rFonts w:ascii="SimSun" w:hAnsi="SimSun" w:eastAsia="SimSun"/>
-          <w:color w:val="000000"/>
-          <w:sz w:val="21"/>
-        </w:rPr>
-        <w:t>进入资料、文件或资源管理页面。</w:t>
-      </w:r>
-    </w:p>
-    <w:p>
-      <w:pPr>
-        <w:pStyle w:val="ListNumber"/>
-      </w:pPr>
-      <w:r>
-        <w:rPr>
-          <w:rFonts w:ascii="SimSun" w:hAnsi="SimSun" w:eastAsia="SimSun"/>
-          <w:color w:val="000000"/>
-          <w:sz w:val="21"/>
-        </w:rPr>
-        <w:t>查看已有资料列表，或选择上传、导入、下载等操作。</w:t>
-      </w:r>
-    </w:p>
-    <w:p>
-      <w:pPr>
-        <w:pStyle w:val="ListNumber"/>
-      </w:pPr>
-      <w:r>
-        <w:rPr>
-          <w:rFonts w:ascii="SimSun" w:hAnsi="SimSun" w:eastAsia="SimSun"/>
-          <w:color w:val="000000"/>
-          <w:sz w:val="21"/>
-        </w:rPr>
-        <w:t>选择需要查看、使用或维护的资料。</w:t>
-      </w:r>
-    </w:p>
-    <w:p>
-      <w:pPr>
-        <w:pStyle w:val="ListNumber"/>
-      </w:pPr>
-      <w:r>
-        <w:rPr>
-          <w:rFonts w:ascii="SimSun" w:hAnsi="SimSun" w:eastAsia="SimSun"/>
-          <w:color w:val="000000"/>
-          <w:sz w:val="21"/>
-        </w:rPr>
-        <w:t>保存处理结果，并返回当前业务页面继续使用。</w:t>
-      </w:r>
-    </w:p>
-    <w:p>
-      <w:r>
-        <w:rPr>
-          <w:rFonts w:ascii="SimSun" w:hAnsi="SimSun" w:eastAsia="SimSun"/>
-          <w:color w:val="000000"/>
-          <w:sz w:val="21"/>
-        </w:rPr>
-        <w:t>完成该操作后，相关资料会被集中保存，用户后续可以继续查找、复用或维护。该结果确认后，后续可进入“工作表切换管理”继续完善。</w:t>
-      </w:r>
-    </w:p>
-    <w:p>
-      <w:r>
-        <w:rPr>
-          <w:rFonts w:ascii="SimSun" w:hAnsi="SimSun" w:eastAsia="SimSun"/>
-          <w:color w:val="000000"/>
-          <w:sz w:val="21"/>
-        </w:rPr>
-        <w:t>【截图预留：请在此处插入“工作簿结构校验”页面或操作结果截图。】</w:t>
-      </w:r>
-    </w:p>
-    <w:p>
-      <w:pPr>
-        <w:pStyle w:val="Heading3"/>
-      </w:pPr>
-      <w:r>
-        <w:rPr>
-          <w:color w:val="000000"/>
-        </w:rPr>
-        <w:t>3. 工作表切换管理</w:t>
-      </w:r>
-    </w:p>
-    <w:p>
-      <w:r>
-        <w:rPr>
-          <w:rFonts w:ascii="SimSun" w:hAnsi="SimSun" w:eastAsia="SimSun"/>
-          <w:color w:val="000000"/>
-          <w:sz w:val="21"/>
-        </w:rPr>
-        <w:t>在工作表切换管理中，用户可以自动识别所有文件中的工作表名称，以标签页形式展示，用户可切换不同工作表查看对应的汇总数据。切换工作表时自动重新汇总。在流程上，它会沿用“工作簿结构校验”中已经确认的信息，帮助用户进入下一步处理。</w:t>
-      </w:r>
-    </w:p>
-    <w:p>
-      <w:r>
-        <w:rPr>
-          <w:rFonts w:ascii="SimSun" w:hAnsi="SimSun" w:eastAsia="SimSun"/>
-          <w:color w:val="000000"/>
-          <w:sz w:val="21"/>
-        </w:rPr>
-        <w:t>用户进入页面后，可以通过列表、筛选条件或搜索框查找目标信息。页面会把符合条件的内容展示出来，便于继续查看详情或进行后续处理。 这一环节会把前面已经确认的内容进一步细化，便于审核人员理解软件的实际使用路径。</w:t>
-      </w:r>
-    </w:p>
-    <w:p>
-      <w:r>
-        <w:rPr>
-          <w:rFonts w:ascii="SimSun" w:hAnsi="SimSun" w:eastAsia="SimSun"/>
-          <w:color w:val="000000"/>
-          <w:sz w:val="21"/>
-        </w:rPr>
-        <w:t>操作步骤：</w:t>
-      </w:r>
-    </w:p>
-    <w:p>
-      <w:pPr>
-        <w:pStyle w:val="ListNumber"/>
-      </w:pPr>
-      <w:r>
-        <w:rPr>
-          <w:rFonts w:ascii="SimSun" w:hAnsi="SimSun" w:eastAsia="SimSun"/>
-          <w:color w:val="000000"/>
-          <w:sz w:val="21"/>
-        </w:rPr>
-        <w:t>进入对应查询或列表页面。</w:t>
-      </w:r>
-    </w:p>
-    <w:p>
-      <w:pPr>
-        <w:pStyle w:val="ListNumber"/>
-      </w:pPr>
-      <w:r>
-        <w:rPr>
-          <w:rFonts w:ascii="SimSun" w:hAnsi="SimSun" w:eastAsia="SimSun"/>
-          <w:color w:val="000000"/>
-          <w:sz w:val="21"/>
-        </w:rPr>
-        <w:t>输入关键词，或选择时间、分类、状态等筛选条件。</w:t>
-      </w:r>
-    </w:p>
-    <w:p>
-      <w:pPr>
-        <w:pStyle w:val="ListNumber"/>
-      </w:pPr>
-      <w:r>
-        <w:rPr>
-          <w:rFonts w:ascii="SimSun" w:hAnsi="SimSun" w:eastAsia="SimSun"/>
-          <w:color w:val="000000"/>
-          <w:sz w:val="21"/>
-        </w:rPr>
-        <w:t>查看页面返回的列表或详情内容。</w:t>
-      </w:r>
-    </w:p>
-    <w:p>
-      <w:pPr>
-        <w:pStyle w:val="ListNumber"/>
-      </w:pPr>
-      <w:r>
-        <w:rPr>
-          <w:rFonts w:ascii="SimSun" w:hAnsi="SimSun" w:eastAsia="SimSun"/>
-          <w:color w:val="000000"/>
-          <w:sz w:val="21"/>
-        </w:rPr>
-        <w:t>选择需要继续处理的数据，进入详情、编辑或确认页面。</w:t>
-      </w:r>
-    </w:p>
-    <w:p>
-      <w:r>
-        <w:rPr>
-          <w:rFonts w:ascii="SimSun" w:hAnsi="SimSun" w:eastAsia="SimSun"/>
-          <w:color w:val="000000"/>
-          <w:sz w:val="21"/>
-        </w:rPr>
-        <w:t>完成该操作后，用户可以定位到目标数据，并根据页面提供的入口继续查看或办理。用户完成检查后，可以打开“智能单元格聚合”推进后续工作。</w:t>
-      </w:r>
-    </w:p>
-    <w:p>
-      <w:r>
-        <w:rPr>
-          <w:rFonts w:ascii="SimSun" w:hAnsi="SimSun" w:eastAsia="SimSun"/>
-          <w:color w:val="000000"/>
-          <w:sz w:val="21"/>
-        </w:rPr>
-        <w:t>【截图预留：请在此处插入“工作表切换管理”页面或操作结果截图。】</w:t>
-      </w:r>
-    </w:p>
-    <w:p>
-      <w:pPr>
-        <w:pStyle w:val="Heading3"/>
-      </w:pPr>
-      <w:r>
-        <w:rPr>
-          <w:color w:val="000000"/>
-        </w:rPr>
-        <w:t>4. 智能单元格聚合</w:t>
-      </w:r>
-    </w:p>
-    <w:p>
-      <w:r>
-        <w:rPr>
-          <w:rFonts w:ascii="SimSun" w:hAnsi="SimSun" w:eastAsia="SimSun"/>
-          <w:color w:val="000000"/>
-          <w:sz w:val="21"/>
-        </w:rPr>
-        <w:t>在智能单元格聚合中，用户可以核心功能。对每个单元格位置，自动判断类型并执行对应操作：所有文件值相同则显示标签（如科目代码'201'）；值不同且均为数字则显示求和结果；值不同且包含非数字则显示不同值的条数（如'3条'）。支持千分位、欧式小数、百分比等多种数字格式的自动识别和运算。用户通常会在完成“工作表切换管理”后进入本环节，并继续查看新的处理结果。</w:t>
-      </w:r>
-    </w:p>
-    <w:p>
-      <w:r>
-        <w:rPr>
-          <w:rFonts w:ascii="SimSun" w:hAnsi="SimSun" w:eastAsia="SimSun"/>
-          <w:color w:val="000000"/>
-          <w:sz w:val="21"/>
-        </w:rPr>
-        <w:t>该功能用于集中管理业务资料。用户可查看已有资料，上传或选择需要使用的内容，也可以把处理结果保存下来供后续复用。</w:t>
-      </w:r>
-    </w:p>
-    <w:p>
-      <w:r>
-        <w:rPr>
-          <w:rFonts w:ascii="SimSun" w:hAnsi="SimSun" w:eastAsia="SimSun"/>
-          <w:color w:val="000000"/>
-          <w:sz w:val="21"/>
-        </w:rPr>
-        <w:t>操作步骤：</w:t>
-      </w:r>
-    </w:p>
-    <w:p>
-      <w:pPr>
-        <w:pStyle w:val="ListNumber"/>
-      </w:pPr>
-      <w:r>
-        <w:rPr>
-          <w:rFonts w:ascii="SimSun" w:hAnsi="SimSun" w:eastAsia="SimSun"/>
-          <w:color w:val="000000"/>
-          <w:sz w:val="21"/>
-        </w:rPr>
-        <w:t>进入资料、文件或资源管理页面。</w:t>
-      </w:r>
-    </w:p>
-    <w:p>
-      <w:pPr>
-        <w:pStyle w:val="ListNumber"/>
-      </w:pPr>
-      <w:r>
-        <w:rPr>
-          <w:rFonts w:ascii="SimSun" w:hAnsi="SimSun" w:eastAsia="SimSun"/>
-          <w:color w:val="000000"/>
-          <w:sz w:val="21"/>
-        </w:rPr>
-        <w:t>查看已有资料列表，或选择上传、导入、下载等操作。</w:t>
-      </w:r>
-    </w:p>
-    <w:p>
-      <w:pPr>
-        <w:pStyle w:val="ListNumber"/>
-      </w:pPr>
-      <w:r>
-        <w:rPr>
-          <w:rFonts w:ascii="SimSun" w:hAnsi="SimSun" w:eastAsia="SimSun"/>
-          <w:color w:val="000000"/>
-          <w:sz w:val="21"/>
-        </w:rPr>
-        <w:t>选择需要查看、使用或维护的资料。</w:t>
-      </w:r>
-    </w:p>
-    <w:p>
-      <w:pPr>
-        <w:pStyle w:val="ListNumber"/>
-      </w:pPr>
-      <w:r>
-        <w:rPr>
-          <w:rFonts w:ascii="SimSun" w:hAnsi="SimSun" w:eastAsia="SimSun"/>
-          <w:color w:val="000000"/>
-          <w:sz w:val="21"/>
-        </w:rPr>
-        <w:t>保存处理结果，并返回当前业务页面继续使用。</w:t>
-      </w:r>
-    </w:p>
-    <w:p>
-      <w:r>
-        <w:rPr>
-          <w:rFonts w:ascii="SimSun" w:hAnsi="SimSun" w:eastAsia="SimSun"/>
-          <w:color w:val="000000"/>
-          <w:sz w:val="21"/>
-        </w:rPr>
-        <w:t>完成该操作后，相关资料会被集中保存，用户后续可以继续查找、复用或维护。保存当前结果后，软件会支持用户继续前往“穿透查阅”。</w:t>
-      </w:r>
-    </w:p>
-    <w:p>
-      <w:r>
-        <w:rPr>
-          <w:rFonts w:ascii="SimSun" w:hAnsi="SimSun" w:eastAsia="SimSun"/>
-          <w:color w:val="000000"/>
-          <w:sz w:val="21"/>
-        </w:rPr>
-        <w:t>【截图预留：请在此处插入“智能单元格聚合”页面或操作结果截图。】</w:t>
-      </w:r>
-    </w:p>
-    <w:p>
-      <w:pPr>
-        <w:pStyle w:val="Heading3"/>
-      </w:pPr>
-      <w:r>
-        <w:rPr>
-          <w:color w:val="000000"/>
-        </w:rPr>
-        <w:t>5. 穿透查阅</w:t>
-      </w:r>
-    </w:p>
-    <w:p>
-      <w:r>
-        <w:rPr>
-          <w:rFonts w:ascii="SimSun" w:hAnsi="SimSun" w:eastAsia="SimSun"/>
-          <w:color w:val="000000"/>
-          <w:sz w:val="21"/>
-        </w:rPr>
-        <w:t>通过穿透查阅，用户可以点击汇总表中的任一单元格，侧边栏展示该单元格位置在所有源文件中的原始值及对应文件名，方便核查汇总来源。本环节会承接“智能单元格聚合”留下的资料，使前后操作保持连贯。</w:t>
-      </w:r>
-    </w:p>
-    <w:p>
-      <w:r>
-        <w:rPr>
-          <w:rFonts w:ascii="SimSun" w:hAnsi="SimSun" w:eastAsia="SimSun"/>
-          <w:color w:val="000000"/>
-          <w:sz w:val="21"/>
-        </w:rPr>
-        <w:t>该功能用于集中管理业务资料。用户可查看已有资料，上传或选择需要使用的内容，也可以把处理结果保存下来供后续复用。</w:t>
-      </w:r>
-    </w:p>
-    <w:p>
-      <w:r>
-        <w:rPr>
-          <w:rFonts w:ascii="SimSun" w:hAnsi="SimSun" w:eastAsia="SimSun"/>
-          <w:color w:val="000000"/>
-          <w:sz w:val="21"/>
-        </w:rPr>
-        <w:t>操作步骤：</w:t>
-      </w:r>
-    </w:p>
-    <w:p>
-      <w:pPr>
-        <w:pStyle w:val="ListNumber"/>
-      </w:pPr>
-      <w:r>
-        <w:rPr>
-          <w:rFonts w:ascii="SimSun" w:hAnsi="SimSun" w:eastAsia="SimSun"/>
-          <w:color w:val="000000"/>
-          <w:sz w:val="21"/>
-        </w:rPr>
-        <w:t>进入资料、文件或资源管理穿透查阅页面。</w:t>
-      </w:r>
-    </w:p>
-    <w:p>
-      <w:pPr>
-        <w:pStyle w:val="ListNumber"/>
-      </w:pPr>
-      <w:r>
-        <w:rPr>
-          <w:rFonts w:ascii="SimSun" w:hAnsi="SimSun" w:eastAsia="SimSun"/>
-          <w:color w:val="000000"/>
-          <w:sz w:val="21"/>
-        </w:rPr>
-        <w:t>穿透查阅：查看已有资料列表，或选择上传、导入、下载等操作。</w:t>
-      </w:r>
-    </w:p>
-    <w:p>
-      <w:pPr>
-        <w:pStyle w:val="ListNumber"/>
-      </w:pPr>
-      <w:r>
-        <w:rPr>
-          <w:rFonts w:ascii="SimSun" w:hAnsi="SimSun" w:eastAsia="SimSun"/>
-          <w:color w:val="000000"/>
-          <w:sz w:val="21"/>
-        </w:rPr>
-        <w:t>穿透查阅：选择需要查看、使用或维护的资料。</w:t>
-      </w:r>
-    </w:p>
-    <w:p>
-      <w:pPr>
-        <w:pStyle w:val="ListNumber"/>
-      </w:pPr>
-      <w:r>
-        <w:rPr>
-          <w:rFonts w:ascii="SimSun" w:hAnsi="SimSun" w:eastAsia="SimSun"/>
-          <w:color w:val="000000"/>
-          <w:sz w:val="21"/>
-        </w:rPr>
-        <w:t>保存处理结果，并返回当前业务穿透查阅页面继续使用。</w:t>
-      </w:r>
-    </w:p>
-    <w:p>
-      <w:r>
-        <w:rPr>
-          <w:rFonts w:ascii="SimSun" w:hAnsi="SimSun" w:eastAsia="SimSun"/>
-          <w:color w:val="000000"/>
-          <w:sz w:val="21"/>
-        </w:rPr>
-        <w:t>完成该操作后，相关资料会被集中保存，用户后续可以继续查找、复用或维护。确认后，用户可转入“类型修正与规则管理”继续处理。</w:t>
-      </w:r>
-    </w:p>
-    <w:p>
-      <w:r>
-        <w:rPr>
-          <w:rFonts w:ascii="SimSun" w:hAnsi="SimSun" w:eastAsia="SimSun"/>
-          <w:color w:val="000000"/>
-          <w:sz w:val="21"/>
-        </w:rPr>
-        <w:t>【截图预留：请在此处插入“穿透查阅”页面或操作结果截图。】</w:t>
-      </w:r>
-    </w:p>
-    <w:p>
-      <w:pPr>
-        <w:pStyle w:val="Heading3"/>
-      </w:pPr>
-      <w:r>
-        <w:rPr>
-          <w:color w:val="000000"/>
-        </w:rPr>
-        <w:t>6. 类型修正与规则管理</w:t>
-      </w:r>
-    </w:p>
-    <w:p>
-      <w:r>
-        <w:rPr>
-          <w:rFonts w:ascii="SimSun" w:hAnsi="SimSun" w:eastAsia="SimSun"/>
-          <w:color w:val="000000"/>
-          <w:sz w:val="21"/>
-        </w:rPr>
-        <w:t>通过类型修正与规则管理，用户可以当自动识别结果不准确时，用户可手动将单元格标记为金额（求和）、标签（保留）或混合类型。修正规则可保存为方案（Schema），下次导入同类文件时自动应用。这一页可接续“穿透查阅”形成的内容，继续办理当前业务事项。</w:t>
-      </w:r>
-    </w:p>
-    <w:p>
-      <w:r>
-        <w:rPr>
-          <w:rFonts w:ascii="SimSun" w:hAnsi="SimSun" w:eastAsia="SimSun"/>
-          <w:color w:val="000000"/>
-          <w:sz w:val="21"/>
-        </w:rPr>
-        <w:t>该功能用于集中管理业务资料。用户可查看已有资料，上传或选择需要使用的内容，也可以把处理结果保存下来供后续复用。</w:t>
-      </w:r>
-    </w:p>
-    <w:p>
-      <w:r>
-        <w:rPr>
-          <w:rFonts w:ascii="SimSun" w:hAnsi="SimSun" w:eastAsia="SimSun"/>
-          <w:color w:val="000000"/>
-          <w:sz w:val="21"/>
-        </w:rPr>
-        <w:t>操作步骤：</w:t>
-      </w:r>
-    </w:p>
-    <w:p>
-      <w:pPr>
-        <w:pStyle w:val="ListNumber"/>
-      </w:pPr>
-      <w:r>
-        <w:rPr>
-          <w:rFonts w:ascii="SimSun" w:hAnsi="SimSun" w:eastAsia="SimSun"/>
-          <w:color w:val="000000"/>
-          <w:sz w:val="21"/>
-        </w:rPr>
-        <w:t>进入资料、文件或资源管理类型修正与规则管理页面。</w:t>
-      </w:r>
-    </w:p>
-    <w:p>
-      <w:pPr>
-        <w:pStyle w:val="ListNumber"/>
-      </w:pPr>
-      <w:r>
-        <w:rPr>
-          <w:rFonts w:ascii="SimSun" w:hAnsi="SimSun" w:eastAsia="SimSun"/>
-          <w:color w:val="000000"/>
-          <w:sz w:val="21"/>
-        </w:rPr>
-        <w:t>类型修正与规则管理：查看已有资料列表，或选择上传、导入、下载等操作。</w:t>
-      </w:r>
-    </w:p>
-    <w:p>
-      <w:pPr>
-        <w:pStyle w:val="ListNumber"/>
-      </w:pPr>
-      <w:r>
-        <w:rPr>
-          <w:rFonts w:ascii="SimSun" w:hAnsi="SimSun" w:eastAsia="SimSun"/>
-          <w:color w:val="000000"/>
-          <w:sz w:val="21"/>
-        </w:rPr>
-        <w:t>类型修正与规则管理：选择需要查看、使用或维护的资料。</w:t>
-      </w:r>
-    </w:p>
-    <w:p>
-      <w:pPr>
-        <w:pStyle w:val="ListNumber"/>
-      </w:pPr>
-      <w:r>
-        <w:rPr>
-          <w:rFonts w:ascii="SimSun" w:hAnsi="SimSun" w:eastAsia="SimSun"/>
-          <w:color w:val="000000"/>
-          <w:sz w:val="21"/>
-        </w:rPr>
-        <w:t>保存处理结果，并返回当前业务类型修正与规则管理页面继续使用。</w:t>
-      </w:r>
-    </w:p>
-    <w:p>
-      <w:r>
-        <w:rPr>
-          <w:rFonts w:ascii="SimSun" w:hAnsi="SimSun" w:eastAsia="SimSun"/>
-          <w:color w:val="000000"/>
-          <w:sz w:val="21"/>
-        </w:rPr>
-        <w:t>完成该操作后，相关资料会被集中保存，用户后续可以继续查找、复用或维护。该结果确认后，后续可进入“导出汇总结果”继续完善。</w:t>
-      </w:r>
-    </w:p>
-    <w:p>
-      <w:r>
-        <w:rPr>
-          <w:rFonts w:ascii="SimSun" w:hAnsi="SimSun" w:eastAsia="SimSun"/>
-          <w:color w:val="000000"/>
-          <w:sz w:val="21"/>
-        </w:rPr>
-        <w:t>【截图预留：请在此处插入“类型修正与规则管理”页面或操作结果截图。】</w:t>
-      </w:r>
-    </w:p>
-    <w:p>
-      <w:pPr>
-        <w:pStyle w:val="Heading3"/>
-      </w:pPr>
-      <w:r>
-        <w:rPr>
-          <w:color w:val="000000"/>
-        </w:rPr>
-        <w:t>7. 导出汇总结果</w:t>
-      </w:r>
-    </w:p>
-    <w:p>
-      <w:r>
-        <w:rPr>
-          <w:rFonts w:ascii="SimSun" w:hAnsi="SimSun" w:eastAsia="SimSun"/>
-          <w:color w:val="000000"/>
-          <w:sz w:val="21"/>
-        </w:rPr>
-        <w:t>在导出汇总结果环节，用户可以将汇总后的表格导出为 .xlsx 格式的 Excel 工作簿，保留原始行列结构和表头信息，方便存档和分发。在流程上，它会沿用“类型修正与规则管理”中已经确认的信息，帮助用户进入下一步处理。</w:t>
-      </w:r>
-    </w:p>
-    <w:p>
-      <w:r>
-        <w:rPr>
-          <w:rFonts w:ascii="SimSun" w:hAnsi="SimSun" w:eastAsia="SimSun"/>
-          <w:color w:val="000000"/>
-          <w:sz w:val="21"/>
-        </w:rPr>
-        <w:t>该功能用于集中管理业务资料。用户可查看已有资料，上传或选择需要使用的内容，也可以把处理结果保存下来供后续复用。</w:t>
-      </w:r>
-    </w:p>
-    <w:p>
-      <w:r>
-        <w:rPr>
-          <w:rFonts w:ascii="SimSun" w:hAnsi="SimSun" w:eastAsia="SimSun"/>
-          <w:color w:val="000000"/>
-          <w:sz w:val="21"/>
-        </w:rPr>
-        <w:t>操作步骤：</w:t>
-      </w:r>
-    </w:p>
-    <w:p>
-      <w:pPr>
-        <w:pStyle w:val="ListNumber"/>
-      </w:pPr>
-      <w:r>
-        <w:rPr>
-          <w:rFonts w:ascii="SimSun" w:hAnsi="SimSun" w:eastAsia="SimSun"/>
-          <w:color w:val="000000"/>
-          <w:sz w:val="21"/>
-        </w:rPr>
-        <w:t>进入资料、文件或资源管理导出汇总结果页面。</w:t>
-      </w:r>
-    </w:p>
-    <w:p>
-      <w:pPr>
-        <w:pStyle w:val="ListNumber"/>
-      </w:pPr>
-      <w:r>
-        <w:rPr>
-          <w:rFonts w:ascii="SimSun" w:hAnsi="SimSun" w:eastAsia="SimSun"/>
-          <w:color w:val="000000"/>
-          <w:sz w:val="21"/>
-        </w:rPr>
-        <w:t>导出汇总结果：查看已有资料列表，或选择上传、导入、下载等操作。</w:t>
-      </w:r>
-    </w:p>
-    <w:p>
-      <w:pPr>
-        <w:pStyle w:val="ListNumber"/>
-      </w:pPr>
-      <w:r>
-        <w:rPr>
-          <w:rFonts w:ascii="SimSun" w:hAnsi="SimSun" w:eastAsia="SimSun"/>
-          <w:color w:val="000000"/>
-          <w:sz w:val="21"/>
-        </w:rPr>
-        <w:t>导出汇总结果：选择需要查看、使用或维护的资料。</w:t>
-      </w:r>
-    </w:p>
-    <w:p>
-      <w:pPr>
-        <w:pStyle w:val="ListNumber"/>
-      </w:pPr>
-      <w:r>
-        <w:rPr>
-          <w:rFonts w:ascii="SimSun" w:hAnsi="SimSun" w:eastAsia="SimSun"/>
-          <w:color w:val="000000"/>
-          <w:sz w:val="21"/>
-        </w:rPr>
-        <w:t>保存处理结果，并返回当前业务导出汇总结果页面继续使用。</w:t>
-      </w:r>
-    </w:p>
-    <w:p>
-      <w:r>
-        <w:rPr>
-          <w:rFonts w:ascii="SimSun" w:hAnsi="SimSun" w:eastAsia="SimSun"/>
-          <w:color w:val="000000"/>
-          <w:sz w:val="21"/>
-        </w:rPr>
-        <w:t>完成该操作后，相关资料会被集中保存，用户后续可以继续查找、复用或维护。</w:t>
-      </w:r>
-    </w:p>
-    <w:p>
-      <w:r>
-        <w:rPr>
-          <w:rFonts w:ascii="SimSun" w:hAnsi="SimSun" w:eastAsia="SimSun"/>
-          <w:color w:val="000000"/>
-          <w:sz w:val="21"/>
-        </w:rPr>
-        <w:t>【截图预留：请在此处插入“导出汇总结果”页面或操作结果截图。】</w:t>
+        <w:t>当某个 Sheet 的结构可合并时，软件会给出参与文件数量和有效尺寸。若文件结构不一致，软件会阻止直接汇总并提示用户检查原始文件，避免把不同格式的表误合并。</w:t>
       </w:r>
     </w:p>
     <w:p>
@@ -1758,18 +252,7 @@
         <w:rPr>
           <w:color w:val="000000"/>
         </w:rPr>
-        <w:t>查看汇总结果</w:t>
-      </w:r>
-    </w:p>
-    <w:p>
-      <w:pPr>
-        <w:pStyle w:val="Heading3"/>
-      </w:pPr>
-      <w:r>
-        <w:rPr>
-          <w:color w:val="000000"/>
-        </w:rPr>
-        <w:t>1. 文件导入</w:t>
+        <w:t>5. 汇总结果查看</w:t>
       </w:r>
     </w:p>
     <w:p>
@@ -1779,7 +262,46 @@
           <w:color w:val="000000"/>
           <w:sz w:val="21"/>
         </w:rPr>
-        <w:t>在文件导入中，用户可以支持批量导入多个 Excel 文件（.xlsx 和 .xls），可通过拖拽或菜单打开文件方式导入。导入后显示文件列表，支持添加和关闭文件。</w:t>
+        <w:t>完成导入和校验后，软件在左侧以表格形式展示汇总结果。首行表头会按标签处理，编码、名称、部门等文本字段会尽量保留，金额或数量字段会进行求和；当多个来源内容不一致时，单元格会以差异形式展示，方便用户继续复核。</w:t>
+      </w:r>
+    </w:p>
+    <w:p>
+      <w:r>
+        <w:rPr>
+          <w:color w:val="000000"/>
+        </w:rPr>
+        <w:drawing>
+          <wp:inline xmlns:a="http://schemas.openxmlformats.org/drawingml/2006/main" xmlns:pic="http://schemas.openxmlformats.org/drawingml/2006/picture">
+            <wp:extent cx="5303520" cy="2983230"/>
+            <wp:docPr id="4" name="Picture 4"/>
+            <wp:cNvGraphicFramePr>
+              <a:graphicFrameLocks noChangeAspect="1"/>
+            </wp:cNvGraphicFramePr>
+            <a:graphic>
+              <a:graphicData uri="http://schemas.openxmlformats.org/drawingml/2006/picture">
+                <pic:pic>
+                  <pic:nvPicPr>
+                    <pic:cNvPr id="0" name="03-summary-grid.png"/>
+                    <pic:cNvPicPr/>
+                  </pic:nvPicPr>
+                  <pic:blipFill>
+                    <a:blip r:embed="rId12"/>
+                    <a:stretch>
+                      <a:fillRect/>
+                    </a:stretch>
+                  </pic:blipFill>
+                  <pic:spPr>
+                    <a:xfrm>
+                      <a:off x="0" y="0"/>
+                      <a:ext cx="5303520" cy="2983230"/>
+                    </a:xfrm>
+                    <a:prstGeom prst="rect"/>
+                  </pic:spPr>
+                </pic:pic>
+              </a:graphicData>
+            </a:graphic>
+          </wp:inline>
+        </w:drawing>
       </w:r>
     </w:p>
     <w:p>
@@ -1789,767 +311,7 @@
           <w:color w:val="000000"/>
           <w:sz w:val="21"/>
         </w:rPr>
-        <w:t>用户进入页面后，可以通过列表、筛选条件或搜索框查找目标信息。页面会把符合条件的内容展示出来，便于继续查看详情或进行后续处理。 这一步通常是用户进入具体业务的起点，后续页面会围绕当前选择或填写的信息继续展开。</w:t>
-      </w:r>
-    </w:p>
-    <w:p>
-      <w:r>
-        <w:rPr>
-          <w:rFonts w:ascii="SimSun" w:hAnsi="SimSun" w:eastAsia="SimSun"/>
-          <w:color w:val="000000"/>
-          <w:sz w:val="21"/>
-        </w:rPr>
-        <w:t>操作步骤：</w:t>
-      </w:r>
-    </w:p>
-    <w:p>
-      <w:pPr>
-        <w:pStyle w:val="ListNumber"/>
-      </w:pPr>
-      <w:r>
-        <w:rPr>
-          <w:rFonts w:ascii="SimSun" w:hAnsi="SimSun" w:eastAsia="SimSun"/>
-          <w:color w:val="000000"/>
-          <w:sz w:val="21"/>
-        </w:rPr>
-        <w:t>进入对应查询或列表页面。</w:t>
-      </w:r>
-    </w:p>
-    <w:p>
-      <w:pPr>
-        <w:pStyle w:val="ListNumber"/>
-      </w:pPr>
-      <w:r>
-        <w:rPr>
-          <w:rFonts w:ascii="SimSun" w:hAnsi="SimSun" w:eastAsia="SimSun"/>
-          <w:color w:val="000000"/>
-          <w:sz w:val="21"/>
-        </w:rPr>
-        <w:t>输入关键词，或选择时间、分类、状态等筛选条件。</w:t>
-      </w:r>
-    </w:p>
-    <w:p>
-      <w:pPr>
-        <w:pStyle w:val="ListNumber"/>
-      </w:pPr>
-      <w:r>
-        <w:rPr>
-          <w:rFonts w:ascii="SimSun" w:hAnsi="SimSun" w:eastAsia="SimSun"/>
-          <w:color w:val="000000"/>
-          <w:sz w:val="21"/>
-        </w:rPr>
-        <w:t>查看页面返回的列表或详情内容。</w:t>
-      </w:r>
-    </w:p>
-    <w:p>
-      <w:pPr>
-        <w:pStyle w:val="ListNumber"/>
-      </w:pPr>
-      <w:r>
-        <w:rPr>
-          <w:rFonts w:ascii="SimSun" w:hAnsi="SimSun" w:eastAsia="SimSun"/>
-          <w:color w:val="000000"/>
-          <w:sz w:val="21"/>
-        </w:rPr>
-        <w:t>选择需要继续处理的数据，进入详情、编辑或确认页面。</w:t>
-      </w:r>
-    </w:p>
-    <w:p>
-      <w:r>
-        <w:rPr>
-          <w:rFonts w:ascii="SimSun" w:hAnsi="SimSun" w:eastAsia="SimSun"/>
-          <w:color w:val="000000"/>
-          <w:sz w:val="21"/>
-        </w:rPr>
-        <w:t>完成该操作后，用户可以定位到目标数据，并根据页面提供的入口继续查看或办理。确认后，用户可转入“工作簿结构校验”继续处理。</w:t>
-      </w:r>
-    </w:p>
-    <w:p>
-      <w:r>
-        <w:rPr>
-          <w:rFonts w:ascii="SimSun" w:hAnsi="SimSun" w:eastAsia="SimSun"/>
-          <w:color w:val="000000"/>
-          <w:sz w:val="21"/>
-        </w:rPr>
-        <w:t>【截图预留：请在此处插入“文件导入”页面或操作结果截图。】</w:t>
-      </w:r>
-    </w:p>
-    <w:p>
-      <w:pPr>
-        <w:pStyle w:val="Heading3"/>
-      </w:pPr>
-      <w:r>
-        <w:rPr>
-          <w:color w:val="000000"/>
-        </w:rPr>
-        <w:t>2. 工作簿结构校验</w:t>
-      </w:r>
-    </w:p>
-    <w:p>
-      <w:r>
-        <w:rPr>
-          <w:rFonts w:ascii="SimSun" w:hAnsi="SimSun" w:eastAsia="SimSun"/>
-          <w:color w:val="000000"/>
-          <w:sz w:val="21"/>
-        </w:rPr>
-        <w:t>通过工作簿结构校验，用户可以自动校验所有导入文件的结构是否一致，包括行数、列数、工作表名称等。对于结构不匹配的文件给出警告或排除提示，确保汇总结果的准确性。这一页可接续“文件导入”形成的内容，继续办理当前业务事项。</w:t>
-      </w:r>
-    </w:p>
-    <w:p>
-      <w:r>
-        <w:rPr>
-          <w:rFonts w:ascii="SimSun" w:hAnsi="SimSun" w:eastAsia="SimSun"/>
-          <w:color w:val="000000"/>
-          <w:sz w:val="21"/>
-        </w:rPr>
-        <w:t>该功能用于集中管理业务资料。用户可查看已有资料，上传或选择需要使用的内容，也可以把处理结果保存下来供后续复用。 它通常承接前一环节的信息，帮助用户把事项推进到更具体的处理页面。</w:t>
-      </w:r>
-    </w:p>
-    <w:p>
-      <w:r>
-        <w:rPr>
-          <w:rFonts w:ascii="SimSun" w:hAnsi="SimSun" w:eastAsia="SimSun"/>
-          <w:color w:val="000000"/>
-          <w:sz w:val="21"/>
-        </w:rPr>
-        <w:t>操作步骤：</w:t>
-      </w:r>
-    </w:p>
-    <w:p>
-      <w:pPr>
-        <w:pStyle w:val="ListNumber"/>
-      </w:pPr>
-      <w:r>
-        <w:rPr>
-          <w:rFonts w:ascii="SimSun" w:hAnsi="SimSun" w:eastAsia="SimSun"/>
-          <w:color w:val="000000"/>
-          <w:sz w:val="21"/>
-        </w:rPr>
-        <w:t>进入资料、文件或资源管理页面。</w:t>
-      </w:r>
-    </w:p>
-    <w:p>
-      <w:pPr>
-        <w:pStyle w:val="ListNumber"/>
-      </w:pPr>
-      <w:r>
-        <w:rPr>
-          <w:rFonts w:ascii="SimSun" w:hAnsi="SimSun" w:eastAsia="SimSun"/>
-          <w:color w:val="000000"/>
-          <w:sz w:val="21"/>
-        </w:rPr>
-        <w:t>查看已有资料列表，或选择上传、导入、下载等操作。</w:t>
-      </w:r>
-    </w:p>
-    <w:p>
-      <w:pPr>
-        <w:pStyle w:val="ListNumber"/>
-      </w:pPr>
-      <w:r>
-        <w:rPr>
-          <w:rFonts w:ascii="SimSun" w:hAnsi="SimSun" w:eastAsia="SimSun"/>
-          <w:color w:val="000000"/>
-          <w:sz w:val="21"/>
-        </w:rPr>
-        <w:t>选择需要查看、使用或维护的资料。</w:t>
-      </w:r>
-    </w:p>
-    <w:p>
-      <w:pPr>
-        <w:pStyle w:val="ListNumber"/>
-      </w:pPr>
-      <w:r>
-        <w:rPr>
-          <w:rFonts w:ascii="SimSun" w:hAnsi="SimSun" w:eastAsia="SimSun"/>
-          <w:color w:val="000000"/>
-          <w:sz w:val="21"/>
-        </w:rPr>
-        <w:t>保存处理结果，并返回当前业务页面继续使用。</w:t>
-      </w:r>
-    </w:p>
-    <w:p>
-      <w:r>
-        <w:rPr>
-          <w:rFonts w:ascii="SimSun" w:hAnsi="SimSun" w:eastAsia="SimSun"/>
-          <w:color w:val="000000"/>
-          <w:sz w:val="21"/>
-        </w:rPr>
-        <w:t>完成该操作后，相关资料会被集中保存，用户后续可以继续查找、复用或维护。该结果确认后，后续可进入“工作表切换管理”继续完善。</w:t>
-      </w:r>
-    </w:p>
-    <w:p>
-      <w:r>
-        <w:rPr>
-          <w:rFonts w:ascii="SimSun" w:hAnsi="SimSun" w:eastAsia="SimSun"/>
-          <w:color w:val="000000"/>
-          <w:sz w:val="21"/>
-        </w:rPr>
-        <w:t>【截图预留：请在此处插入“工作簿结构校验”页面或操作结果截图。】</w:t>
-      </w:r>
-    </w:p>
-    <w:p>
-      <w:pPr>
-        <w:pStyle w:val="Heading3"/>
-      </w:pPr>
-      <w:r>
-        <w:rPr>
-          <w:color w:val="000000"/>
-        </w:rPr>
-        <w:t>3. 工作表切换管理</w:t>
-      </w:r>
-    </w:p>
-    <w:p>
-      <w:r>
-        <w:rPr>
-          <w:rFonts w:ascii="SimSun" w:hAnsi="SimSun" w:eastAsia="SimSun"/>
-          <w:color w:val="000000"/>
-          <w:sz w:val="21"/>
-        </w:rPr>
-        <w:t>在工作表切换管理中，用户可以自动识别所有文件中的工作表名称，以标签页形式展示，用户可切换不同工作表查看对应的汇总数据。切换工作表时自动重新汇总。在流程上，它会沿用“工作簿结构校验”中已经确认的信息，帮助用户进入下一步处理。</w:t>
-      </w:r>
-    </w:p>
-    <w:p>
-      <w:r>
-        <w:rPr>
-          <w:rFonts w:ascii="SimSun" w:hAnsi="SimSun" w:eastAsia="SimSun"/>
-          <w:color w:val="000000"/>
-          <w:sz w:val="21"/>
-        </w:rPr>
-        <w:t>用户进入页面后，可以通过列表、筛选条件或搜索框查找目标信息。页面会把符合条件的内容展示出来，便于继续查看详情或进行后续处理。 这一环节会把前面已经确认的内容进一步细化，便于审核人员理解软件的实际使用路径。</w:t>
-      </w:r>
-    </w:p>
-    <w:p>
-      <w:r>
-        <w:rPr>
-          <w:rFonts w:ascii="SimSun" w:hAnsi="SimSun" w:eastAsia="SimSun"/>
-          <w:color w:val="000000"/>
-          <w:sz w:val="21"/>
-        </w:rPr>
-        <w:t>操作步骤：</w:t>
-      </w:r>
-    </w:p>
-    <w:p>
-      <w:pPr>
-        <w:pStyle w:val="ListNumber"/>
-      </w:pPr>
-      <w:r>
-        <w:rPr>
-          <w:rFonts w:ascii="SimSun" w:hAnsi="SimSun" w:eastAsia="SimSun"/>
-          <w:color w:val="000000"/>
-          <w:sz w:val="21"/>
-        </w:rPr>
-        <w:t>进入对应查询或列表页面。</w:t>
-      </w:r>
-    </w:p>
-    <w:p>
-      <w:pPr>
-        <w:pStyle w:val="ListNumber"/>
-      </w:pPr>
-      <w:r>
-        <w:rPr>
-          <w:rFonts w:ascii="SimSun" w:hAnsi="SimSun" w:eastAsia="SimSun"/>
-          <w:color w:val="000000"/>
-          <w:sz w:val="21"/>
-        </w:rPr>
-        <w:t>输入关键词，或选择时间、分类、状态等筛选条件。</w:t>
-      </w:r>
-    </w:p>
-    <w:p>
-      <w:pPr>
-        <w:pStyle w:val="ListNumber"/>
-      </w:pPr>
-      <w:r>
-        <w:rPr>
-          <w:rFonts w:ascii="SimSun" w:hAnsi="SimSun" w:eastAsia="SimSun"/>
-          <w:color w:val="000000"/>
-          <w:sz w:val="21"/>
-        </w:rPr>
-        <w:t>查看页面返回的列表或详情内容。</w:t>
-      </w:r>
-    </w:p>
-    <w:p>
-      <w:pPr>
-        <w:pStyle w:val="ListNumber"/>
-      </w:pPr>
-      <w:r>
-        <w:rPr>
-          <w:rFonts w:ascii="SimSun" w:hAnsi="SimSun" w:eastAsia="SimSun"/>
-          <w:color w:val="000000"/>
-          <w:sz w:val="21"/>
-        </w:rPr>
-        <w:t>选择需要继续处理的数据，进入详情、编辑或确认页面。</w:t>
-      </w:r>
-    </w:p>
-    <w:p>
-      <w:r>
-        <w:rPr>
-          <w:rFonts w:ascii="SimSun" w:hAnsi="SimSun" w:eastAsia="SimSun"/>
-          <w:color w:val="000000"/>
-          <w:sz w:val="21"/>
-        </w:rPr>
-        <w:t>完成该操作后，用户可以定位到目标数据，并根据页面提供的入口继续查看或办理。用户完成检查后，可以打开“智能单元格聚合”推进后续工作。</w:t>
-      </w:r>
-    </w:p>
-    <w:p>
-      <w:r>
-        <w:rPr>
-          <w:rFonts w:ascii="SimSun" w:hAnsi="SimSun" w:eastAsia="SimSun"/>
-          <w:color w:val="000000"/>
-          <w:sz w:val="21"/>
-        </w:rPr>
-        <w:t>【截图预留：请在此处插入“工作表切换管理”页面或操作结果截图。】</w:t>
-      </w:r>
-    </w:p>
-    <w:p>
-      <w:pPr>
-        <w:pStyle w:val="Heading3"/>
-      </w:pPr>
-      <w:r>
-        <w:rPr>
-          <w:color w:val="000000"/>
-        </w:rPr>
-        <w:t>4. 智能单元格聚合</w:t>
-      </w:r>
-    </w:p>
-    <w:p>
-      <w:r>
-        <w:rPr>
-          <w:rFonts w:ascii="SimSun" w:hAnsi="SimSun" w:eastAsia="SimSun"/>
-          <w:color w:val="000000"/>
-          <w:sz w:val="21"/>
-        </w:rPr>
-        <w:t>在智能单元格聚合中，用户可以核心功能。对每个单元格位置，自动判断类型并执行对应操作：所有文件值相同则显示标签（如科目代码'201'）；值不同且均为数字则显示求和结果；值不同且包含非数字则显示不同值的条数（如'3条'）。支持千分位、欧式小数、百分比等多种数字格式的自动识别和运算。用户通常会在完成“工作表切换管理”后进入本环节，并继续查看新的处理结果。</w:t>
-      </w:r>
-    </w:p>
-    <w:p>
-      <w:r>
-        <w:rPr>
-          <w:rFonts w:ascii="SimSun" w:hAnsi="SimSun" w:eastAsia="SimSun"/>
-          <w:color w:val="000000"/>
-          <w:sz w:val="21"/>
-        </w:rPr>
-        <w:t>该功能用于集中管理业务资料。用户可查看已有资料，上传或选择需要使用的内容，也可以把处理结果保存下来供后续复用。</w:t>
-      </w:r>
-    </w:p>
-    <w:p>
-      <w:r>
-        <w:rPr>
-          <w:rFonts w:ascii="SimSun" w:hAnsi="SimSun" w:eastAsia="SimSun"/>
-          <w:color w:val="000000"/>
-          <w:sz w:val="21"/>
-        </w:rPr>
-        <w:t>操作步骤：</w:t>
-      </w:r>
-    </w:p>
-    <w:p>
-      <w:pPr>
-        <w:pStyle w:val="ListNumber"/>
-      </w:pPr>
-      <w:r>
-        <w:rPr>
-          <w:rFonts w:ascii="SimSun" w:hAnsi="SimSun" w:eastAsia="SimSun"/>
-          <w:color w:val="000000"/>
-          <w:sz w:val="21"/>
-        </w:rPr>
-        <w:t>进入资料、文件或资源管理页面。</w:t>
-      </w:r>
-    </w:p>
-    <w:p>
-      <w:pPr>
-        <w:pStyle w:val="ListNumber"/>
-      </w:pPr>
-      <w:r>
-        <w:rPr>
-          <w:rFonts w:ascii="SimSun" w:hAnsi="SimSun" w:eastAsia="SimSun"/>
-          <w:color w:val="000000"/>
-          <w:sz w:val="21"/>
-        </w:rPr>
-        <w:t>查看已有资料列表，或选择上传、导入、下载等操作。</w:t>
-      </w:r>
-    </w:p>
-    <w:p>
-      <w:pPr>
-        <w:pStyle w:val="ListNumber"/>
-      </w:pPr>
-      <w:r>
-        <w:rPr>
-          <w:rFonts w:ascii="SimSun" w:hAnsi="SimSun" w:eastAsia="SimSun"/>
-          <w:color w:val="000000"/>
-          <w:sz w:val="21"/>
-        </w:rPr>
-        <w:t>选择需要查看、使用或维护的资料。</w:t>
-      </w:r>
-    </w:p>
-    <w:p>
-      <w:pPr>
-        <w:pStyle w:val="ListNumber"/>
-      </w:pPr>
-      <w:r>
-        <w:rPr>
-          <w:rFonts w:ascii="SimSun" w:hAnsi="SimSun" w:eastAsia="SimSun"/>
-          <w:color w:val="000000"/>
-          <w:sz w:val="21"/>
-        </w:rPr>
-        <w:t>保存处理结果，并返回当前业务页面继续使用。</w:t>
-      </w:r>
-    </w:p>
-    <w:p>
-      <w:r>
-        <w:rPr>
-          <w:rFonts w:ascii="SimSun" w:hAnsi="SimSun" w:eastAsia="SimSun"/>
-          <w:color w:val="000000"/>
-          <w:sz w:val="21"/>
-        </w:rPr>
-        <w:t>完成该操作后，相关资料会被集中保存，用户后续可以继续查找、复用或维护。保存当前结果后，软件会支持用户继续前往“穿透查阅”。</w:t>
-      </w:r>
-    </w:p>
-    <w:p>
-      <w:r>
-        <w:rPr>
-          <w:rFonts w:ascii="SimSun" w:hAnsi="SimSun" w:eastAsia="SimSun"/>
-          <w:color w:val="000000"/>
-          <w:sz w:val="21"/>
-        </w:rPr>
-        <w:t>【截图预留：请在此处插入“智能单元格聚合”页面或操作结果截图。】</w:t>
-      </w:r>
-    </w:p>
-    <w:p>
-      <w:pPr>
-        <w:pStyle w:val="Heading3"/>
-      </w:pPr>
-      <w:r>
-        <w:rPr>
-          <w:color w:val="000000"/>
-        </w:rPr>
-        <w:t>5. 穿透查阅</w:t>
-      </w:r>
-    </w:p>
-    <w:p>
-      <w:r>
-        <w:rPr>
-          <w:rFonts w:ascii="SimSun" w:hAnsi="SimSun" w:eastAsia="SimSun"/>
-          <w:color w:val="000000"/>
-          <w:sz w:val="21"/>
-        </w:rPr>
-        <w:t>通过穿透查阅，用户可以点击汇总表中的任一单元格，侧边栏展示该单元格位置在所有源文件中的原始值及对应文件名，方便核查汇总来源。本环节会承接“智能单元格聚合”留下的资料，使前后操作保持连贯。</w:t>
-      </w:r>
-    </w:p>
-    <w:p>
-      <w:r>
-        <w:rPr>
-          <w:rFonts w:ascii="SimSun" w:hAnsi="SimSun" w:eastAsia="SimSun"/>
-          <w:color w:val="000000"/>
-          <w:sz w:val="21"/>
-        </w:rPr>
-        <w:t>该功能用于集中管理业务资料。用户可查看已有资料，上传或选择需要使用的内容，也可以把处理结果保存下来供后续复用。</w:t>
-      </w:r>
-    </w:p>
-    <w:p>
-      <w:r>
-        <w:rPr>
-          <w:rFonts w:ascii="SimSun" w:hAnsi="SimSun" w:eastAsia="SimSun"/>
-          <w:color w:val="000000"/>
-          <w:sz w:val="21"/>
-        </w:rPr>
-        <w:t>操作步骤：</w:t>
-      </w:r>
-    </w:p>
-    <w:p>
-      <w:pPr>
-        <w:pStyle w:val="ListNumber"/>
-      </w:pPr>
-      <w:r>
-        <w:rPr>
-          <w:rFonts w:ascii="SimSun" w:hAnsi="SimSun" w:eastAsia="SimSun"/>
-          <w:color w:val="000000"/>
-          <w:sz w:val="21"/>
-        </w:rPr>
-        <w:t>进入资料、文件或资源管理穿透查阅页面。</w:t>
-      </w:r>
-    </w:p>
-    <w:p>
-      <w:pPr>
-        <w:pStyle w:val="ListNumber"/>
-      </w:pPr>
-      <w:r>
-        <w:rPr>
-          <w:rFonts w:ascii="SimSun" w:hAnsi="SimSun" w:eastAsia="SimSun"/>
-          <w:color w:val="000000"/>
-          <w:sz w:val="21"/>
-        </w:rPr>
-        <w:t>穿透查阅：查看已有资料列表，或选择上传、导入、下载等操作。</w:t>
-      </w:r>
-    </w:p>
-    <w:p>
-      <w:pPr>
-        <w:pStyle w:val="ListNumber"/>
-      </w:pPr>
-      <w:r>
-        <w:rPr>
-          <w:rFonts w:ascii="SimSun" w:hAnsi="SimSun" w:eastAsia="SimSun"/>
-          <w:color w:val="000000"/>
-          <w:sz w:val="21"/>
-        </w:rPr>
-        <w:t>穿透查阅：选择需要查看、使用或维护的资料。</w:t>
-      </w:r>
-    </w:p>
-    <w:p>
-      <w:pPr>
-        <w:pStyle w:val="ListNumber"/>
-      </w:pPr>
-      <w:r>
-        <w:rPr>
-          <w:rFonts w:ascii="SimSun" w:hAnsi="SimSun" w:eastAsia="SimSun"/>
-          <w:color w:val="000000"/>
-          <w:sz w:val="21"/>
-        </w:rPr>
-        <w:t>保存处理结果，并返回当前业务穿透查阅页面继续使用。</w:t>
-      </w:r>
-    </w:p>
-    <w:p>
-      <w:r>
-        <w:rPr>
-          <w:rFonts w:ascii="SimSun" w:hAnsi="SimSun" w:eastAsia="SimSun"/>
-          <w:color w:val="000000"/>
-          <w:sz w:val="21"/>
-        </w:rPr>
-        <w:t>完成该操作后，相关资料会被集中保存，用户后续可以继续查找、复用或维护。确认后，用户可转入“类型修正与规则管理”继续处理。</w:t>
-      </w:r>
-    </w:p>
-    <w:p>
-      <w:r>
-        <w:rPr>
-          <w:rFonts w:ascii="SimSun" w:hAnsi="SimSun" w:eastAsia="SimSun"/>
-          <w:color w:val="000000"/>
-          <w:sz w:val="21"/>
-        </w:rPr>
-        <w:t>【截图预留：请在此处插入“穿透查阅”页面或操作结果截图。】</w:t>
-      </w:r>
-    </w:p>
-    <w:p>
-      <w:pPr>
-        <w:pStyle w:val="Heading3"/>
-      </w:pPr>
-      <w:r>
-        <w:rPr>
-          <w:color w:val="000000"/>
-        </w:rPr>
-        <w:t>6. 类型修正与规则管理</w:t>
-      </w:r>
-    </w:p>
-    <w:p>
-      <w:r>
-        <w:rPr>
-          <w:rFonts w:ascii="SimSun" w:hAnsi="SimSun" w:eastAsia="SimSun"/>
-          <w:color w:val="000000"/>
-          <w:sz w:val="21"/>
-        </w:rPr>
-        <w:t>通过类型修正与规则管理，用户可以当自动识别结果不准确时，用户可手动将单元格标记为金额（求和）、标签（保留）或混合类型。修正规则可保存为方案（Schema），下次导入同类文件时自动应用。这一页可接续“穿透查阅”形成的内容，继续办理当前业务事项。</w:t>
-      </w:r>
-    </w:p>
-    <w:p>
-      <w:r>
-        <w:rPr>
-          <w:rFonts w:ascii="SimSun" w:hAnsi="SimSun" w:eastAsia="SimSun"/>
-          <w:color w:val="000000"/>
-          <w:sz w:val="21"/>
-        </w:rPr>
-        <w:t>该功能用于集中管理业务资料。用户可查看已有资料，上传或选择需要使用的内容，也可以把处理结果保存下来供后续复用。</w:t>
-      </w:r>
-    </w:p>
-    <w:p>
-      <w:r>
-        <w:rPr>
-          <w:rFonts w:ascii="SimSun" w:hAnsi="SimSun" w:eastAsia="SimSun"/>
-          <w:color w:val="000000"/>
-          <w:sz w:val="21"/>
-        </w:rPr>
-        <w:t>操作步骤：</w:t>
-      </w:r>
-    </w:p>
-    <w:p>
-      <w:pPr>
-        <w:pStyle w:val="ListNumber"/>
-      </w:pPr>
-      <w:r>
-        <w:rPr>
-          <w:rFonts w:ascii="SimSun" w:hAnsi="SimSun" w:eastAsia="SimSun"/>
-          <w:color w:val="000000"/>
-          <w:sz w:val="21"/>
-        </w:rPr>
-        <w:t>进入资料、文件或资源管理类型修正与规则管理页面。</w:t>
-      </w:r>
-    </w:p>
-    <w:p>
-      <w:pPr>
-        <w:pStyle w:val="ListNumber"/>
-      </w:pPr>
-      <w:r>
-        <w:rPr>
-          <w:rFonts w:ascii="SimSun" w:hAnsi="SimSun" w:eastAsia="SimSun"/>
-          <w:color w:val="000000"/>
-          <w:sz w:val="21"/>
-        </w:rPr>
-        <w:t>类型修正与规则管理：查看已有资料列表，或选择上传、导入、下载等操作。</w:t>
-      </w:r>
-    </w:p>
-    <w:p>
-      <w:pPr>
-        <w:pStyle w:val="ListNumber"/>
-      </w:pPr>
-      <w:r>
-        <w:rPr>
-          <w:rFonts w:ascii="SimSun" w:hAnsi="SimSun" w:eastAsia="SimSun"/>
-          <w:color w:val="000000"/>
-          <w:sz w:val="21"/>
-        </w:rPr>
-        <w:t>类型修正与规则管理：选择需要查看、使用或维护的资料。</w:t>
-      </w:r>
-    </w:p>
-    <w:p>
-      <w:pPr>
-        <w:pStyle w:val="ListNumber"/>
-      </w:pPr>
-      <w:r>
-        <w:rPr>
-          <w:rFonts w:ascii="SimSun" w:hAnsi="SimSun" w:eastAsia="SimSun"/>
-          <w:color w:val="000000"/>
-          <w:sz w:val="21"/>
-        </w:rPr>
-        <w:t>保存处理结果，并返回当前业务类型修正与规则管理页面继续使用。</w:t>
-      </w:r>
-    </w:p>
-    <w:p>
-      <w:r>
-        <w:rPr>
-          <w:rFonts w:ascii="SimSun" w:hAnsi="SimSun" w:eastAsia="SimSun"/>
-          <w:color w:val="000000"/>
-          <w:sz w:val="21"/>
-        </w:rPr>
-        <w:t>完成该操作后，相关资料会被集中保存，用户后续可以继续查找、复用或维护。该结果确认后，后续可进入“导出汇总结果”继续完善。</w:t>
-      </w:r>
-    </w:p>
-    <w:p>
-      <w:r>
-        <w:rPr>
-          <w:rFonts w:ascii="SimSun" w:hAnsi="SimSun" w:eastAsia="SimSun"/>
-          <w:color w:val="000000"/>
-          <w:sz w:val="21"/>
-        </w:rPr>
-        <w:t>【截图预留：请在此处插入“类型修正与规则管理”页面或操作结果截图。】</w:t>
-      </w:r>
-    </w:p>
-    <w:p>
-      <w:pPr>
-        <w:pStyle w:val="Heading3"/>
-      </w:pPr>
-      <w:r>
-        <w:rPr>
-          <w:color w:val="000000"/>
-        </w:rPr>
-        <w:t>7. 导出汇总结果</w:t>
-      </w:r>
-    </w:p>
-    <w:p>
-      <w:r>
-        <w:rPr>
-          <w:rFonts w:ascii="SimSun" w:hAnsi="SimSun" w:eastAsia="SimSun"/>
-          <w:color w:val="000000"/>
-          <w:sz w:val="21"/>
-        </w:rPr>
-        <w:t>在导出汇总结果环节，用户可以将汇总后的表格导出为 .xlsx 格式的 Excel 工作簿，保留原始行列结构和表头信息，方便存档和分发。在流程上，它会沿用“类型修正与规则管理”中已经确认的信息，帮助用户进入下一步处理。</w:t>
-      </w:r>
-    </w:p>
-    <w:p>
-      <w:r>
-        <w:rPr>
-          <w:rFonts w:ascii="SimSun" w:hAnsi="SimSun" w:eastAsia="SimSun"/>
-          <w:color w:val="000000"/>
-          <w:sz w:val="21"/>
-        </w:rPr>
-        <w:t>该功能用于集中管理业务资料。用户可查看已有资料，上传或选择需要使用的内容，也可以把处理结果保存下来供后续复用。</w:t>
-      </w:r>
-    </w:p>
-    <w:p>
-      <w:r>
-        <w:rPr>
-          <w:rFonts w:ascii="SimSun" w:hAnsi="SimSun" w:eastAsia="SimSun"/>
-          <w:color w:val="000000"/>
-          <w:sz w:val="21"/>
-        </w:rPr>
-        <w:t>操作步骤：</w:t>
-      </w:r>
-    </w:p>
-    <w:p>
-      <w:pPr>
-        <w:pStyle w:val="ListNumber"/>
-      </w:pPr>
-      <w:r>
-        <w:rPr>
-          <w:rFonts w:ascii="SimSun" w:hAnsi="SimSun" w:eastAsia="SimSun"/>
-          <w:color w:val="000000"/>
-          <w:sz w:val="21"/>
-        </w:rPr>
-        <w:t>进入资料、文件或资源管理导出汇总结果页面。</w:t>
-      </w:r>
-    </w:p>
-    <w:p>
-      <w:pPr>
-        <w:pStyle w:val="ListNumber"/>
-      </w:pPr>
-      <w:r>
-        <w:rPr>
-          <w:rFonts w:ascii="SimSun" w:hAnsi="SimSun" w:eastAsia="SimSun"/>
-          <w:color w:val="000000"/>
-          <w:sz w:val="21"/>
-        </w:rPr>
-        <w:t>导出汇总结果：查看已有资料列表，或选择上传、导入、下载等操作。</w:t>
-      </w:r>
-    </w:p>
-    <w:p>
-      <w:pPr>
-        <w:pStyle w:val="ListNumber"/>
-      </w:pPr>
-      <w:r>
-        <w:rPr>
-          <w:rFonts w:ascii="SimSun" w:hAnsi="SimSun" w:eastAsia="SimSun"/>
-          <w:color w:val="000000"/>
-          <w:sz w:val="21"/>
-        </w:rPr>
-        <w:t>导出汇总结果：选择需要查看、使用或维护的资料。</w:t>
-      </w:r>
-    </w:p>
-    <w:p>
-      <w:pPr>
-        <w:pStyle w:val="ListNumber"/>
-      </w:pPr>
-      <w:r>
-        <w:rPr>
-          <w:rFonts w:ascii="SimSun" w:hAnsi="SimSun" w:eastAsia="SimSun"/>
-          <w:color w:val="000000"/>
-          <w:sz w:val="21"/>
-        </w:rPr>
-        <w:t>保存处理结果，并返回当前业务导出汇总结果页面继续使用。</w:t>
-      </w:r>
-    </w:p>
-    <w:p>
-      <w:r>
-        <w:rPr>
-          <w:rFonts w:ascii="SimSun" w:hAnsi="SimSun" w:eastAsia="SimSun"/>
-          <w:color w:val="000000"/>
-          <w:sz w:val="21"/>
-        </w:rPr>
-        <w:t>完成该操作后，相关资料会被集中保存，用户后续可以继续查找、复用或维护。</w:t>
-      </w:r>
-    </w:p>
-    <w:p>
-      <w:r>
-        <w:rPr>
-          <w:rFonts w:ascii="SimSun" w:hAnsi="SimSun" w:eastAsia="SimSun"/>
-          <w:color w:val="000000"/>
-          <w:sz w:val="21"/>
-        </w:rPr>
-        <w:t>【截图预留：请在此处插入“导出汇总结果”页面或操作结果截图。】</w:t>
+        <w:t>用户点击网格中的任意单元格，右侧详情面板会显示单元格坐标、当前汇总结果、系统判断理由和可选处理方式。金额字段会显示求和结果，文本字段会显示标签结果，差异字段会提示来源内容不完全一致。</w:t>
       </w:r>
     </w:p>
     <w:p>
@@ -2560,18 +322,7 @@
         <w:rPr>
           <w:color w:val="000000"/>
         </w:rPr>
-        <w:t>穿透查阅原始数据</w:t>
-      </w:r>
-    </w:p>
-    <w:p>
-      <w:pPr>
-        <w:pStyle w:val="Heading3"/>
-      </w:pPr>
-      <w:r>
-        <w:rPr>
-          <w:color w:val="000000"/>
-        </w:rPr>
-        <w:t>1. 文件导入</w:t>
+        <w:t>6. 来源穿透与复核</w:t>
       </w:r>
     </w:p>
     <w:p>
@@ -2581,7 +332,46 @@
           <w:color w:val="000000"/>
           <w:sz w:val="21"/>
         </w:rPr>
-        <w:t>在文件导入中，用户可以支持批量导入多个 Excel 文件（.xlsx 和 .xls），可通过拖拽或菜单打开文件方式导入。导入后显示文件列表，支持添加和关闭文件。</w:t>
+        <w:t>右侧详情面板中的来源区域可以展开查看当前单元格来自哪些文件。展开后，软件列出每个测试单位对应的原始值，用户可以看到汇总值是由哪些来源组成，也能快速判断差异来自哪个文件。</w:t>
+      </w:r>
+    </w:p>
+    <w:p>
+      <w:r>
+        <w:rPr>
+          <w:color w:val="000000"/>
+        </w:rPr>
+        <w:drawing>
+          <wp:inline xmlns:a="http://schemas.openxmlformats.org/drawingml/2006/main" xmlns:pic="http://schemas.openxmlformats.org/drawingml/2006/picture">
+            <wp:extent cx="5303520" cy="2983230"/>
+            <wp:docPr id="5" name="Picture 5"/>
+            <wp:cNvGraphicFramePr>
+              <a:graphicFrameLocks noChangeAspect="1"/>
+            </wp:cNvGraphicFramePr>
+            <a:graphic>
+              <a:graphicData uri="http://schemas.openxmlformats.org/drawingml/2006/picture">
+                <pic:pic>
+                  <pic:nvPicPr>
+                    <pic:cNvPr id="0" name="04-source-drilldown.png"/>
+                    <pic:cNvPicPr/>
+                  </pic:nvPicPr>
+                  <pic:blipFill>
+                    <a:blip r:embed="rId13"/>
+                    <a:stretch>
+                      <a:fillRect/>
+                    </a:stretch>
+                  </pic:blipFill>
+                  <pic:spPr>
+                    <a:xfrm>
+                      <a:off x="0" y="0"/>
+                      <a:ext cx="5303520" cy="2983230"/>
+                    </a:xfrm>
+                    <a:prstGeom prst="rect"/>
+                  </pic:spPr>
+                </pic:pic>
+              </a:graphicData>
+            </a:graphic>
+          </wp:inline>
+        </w:drawing>
       </w:r>
     </w:p>
     <w:p>
@@ -2591,767 +381,7 @@
           <w:color w:val="000000"/>
           <w:sz w:val="21"/>
         </w:rPr>
-        <w:t>用户进入页面后，可以通过列表、筛选条件或搜索框查找目标信息。页面会把符合条件的内容展示出来，便于继续查看详情或进行后续处理。 这一步通常是用户进入具体业务的起点，后续页面会围绕当前选择或填写的信息继续展开。</w:t>
-      </w:r>
-    </w:p>
-    <w:p>
-      <w:r>
-        <w:rPr>
-          <w:rFonts w:ascii="SimSun" w:hAnsi="SimSun" w:eastAsia="SimSun"/>
-          <w:color w:val="000000"/>
-          <w:sz w:val="21"/>
-        </w:rPr>
-        <w:t>操作步骤：</w:t>
-      </w:r>
-    </w:p>
-    <w:p>
-      <w:pPr>
-        <w:pStyle w:val="ListNumber"/>
-      </w:pPr>
-      <w:r>
-        <w:rPr>
-          <w:rFonts w:ascii="SimSun" w:hAnsi="SimSun" w:eastAsia="SimSun"/>
-          <w:color w:val="000000"/>
-          <w:sz w:val="21"/>
-        </w:rPr>
-        <w:t>进入对应查询或列表页面。</w:t>
-      </w:r>
-    </w:p>
-    <w:p>
-      <w:pPr>
-        <w:pStyle w:val="ListNumber"/>
-      </w:pPr>
-      <w:r>
-        <w:rPr>
-          <w:rFonts w:ascii="SimSun" w:hAnsi="SimSun" w:eastAsia="SimSun"/>
-          <w:color w:val="000000"/>
-          <w:sz w:val="21"/>
-        </w:rPr>
-        <w:t>输入关键词，或选择时间、分类、状态等筛选条件。</w:t>
-      </w:r>
-    </w:p>
-    <w:p>
-      <w:pPr>
-        <w:pStyle w:val="ListNumber"/>
-      </w:pPr>
-      <w:r>
-        <w:rPr>
-          <w:rFonts w:ascii="SimSun" w:hAnsi="SimSun" w:eastAsia="SimSun"/>
-          <w:color w:val="000000"/>
-          <w:sz w:val="21"/>
-        </w:rPr>
-        <w:t>查看页面返回的列表或详情内容。</w:t>
-      </w:r>
-    </w:p>
-    <w:p>
-      <w:pPr>
-        <w:pStyle w:val="ListNumber"/>
-      </w:pPr>
-      <w:r>
-        <w:rPr>
-          <w:rFonts w:ascii="SimSun" w:hAnsi="SimSun" w:eastAsia="SimSun"/>
-          <w:color w:val="000000"/>
-          <w:sz w:val="21"/>
-        </w:rPr>
-        <w:t>选择需要继续处理的数据，进入详情、编辑或确认页面。</w:t>
-      </w:r>
-    </w:p>
-    <w:p>
-      <w:r>
-        <w:rPr>
-          <w:rFonts w:ascii="SimSun" w:hAnsi="SimSun" w:eastAsia="SimSun"/>
-          <w:color w:val="000000"/>
-          <w:sz w:val="21"/>
-        </w:rPr>
-        <w:t>完成该操作后，用户可以定位到目标数据，并根据页面提供的入口继续查看或办理。确认后，用户可转入“工作簿结构校验”继续处理。</w:t>
-      </w:r>
-    </w:p>
-    <w:p>
-      <w:r>
-        <w:rPr>
-          <w:rFonts w:ascii="SimSun" w:hAnsi="SimSun" w:eastAsia="SimSun"/>
-          <w:color w:val="000000"/>
-          <w:sz w:val="21"/>
-        </w:rPr>
-        <w:t>【截图预留：请在此处插入“文件导入”页面或操作结果截图。】</w:t>
-      </w:r>
-    </w:p>
-    <w:p>
-      <w:pPr>
-        <w:pStyle w:val="Heading3"/>
-      </w:pPr>
-      <w:r>
-        <w:rPr>
-          <w:color w:val="000000"/>
-        </w:rPr>
-        <w:t>2. 工作簿结构校验</w:t>
-      </w:r>
-    </w:p>
-    <w:p>
-      <w:r>
-        <w:rPr>
-          <w:rFonts w:ascii="SimSun" w:hAnsi="SimSun" w:eastAsia="SimSun"/>
-          <w:color w:val="000000"/>
-          <w:sz w:val="21"/>
-        </w:rPr>
-        <w:t>通过工作簿结构校验，用户可以自动校验所有导入文件的结构是否一致，包括行数、列数、工作表名称等。对于结构不匹配的文件给出警告或排除提示，确保汇总结果的准确性。这一页可接续“文件导入”形成的内容，继续办理当前业务事项。</w:t>
-      </w:r>
-    </w:p>
-    <w:p>
-      <w:r>
-        <w:rPr>
-          <w:rFonts w:ascii="SimSun" w:hAnsi="SimSun" w:eastAsia="SimSun"/>
-          <w:color w:val="000000"/>
-          <w:sz w:val="21"/>
-        </w:rPr>
-        <w:t>该功能用于集中管理业务资料。用户可查看已有资料，上传或选择需要使用的内容，也可以把处理结果保存下来供后续复用。 它通常承接前一环节的信息，帮助用户把事项推进到更具体的处理页面。</w:t>
-      </w:r>
-    </w:p>
-    <w:p>
-      <w:r>
-        <w:rPr>
-          <w:rFonts w:ascii="SimSun" w:hAnsi="SimSun" w:eastAsia="SimSun"/>
-          <w:color w:val="000000"/>
-          <w:sz w:val="21"/>
-        </w:rPr>
-        <w:t>操作步骤：</w:t>
-      </w:r>
-    </w:p>
-    <w:p>
-      <w:pPr>
-        <w:pStyle w:val="ListNumber"/>
-      </w:pPr>
-      <w:r>
-        <w:rPr>
-          <w:rFonts w:ascii="SimSun" w:hAnsi="SimSun" w:eastAsia="SimSun"/>
-          <w:color w:val="000000"/>
-          <w:sz w:val="21"/>
-        </w:rPr>
-        <w:t>进入资料、文件或资源管理页面。</w:t>
-      </w:r>
-    </w:p>
-    <w:p>
-      <w:pPr>
-        <w:pStyle w:val="ListNumber"/>
-      </w:pPr>
-      <w:r>
-        <w:rPr>
-          <w:rFonts w:ascii="SimSun" w:hAnsi="SimSun" w:eastAsia="SimSun"/>
-          <w:color w:val="000000"/>
-          <w:sz w:val="21"/>
-        </w:rPr>
-        <w:t>查看已有资料列表，或选择上传、导入、下载等操作。</w:t>
-      </w:r>
-    </w:p>
-    <w:p>
-      <w:pPr>
-        <w:pStyle w:val="ListNumber"/>
-      </w:pPr>
-      <w:r>
-        <w:rPr>
-          <w:rFonts w:ascii="SimSun" w:hAnsi="SimSun" w:eastAsia="SimSun"/>
-          <w:color w:val="000000"/>
-          <w:sz w:val="21"/>
-        </w:rPr>
-        <w:t>选择需要查看、使用或维护的资料。</w:t>
-      </w:r>
-    </w:p>
-    <w:p>
-      <w:pPr>
-        <w:pStyle w:val="ListNumber"/>
-      </w:pPr>
-      <w:r>
-        <w:rPr>
-          <w:rFonts w:ascii="SimSun" w:hAnsi="SimSun" w:eastAsia="SimSun"/>
-          <w:color w:val="000000"/>
-          <w:sz w:val="21"/>
-        </w:rPr>
-        <w:t>保存处理结果，并返回当前业务页面继续使用。</w:t>
-      </w:r>
-    </w:p>
-    <w:p>
-      <w:r>
-        <w:rPr>
-          <w:rFonts w:ascii="SimSun" w:hAnsi="SimSun" w:eastAsia="SimSun"/>
-          <w:color w:val="000000"/>
-          <w:sz w:val="21"/>
-        </w:rPr>
-        <w:t>完成该操作后，相关资料会被集中保存，用户后续可以继续查找、复用或维护。该结果确认后，后续可进入“工作表切换管理”继续完善。</w:t>
-      </w:r>
-    </w:p>
-    <w:p>
-      <w:r>
-        <w:rPr>
-          <w:rFonts w:ascii="SimSun" w:hAnsi="SimSun" w:eastAsia="SimSun"/>
-          <w:color w:val="000000"/>
-          <w:sz w:val="21"/>
-        </w:rPr>
-        <w:t>【截图预留：请在此处插入“工作簿结构校验”页面或操作结果截图。】</w:t>
-      </w:r>
-    </w:p>
-    <w:p>
-      <w:pPr>
-        <w:pStyle w:val="Heading3"/>
-      </w:pPr>
-      <w:r>
-        <w:rPr>
-          <w:color w:val="000000"/>
-        </w:rPr>
-        <w:t>3. 工作表切换管理</w:t>
-      </w:r>
-    </w:p>
-    <w:p>
-      <w:r>
-        <w:rPr>
-          <w:rFonts w:ascii="SimSun" w:hAnsi="SimSun" w:eastAsia="SimSun"/>
-          <w:color w:val="000000"/>
-          <w:sz w:val="21"/>
-        </w:rPr>
-        <w:t>在工作表切换管理中，用户可以自动识别所有文件中的工作表名称，以标签页形式展示，用户可切换不同工作表查看对应的汇总数据。切换工作表时自动重新汇总。在流程上，它会沿用“工作簿结构校验”中已经确认的信息，帮助用户进入下一步处理。</w:t>
-      </w:r>
-    </w:p>
-    <w:p>
-      <w:r>
-        <w:rPr>
-          <w:rFonts w:ascii="SimSun" w:hAnsi="SimSun" w:eastAsia="SimSun"/>
-          <w:color w:val="000000"/>
-          <w:sz w:val="21"/>
-        </w:rPr>
-        <w:t>用户进入页面后，可以通过列表、筛选条件或搜索框查找目标信息。页面会把符合条件的内容展示出来，便于继续查看详情或进行后续处理。 这一环节会把前面已经确认的内容进一步细化，便于审核人员理解软件的实际使用路径。</w:t>
-      </w:r>
-    </w:p>
-    <w:p>
-      <w:r>
-        <w:rPr>
-          <w:rFonts w:ascii="SimSun" w:hAnsi="SimSun" w:eastAsia="SimSun"/>
-          <w:color w:val="000000"/>
-          <w:sz w:val="21"/>
-        </w:rPr>
-        <w:t>操作步骤：</w:t>
-      </w:r>
-    </w:p>
-    <w:p>
-      <w:pPr>
-        <w:pStyle w:val="ListNumber"/>
-      </w:pPr>
-      <w:r>
-        <w:rPr>
-          <w:rFonts w:ascii="SimSun" w:hAnsi="SimSun" w:eastAsia="SimSun"/>
-          <w:color w:val="000000"/>
-          <w:sz w:val="21"/>
-        </w:rPr>
-        <w:t>进入对应查询或列表页面。</w:t>
-      </w:r>
-    </w:p>
-    <w:p>
-      <w:pPr>
-        <w:pStyle w:val="ListNumber"/>
-      </w:pPr>
-      <w:r>
-        <w:rPr>
-          <w:rFonts w:ascii="SimSun" w:hAnsi="SimSun" w:eastAsia="SimSun"/>
-          <w:color w:val="000000"/>
-          <w:sz w:val="21"/>
-        </w:rPr>
-        <w:t>输入关键词，或选择时间、分类、状态等筛选条件。</w:t>
-      </w:r>
-    </w:p>
-    <w:p>
-      <w:pPr>
-        <w:pStyle w:val="ListNumber"/>
-      </w:pPr>
-      <w:r>
-        <w:rPr>
-          <w:rFonts w:ascii="SimSun" w:hAnsi="SimSun" w:eastAsia="SimSun"/>
-          <w:color w:val="000000"/>
-          <w:sz w:val="21"/>
-        </w:rPr>
-        <w:t>查看页面返回的列表或详情内容。</w:t>
-      </w:r>
-    </w:p>
-    <w:p>
-      <w:pPr>
-        <w:pStyle w:val="ListNumber"/>
-      </w:pPr>
-      <w:r>
-        <w:rPr>
-          <w:rFonts w:ascii="SimSun" w:hAnsi="SimSun" w:eastAsia="SimSun"/>
-          <w:color w:val="000000"/>
-          <w:sz w:val="21"/>
-        </w:rPr>
-        <w:t>选择需要继续处理的数据，进入详情、编辑或确认页面。</w:t>
-      </w:r>
-    </w:p>
-    <w:p>
-      <w:r>
-        <w:rPr>
-          <w:rFonts w:ascii="SimSun" w:hAnsi="SimSun" w:eastAsia="SimSun"/>
-          <w:color w:val="000000"/>
-          <w:sz w:val="21"/>
-        </w:rPr>
-        <w:t>完成该操作后，用户可以定位到目标数据，并根据页面提供的入口继续查看或办理。用户完成检查后，可以打开“智能单元格聚合”推进后续工作。</w:t>
-      </w:r>
-    </w:p>
-    <w:p>
-      <w:r>
-        <w:rPr>
-          <w:rFonts w:ascii="SimSun" w:hAnsi="SimSun" w:eastAsia="SimSun"/>
-          <w:color w:val="000000"/>
-          <w:sz w:val="21"/>
-        </w:rPr>
-        <w:t>【截图预留：请在此处插入“工作表切换管理”页面或操作结果截图。】</w:t>
-      </w:r>
-    </w:p>
-    <w:p>
-      <w:pPr>
-        <w:pStyle w:val="Heading3"/>
-      </w:pPr>
-      <w:r>
-        <w:rPr>
-          <w:color w:val="000000"/>
-        </w:rPr>
-        <w:t>4. 智能单元格聚合</w:t>
-      </w:r>
-    </w:p>
-    <w:p>
-      <w:r>
-        <w:rPr>
-          <w:rFonts w:ascii="SimSun" w:hAnsi="SimSun" w:eastAsia="SimSun"/>
-          <w:color w:val="000000"/>
-          <w:sz w:val="21"/>
-        </w:rPr>
-        <w:t>在智能单元格聚合中，用户可以核心功能。对每个单元格位置，自动判断类型并执行对应操作：所有文件值相同则显示标签（如科目代码'201'）；值不同且均为数字则显示求和结果；值不同且包含非数字则显示不同值的条数（如'3条'）。支持千分位、欧式小数、百分比等多种数字格式的自动识别和运算。用户通常会在完成“工作表切换管理”后进入本环节，并继续查看新的处理结果。</w:t>
-      </w:r>
-    </w:p>
-    <w:p>
-      <w:r>
-        <w:rPr>
-          <w:rFonts w:ascii="SimSun" w:hAnsi="SimSun" w:eastAsia="SimSun"/>
-          <w:color w:val="000000"/>
-          <w:sz w:val="21"/>
-        </w:rPr>
-        <w:t>该功能用于集中管理业务资料。用户可查看已有资料，上传或选择需要使用的内容，也可以把处理结果保存下来供后续复用。</w:t>
-      </w:r>
-    </w:p>
-    <w:p>
-      <w:r>
-        <w:rPr>
-          <w:rFonts w:ascii="SimSun" w:hAnsi="SimSun" w:eastAsia="SimSun"/>
-          <w:color w:val="000000"/>
-          <w:sz w:val="21"/>
-        </w:rPr>
-        <w:t>操作步骤：</w:t>
-      </w:r>
-    </w:p>
-    <w:p>
-      <w:pPr>
-        <w:pStyle w:val="ListNumber"/>
-      </w:pPr>
-      <w:r>
-        <w:rPr>
-          <w:rFonts w:ascii="SimSun" w:hAnsi="SimSun" w:eastAsia="SimSun"/>
-          <w:color w:val="000000"/>
-          <w:sz w:val="21"/>
-        </w:rPr>
-        <w:t>进入资料、文件或资源管理页面。</w:t>
-      </w:r>
-    </w:p>
-    <w:p>
-      <w:pPr>
-        <w:pStyle w:val="ListNumber"/>
-      </w:pPr>
-      <w:r>
-        <w:rPr>
-          <w:rFonts w:ascii="SimSun" w:hAnsi="SimSun" w:eastAsia="SimSun"/>
-          <w:color w:val="000000"/>
-          <w:sz w:val="21"/>
-        </w:rPr>
-        <w:t>查看已有资料列表，或选择上传、导入、下载等操作。</w:t>
-      </w:r>
-    </w:p>
-    <w:p>
-      <w:pPr>
-        <w:pStyle w:val="ListNumber"/>
-      </w:pPr>
-      <w:r>
-        <w:rPr>
-          <w:rFonts w:ascii="SimSun" w:hAnsi="SimSun" w:eastAsia="SimSun"/>
-          <w:color w:val="000000"/>
-          <w:sz w:val="21"/>
-        </w:rPr>
-        <w:t>选择需要查看、使用或维护的资料。</w:t>
-      </w:r>
-    </w:p>
-    <w:p>
-      <w:pPr>
-        <w:pStyle w:val="ListNumber"/>
-      </w:pPr>
-      <w:r>
-        <w:rPr>
-          <w:rFonts w:ascii="SimSun" w:hAnsi="SimSun" w:eastAsia="SimSun"/>
-          <w:color w:val="000000"/>
-          <w:sz w:val="21"/>
-        </w:rPr>
-        <w:t>保存处理结果，并返回当前业务页面继续使用。</w:t>
-      </w:r>
-    </w:p>
-    <w:p>
-      <w:r>
-        <w:rPr>
-          <w:rFonts w:ascii="SimSun" w:hAnsi="SimSun" w:eastAsia="SimSun"/>
-          <w:color w:val="000000"/>
-          <w:sz w:val="21"/>
-        </w:rPr>
-        <w:t>完成该操作后，相关资料会被集中保存，用户后续可以继续查找、复用或维护。保存当前结果后，软件会支持用户继续前往“穿透查阅”。</w:t>
-      </w:r>
-    </w:p>
-    <w:p>
-      <w:r>
-        <w:rPr>
-          <w:rFonts w:ascii="SimSun" w:hAnsi="SimSun" w:eastAsia="SimSun"/>
-          <w:color w:val="000000"/>
-          <w:sz w:val="21"/>
-        </w:rPr>
-        <w:t>【截图预留：请在此处插入“智能单元格聚合”页面或操作结果截图。】</w:t>
-      </w:r>
-    </w:p>
-    <w:p>
-      <w:pPr>
-        <w:pStyle w:val="Heading3"/>
-      </w:pPr>
-      <w:r>
-        <w:rPr>
-          <w:color w:val="000000"/>
-        </w:rPr>
-        <w:t>5. 穿透查阅</w:t>
-      </w:r>
-    </w:p>
-    <w:p>
-      <w:r>
-        <w:rPr>
-          <w:rFonts w:ascii="SimSun" w:hAnsi="SimSun" w:eastAsia="SimSun"/>
-          <w:color w:val="000000"/>
-          <w:sz w:val="21"/>
-        </w:rPr>
-        <w:t>通过穿透查阅，用户可以点击汇总表中的任一单元格，侧边栏展示该单元格位置在所有源文件中的原始值及对应文件名，方便核查汇总来源。本环节会承接“智能单元格聚合”留下的资料，使前后操作保持连贯。</w:t>
-      </w:r>
-    </w:p>
-    <w:p>
-      <w:r>
-        <w:rPr>
-          <w:rFonts w:ascii="SimSun" w:hAnsi="SimSun" w:eastAsia="SimSun"/>
-          <w:color w:val="000000"/>
-          <w:sz w:val="21"/>
-        </w:rPr>
-        <w:t>该功能用于集中管理业务资料。用户可查看已有资料，上传或选择需要使用的内容，也可以把处理结果保存下来供后续复用。</w:t>
-      </w:r>
-    </w:p>
-    <w:p>
-      <w:r>
-        <w:rPr>
-          <w:rFonts w:ascii="SimSun" w:hAnsi="SimSun" w:eastAsia="SimSun"/>
-          <w:color w:val="000000"/>
-          <w:sz w:val="21"/>
-        </w:rPr>
-        <w:t>操作步骤：</w:t>
-      </w:r>
-    </w:p>
-    <w:p>
-      <w:pPr>
-        <w:pStyle w:val="ListNumber"/>
-      </w:pPr>
-      <w:r>
-        <w:rPr>
-          <w:rFonts w:ascii="SimSun" w:hAnsi="SimSun" w:eastAsia="SimSun"/>
-          <w:color w:val="000000"/>
-          <w:sz w:val="21"/>
-        </w:rPr>
-        <w:t>进入资料、文件或资源管理穿透查阅页面。</w:t>
-      </w:r>
-    </w:p>
-    <w:p>
-      <w:pPr>
-        <w:pStyle w:val="ListNumber"/>
-      </w:pPr>
-      <w:r>
-        <w:rPr>
-          <w:rFonts w:ascii="SimSun" w:hAnsi="SimSun" w:eastAsia="SimSun"/>
-          <w:color w:val="000000"/>
-          <w:sz w:val="21"/>
-        </w:rPr>
-        <w:t>穿透查阅：查看已有资料列表，或选择上传、导入、下载等操作。</w:t>
-      </w:r>
-    </w:p>
-    <w:p>
-      <w:pPr>
-        <w:pStyle w:val="ListNumber"/>
-      </w:pPr>
-      <w:r>
-        <w:rPr>
-          <w:rFonts w:ascii="SimSun" w:hAnsi="SimSun" w:eastAsia="SimSun"/>
-          <w:color w:val="000000"/>
-          <w:sz w:val="21"/>
-        </w:rPr>
-        <w:t>穿透查阅：选择需要查看、使用或维护的资料。</w:t>
-      </w:r>
-    </w:p>
-    <w:p>
-      <w:pPr>
-        <w:pStyle w:val="ListNumber"/>
-      </w:pPr>
-      <w:r>
-        <w:rPr>
-          <w:rFonts w:ascii="SimSun" w:hAnsi="SimSun" w:eastAsia="SimSun"/>
-          <w:color w:val="000000"/>
-          <w:sz w:val="21"/>
-        </w:rPr>
-        <w:t>保存处理结果，并返回当前业务穿透查阅页面继续使用。</w:t>
-      </w:r>
-    </w:p>
-    <w:p>
-      <w:r>
-        <w:rPr>
-          <w:rFonts w:ascii="SimSun" w:hAnsi="SimSun" w:eastAsia="SimSun"/>
-          <w:color w:val="000000"/>
-          <w:sz w:val="21"/>
-        </w:rPr>
-        <w:t>完成该操作后，相关资料会被集中保存，用户后续可以继续查找、复用或维护。确认后，用户可转入“类型修正与规则管理”继续处理。</w:t>
-      </w:r>
-    </w:p>
-    <w:p>
-      <w:r>
-        <w:rPr>
-          <w:rFonts w:ascii="SimSun" w:hAnsi="SimSun" w:eastAsia="SimSun"/>
-          <w:color w:val="000000"/>
-          <w:sz w:val="21"/>
-        </w:rPr>
-        <w:t>【截图预留：请在此处插入“穿透查阅”页面或操作结果截图。】</w:t>
-      </w:r>
-    </w:p>
-    <w:p>
-      <w:pPr>
-        <w:pStyle w:val="Heading3"/>
-      </w:pPr>
-      <w:r>
-        <w:rPr>
-          <w:color w:val="000000"/>
-        </w:rPr>
-        <w:t>6. 类型修正与规则管理</w:t>
-      </w:r>
-    </w:p>
-    <w:p>
-      <w:r>
-        <w:rPr>
-          <w:rFonts w:ascii="SimSun" w:hAnsi="SimSun" w:eastAsia="SimSun"/>
-          <w:color w:val="000000"/>
-          <w:sz w:val="21"/>
-        </w:rPr>
-        <w:t>通过类型修正与规则管理，用户可以当自动识别结果不准确时，用户可手动将单元格标记为金额（求和）、标签（保留）或混合类型。修正规则可保存为方案（Schema），下次导入同类文件时自动应用。这一页可接续“穿透查阅”形成的内容，继续办理当前业务事项。</w:t>
-      </w:r>
-    </w:p>
-    <w:p>
-      <w:r>
-        <w:rPr>
-          <w:rFonts w:ascii="SimSun" w:hAnsi="SimSun" w:eastAsia="SimSun"/>
-          <w:color w:val="000000"/>
-          <w:sz w:val="21"/>
-        </w:rPr>
-        <w:t>该功能用于集中管理业务资料。用户可查看已有资料，上传或选择需要使用的内容，也可以把处理结果保存下来供后续复用。</w:t>
-      </w:r>
-    </w:p>
-    <w:p>
-      <w:r>
-        <w:rPr>
-          <w:rFonts w:ascii="SimSun" w:hAnsi="SimSun" w:eastAsia="SimSun"/>
-          <w:color w:val="000000"/>
-          <w:sz w:val="21"/>
-        </w:rPr>
-        <w:t>操作步骤：</w:t>
-      </w:r>
-    </w:p>
-    <w:p>
-      <w:pPr>
-        <w:pStyle w:val="ListNumber"/>
-      </w:pPr>
-      <w:r>
-        <w:rPr>
-          <w:rFonts w:ascii="SimSun" w:hAnsi="SimSun" w:eastAsia="SimSun"/>
-          <w:color w:val="000000"/>
-          <w:sz w:val="21"/>
-        </w:rPr>
-        <w:t>进入资料、文件或资源管理类型修正与规则管理页面。</w:t>
-      </w:r>
-    </w:p>
-    <w:p>
-      <w:pPr>
-        <w:pStyle w:val="ListNumber"/>
-      </w:pPr>
-      <w:r>
-        <w:rPr>
-          <w:rFonts w:ascii="SimSun" w:hAnsi="SimSun" w:eastAsia="SimSun"/>
-          <w:color w:val="000000"/>
-          <w:sz w:val="21"/>
-        </w:rPr>
-        <w:t>类型修正与规则管理：查看已有资料列表，或选择上传、导入、下载等操作。</w:t>
-      </w:r>
-    </w:p>
-    <w:p>
-      <w:pPr>
-        <w:pStyle w:val="ListNumber"/>
-      </w:pPr>
-      <w:r>
-        <w:rPr>
-          <w:rFonts w:ascii="SimSun" w:hAnsi="SimSun" w:eastAsia="SimSun"/>
-          <w:color w:val="000000"/>
-          <w:sz w:val="21"/>
-        </w:rPr>
-        <w:t>类型修正与规则管理：选择需要查看、使用或维护的资料。</w:t>
-      </w:r>
-    </w:p>
-    <w:p>
-      <w:pPr>
-        <w:pStyle w:val="ListNumber"/>
-      </w:pPr>
-      <w:r>
-        <w:rPr>
-          <w:rFonts w:ascii="SimSun" w:hAnsi="SimSun" w:eastAsia="SimSun"/>
-          <w:color w:val="000000"/>
-          <w:sz w:val="21"/>
-        </w:rPr>
-        <w:t>保存处理结果，并返回当前业务类型修正与规则管理页面继续使用。</w:t>
-      </w:r>
-    </w:p>
-    <w:p>
-      <w:r>
-        <w:rPr>
-          <w:rFonts w:ascii="SimSun" w:hAnsi="SimSun" w:eastAsia="SimSun"/>
-          <w:color w:val="000000"/>
-          <w:sz w:val="21"/>
-        </w:rPr>
-        <w:t>完成该操作后，相关资料会被集中保存，用户后续可以继续查找、复用或维护。该结果确认后，后续可进入“导出汇总结果”继续完善。</w:t>
-      </w:r>
-    </w:p>
-    <w:p>
-      <w:r>
-        <w:rPr>
-          <w:rFonts w:ascii="SimSun" w:hAnsi="SimSun" w:eastAsia="SimSun"/>
-          <w:color w:val="000000"/>
-          <w:sz w:val="21"/>
-        </w:rPr>
-        <w:t>【截图预留：请在此处插入“类型修正与规则管理”页面或操作结果截图。】</w:t>
-      </w:r>
-    </w:p>
-    <w:p>
-      <w:pPr>
-        <w:pStyle w:val="Heading3"/>
-      </w:pPr>
-      <w:r>
-        <w:rPr>
-          <w:color w:val="000000"/>
-        </w:rPr>
-        <w:t>7. 导出汇总结果</w:t>
-      </w:r>
-    </w:p>
-    <w:p>
-      <w:r>
-        <w:rPr>
-          <w:rFonts w:ascii="SimSun" w:hAnsi="SimSun" w:eastAsia="SimSun"/>
-          <w:color w:val="000000"/>
-          <w:sz w:val="21"/>
-        </w:rPr>
-        <w:t>在导出汇总结果环节，用户可以将汇总后的表格导出为 .xlsx 格式的 Excel 工作簿，保留原始行列结构和表头信息，方便存档和分发。在流程上，它会沿用“类型修正与规则管理”中已经确认的信息，帮助用户进入下一步处理。</w:t>
-      </w:r>
-    </w:p>
-    <w:p>
-      <w:r>
-        <w:rPr>
-          <w:rFonts w:ascii="SimSun" w:hAnsi="SimSun" w:eastAsia="SimSun"/>
-          <w:color w:val="000000"/>
-          <w:sz w:val="21"/>
-        </w:rPr>
-        <w:t>该功能用于集中管理业务资料。用户可查看已有资料，上传或选择需要使用的内容，也可以把处理结果保存下来供后续复用。</w:t>
-      </w:r>
-    </w:p>
-    <w:p>
-      <w:r>
-        <w:rPr>
-          <w:rFonts w:ascii="SimSun" w:hAnsi="SimSun" w:eastAsia="SimSun"/>
-          <w:color w:val="000000"/>
-          <w:sz w:val="21"/>
-        </w:rPr>
-        <w:t>操作步骤：</w:t>
-      </w:r>
-    </w:p>
-    <w:p>
-      <w:pPr>
-        <w:pStyle w:val="ListNumber"/>
-      </w:pPr>
-      <w:r>
-        <w:rPr>
-          <w:rFonts w:ascii="SimSun" w:hAnsi="SimSun" w:eastAsia="SimSun"/>
-          <w:color w:val="000000"/>
-          <w:sz w:val="21"/>
-        </w:rPr>
-        <w:t>进入资料、文件或资源管理导出汇总结果页面。</w:t>
-      </w:r>
-    </w:p>
-    <w:p>
-      <w:pPr>
-        <w:pStyle w:val="ListNumber"/>
-      </w:pPr>
-      <w:r>
-        <w:rPr>
-          <w:rFonts w:ascii="SimSun" w:hAnsi="SimSun" w:eastAsia="SimSun"/>
-          <w:color w:val="000000"/>
-          <w:sz w:val="21"/>
-        </w:rPr>
-        <w:t>导出汇总结果：查看已有资料列表，或选择上传、导入、下载等操作。</w:t>
-      </w:r>
-    </w:p>
-    <w:p>
-      <w:pPr>
-        <w:pStyle w:val="ListNumber"/>
-      </w:pPr>
-      <w:r>
-        <w:rPr>
-          <w:rFonts w:ascii="SimSun" w:hAnsi="SimSun" w:eastAsia="SimSun"/>
-          <w:color w:val="000000"/>
-          <w:sz w:val="21"/>
-        </w:rPr>
-        <w:t>导出汇总结果：选择需要查看、使用或维护的资料。</w:t>
-      </w:r>
-    </w:p>
-    <w:p>
-      <w:pPr>
-        <w:pStyle w:val="ListNumber"/>
-      </w:pPr>
-      <w:r>
-        <w:rPr>
-          <w:rFonts w:ascii="SimSun" w:hAnsi="SimSun" w:eastAsia="SimSun"/>
-          <w:color w:val="000000"/>
-          <w:sz w:val="21"/>
-        </w:rPr>
-        <w:t>保存处理结果，并返回当前业务导出汇总结果页面继续使用。</w:t>
-      </w:r>
-    </w:p>
-    <w:p>
-      <w:r>
-        <w:rPr>
-          <w:rFonts w:ascii="SimSun" w:hAnsi="SimSun" w:eastAsia="SimSun"/>
-          <w:color w:val="000000"/>
-          <w:sz w:val="21"/>
-        </w:rPr>
-        <w:t>完成该操作后，相关资料会被集中保存，用户后续可以继续查找、复用或维护。</w:t>
-      </w:r>
-    </w:p>
-    <w:p>
-      <w:r>
-        <w:rPr>
-          <w:rFonts w:ascii="SimSun" w:hAnsi="SimSun" w:eastAsia="SimSun"/>
-          <w:color w:val="000000"/>
-          <w:sz w:val="21"/>
-        </w:rPr>
-        <w:t>【截图预留：请在此处插入“导出汇总结果”页面或操作结果截图。】</w:t>
+        <w:t>来源穿透适用于金额、数量、编码、名称、备注等各类单元格。对于金额字段，面板会列出各来源数值；对于标签字段，面板会列出各来源文本。用户在复核时无需回到每一个原始 Excel 文件逐个查找。</w:t>
       </w:r>
     </w:p>
     <w:p>
@@ -3362,18 +392,7 @@
         <w:rPr>
           <w:color w:val="000000"/>
         </w:rPr>
-        <w:t>修正汇总类型</w:t>
-      </w:r>
-    </w:p>
-    <w:p>
-      <w:pPr>
-        <w:pStyle w:val="Heading3"/>
-      </w:pPr>
-      <w:r>
-        <w:rPr>
-          <w:color w:val="000000"/>
-        </w:rPr>
-        <w:t>1. 文件导入</w:t>
+        <w:t>7. 类型修正与调整记忆</w:t>
       </w:r>
     </w:p>
     <w:p>
@@ -3383,7 +402,46 @@
           <w:color w:val="000000"/>
           <w:sz w:val="21"/>
         </w:rPr>
-        <w:t>在文件导入中，用户可以支持批量导入多个 Excel 文件（.xlsx 和 .xls），可通过拖拽或菜单打开文件方式导入。导入后显示文件列表，支持添加和关闭文件。</w:t>
+        <w:t>软件会自动判断单元格应按“标签”还是“求和”处理。若用户认为自动判断不符合本批报表含义，可以在右侧详情面板点击“标签”或“求和”进行修正。修正后，网格中的结果会立即刷新，底部会显示已调整的数量，并提供“撤销上一步”和“清除本批次调整”入口。</w:t>
+      </w:r>
+    </w:p>
+    <w:p>
+      <w:r>
+        <w:rPr>
+          <w:color w:val="000000"/>
+        </w:rPr>
+        <w:drawing>
+          <wp:inline xmlns:a="http://schemas.openxmlformats.org/drawingml/2006/main" xmlns:pic="http://schemas.openxmlformats.org/drawingml/2006/picture">
+            <wp:extent cx="5303520" cy="2983230"/>
+            <wp:docPr id="6" name="Picture 6"/>
+            <wp:cNvGraphicFramePr>
+              <a:graphicFrameLocks noChangeAspect="1"/>
+            </wp:cNvGraphicFramePr>
+            <a:graphic>
+              <a:graphicData uri="http://schemas.openxmlformats.org/drawingml/2006/picture">
+                <pic:pic>
+                  <pic:nvPicPr>
+                    <pic:cNvPr id="0" name="05-type-correction.png"/>
+                    <pic:cNvPicPr/>
+                  </pic:nvPicPr>
+                  <pic:blipFill>
+                    <a:blip r:embed="rId14"/>
+                    <a:stretch>
+                      <a:fillRect/>
+                    </a:stretch>
+                  </pic:blipFill>
+                  <pic:spPr>
+                    <a:xfrm>
+                      <a:off x="0" y="0"/>
+                      <a:ext cx="5303520" cy="2983230"/>
+                    </a:xfrm>
+                    <a:prstGeom prst="rect"/>
+                  </pic:spPr>
+                </pic:pic>
+              </a:graphicData>
+            </a:graphic>
+          </wp:inline>
+        </w:drawing>
       </w:r>
     </w:p>
     <w:p>
@@ -3393,767 +451,7 @@
           <w:color w:val="000000"/>
           <w:sz w:val="21"/>
         </w:rPr>
-        <w:t>用户进入页面后，可以通过列表、筛选条件或搜索框查找目标信息。页面会把符合条件的内容展示出来，便于继续查看详情或进行后续处理。 这一步通常是用户进入具体业务的起点，后续页面会围绕当前选择或填写的信息继续展开。</w:t>
-      </w:r>
-    </w:p>
-    <w:p>
-      <w:r>
-        <w:rPr>
-          <w:rFonts w:ascii="SimSun" w:hAnsi="SimSun" w:eastAsia="SimSun"/>
-          <w:color w:val="000000"/>
-          <w:sz w:val="21"/>
-        </w:rPr>
-        <w:t>操作步骤：</w:t>
-      </w:r>
-    </w:p>
-    <w:p>
-      <w:pPr>
-        <w:pStyle w:val="ListNumber"/>
-      </w:pPr>
-      <w:r>
-        <w:rPr>
-          <w:rFonts w:ascii="SimSun" w:hAnsi="SimSun" w:eastAsia="SimSun"/>
-          <w:color w:val="000000"/>
-          <w:sz w:val="21"/>
-        </w:rPr>
-        <w:t>进入对应查询或列表页面。</w:t>
-      </w:r>
-    </w:p>
-    <w:p>
-      <w:pPr>
-        <w:pStyle w:val="ListNumber"/>
-      </w:pPr>
-      <w:r>
-        <w:rPr>
-          <w:rFonts w:ascii="SimSun" w:hAnsi="SimSun" w:eastAsia="SimSun"/>
-          <w:color w:val="000000"/>
-          <w:sz w:val="21"/>
-        </w:rPr>
-        <w:t>输入关键词，或选择时间、分类、状态等筛选条件。</w:t>
-      </w:r>
-    </w:p>
-    <w:p>
-      <w:pPr>
-        <w:pStyle w:val="ListNumber"/>
-      </w:pPr>
-      <w:r>
-        <w:rPr>
-          <w:rFonts w:ascii="SimSun" w:hAnsi="SimSun" w:eastAsia="SimSun"/>
-          <w:color w:val="000000"/>
-          <w:sz w:val="21"/>
-        </w:rPr>
-        <w:t>查看页面返回的列表或详情内容。</w:t>
-      </w:r>
-    </w:p>
-    <w:p>
-      <w:pPr>
-        <w:pStyle w:val="ListNumber"/>
-      </w:pPr>
-      <w:r>
-        <w:rPr>
-          <w:rFonts w:ascii="SimSun" w:hAnsi="SimSun" w:eastAsia="SimSun"/>
-          <w:color w:val="000000"/>
-          <w:sz w:val="21"/>
-        </w:rPr>
-        <w:t>选择需要继续处理的数据，进入详情、编辑或确认页面。</w:t>
-      </w:r>
-    </w:p>
-    <w:p>
-      <w:r>
-        <w:rPr>
-          <w:rFonts w:ascii="SimSun" w:hAnsi="SimSun" w:eastAsia="SimSun"/>
-          <w:color w:val="000000"/>
-          <w:sz w:val="21"/>
-        </w:rPr>
-        <w:t>完成该操作后，用户可以定位到目标数据，并根据页面提供的入口继续查看或办理。确认后，用户可转入“工作簿结构校验”继续处理。</w:t>
-      </w:r>
-    </w:p>
-    <w:p>
-      <w:r>
-        <w:rPr>
-          <w:rFonts w:ascii="SimSun" w:hAnsi="SimSun" w:eastAsia="SimSun"/>
-          <w:color w:val="000000"/>
-          <w:sz w:val="21"/>
-        </w:rPr>
-        <w:t>【截图预留：请在此处插入“文件导入”页面或操作结果截图。】</w:t>
-      </w:r>
-    </w:p>
-    <w:p>
-      <w:pPr>
-        <w:pStyle w:val="Heading3"/>
-      </w:pPr>
-      <w:r>
-        <w:rPr>
-          <w:color w:val="000000"/>
-        </w:rPr>
-        <w:t>2. 工作簿结构校验</w:t>
-      </w:r>
-    </w:p>
-    <w:p>
-      <w:r>
-        <w:rPr>
-          <w:rFonts w:ascii="SimSun" w:hAnsi="SimSun" w:eastAsia="SimSun"/>
-          <w:color w:val="000000"/>
-          <w:sz w:val="21"/>
-        </w:rPr>
-        <w:t>通过工作簿结构校验，用户可以自动校验所有导入文件的结构是否一致，包括行数、列数、工作表名称等。对于结构不匹配的文件给出警告或排除提示，确保汇总结果的准确性。这一页可接续“文件导入”形成的内容，继续办理当前业务事项。</w:t>
-      </w:r>
-    </w:p>
-    <w:p>
-      <w:r>
-        <w:rPr>
-          <w:rFonts w:ascii="SimSun" w:hAnsi="SimSun" w:eastAsia="SimSun"/>
-          <w:color w:val="000000"/>
-          <w:sz w:val="21"/>
-        </w:rPr>
-        <w:t>该功能用于集中管理业务资料。用户可查看已有资料，上传或选择需要使用的内容，也可以把处理结果保存下来供后续复用。 它通常承接前一环节的信息，帮助用户把事项推进到更具体的处理页面。</w:t>
-      </w:r>
-    </w:p>
-    <w:p>
-      <w:r>
-        <w:rPr>
-          <w:rFonts w:ascii="SimSun" w:hAnsi="SimSun" w:eastAsia="SimSun"/>
-          <w:color w:val="000000"/>
-          <w:sz w:val="21"/>
-        </w:rPr>
-        <w:t>操作步骤：</w:t>
-      </w:r>
-    </w:p>
-    <w:p>
-      <w:pPr>
-        <w:pStyle w:val="ListNumber"/>
-      </w:pPr>
-      <w:r>
-        <w:rPr>
-          <w:rFonts w:ascii="SimSun" w:hAnsi="SimSun" w:eastAsia="SimSun"/>
-          <w:color w:val="000000"/>
-          <w:sz w:val="21"/>
-        </w:rPr>
-        <w:t>进入资料、文件或资源管理页面。</w:t>
-      </w:r>
-    </w:p>
-    <w:p>
-      <w:pPr>
-        <w:pStyle w:val="ListNumber"/>
-      </w:pPr>
-      <w:r>
-        <w:rPr>
-          <w:rFonts w:ascii="SimSun" w:hAnsi="SimSun" w:eastAsia="SimSun"/>
-          <w:color w:val="000000"/>
-          <w:sz w:val="21"/>
-        </w:rPr>
-        <w:t>查看已有资料列表，或选择上传、导入、下载等操作。</w:t>
-      </w:r>
-    </w:p>
-    <w:p>
-      <w:pPr>
-        <w:pStyle w:val="ListNumber"/>
-      </w:pPr>
-      <w:r>
-        <w:rPr>
-          <w:rFonts w:ascii="SimSun" w:hAnsi="SimSun" w:eastAsia="SimSun"/>
-          <w:color w:val="000000"/>
-          <w:sz w:val="21"/>
-        </w:rPr>
-        <w:t>选择需要查看、使用或维护的资料。</w:t>
-      </w:r>
-    </w:p>
-    <w:p>
-      <w:pPr>
-        <w:pStyle w:val="ListNumber"/>
-      </w:pPr>
-      <w:r>
-        <w:rPr>
-          <w:rFonts w:ascii="SimSun" w:hAnsi="SimSun" w:eastAsia="SimSun"/>
-          <w:color w:val="000000"/>
-          <w:sz w:val="21"/>
-        </w:rPr>
-        <w:t>保存处理结果，并返回当前业务页面继续使用。</w:t>
-      </w:r>
-    </w:p>
-    <w:p>
-      <w:r>
-        <w:rPr>
-          <w:rFonts w:ascii="SimSun" w:hAnsi="SimSun" w:eastAsia="SimSun"/>
-          <w:color w:val="000000"/>
-          <w:sz w:val="21"/>
-        </w:rPr>
-        <w:t>完成该操作后，相关资料会被集中保存，用户后续可以继续查找、复用或维护。该结果确认后，后续可进入“工作表切换管理”继续完善。</w:t>
-      </w:r>
-    </w:p>
-    <w:p>
-      <w:r>
-        <w:rPr>
-          <w:rFonts w:ascii="SimSun" w:hAnsi="SimSun" w:eastAsia="SimSun"/>
-          <w:color w:val="000000"/>
-          <w:sz w:val="21"/>
-        </w:rPr>
-        <w:t>【截图预留：请在此处插入“工作簿结构校验”页面或操作结果截图。】</w:t>
-      </w:r>
-    </w:p>
-    <w:p>
-      <w:pPr>
-        <w:pStyle w:val="Heading3"/>
-      </w:pPr>
-      <w:r>
-        <w:rPr>
-          <w:color w:val="000000"/>
-        </w:rPr>
-        <w:t>3. 工作表切换管理</w:t>
-      </w:r>
-    </w:p>
-    <w:p>
-      <w:r>
-        <w:rPr>
-          <w:rFonts w:ascii="SimSun" w:hAnsi="SimSun" w:eastAsia="SimSun"/>
-          <w:color w:val="000000"/>
-          <w:sz w:val="21"/>
-        </w:rPr>
-        <w:t>在工作表切换管理中，用户可以自动识别所有文件中的工作表名称，以标签页形式展示，用户可切换不同工作表查看对应的汇总数据。切换工作表时自动重新汇总。在流程上，它会沿用“工作簿结构校验”中已经确认的信息，帮助用户进入下一步处理。</w:t>
-      </w:r>
-    </w:p>
-    <w:p>
-      <w:r>
-        <w:rPr>
-          <w:rFonts w:ascii="SimSun" w:hAnsi="SimSun" w:eastAsia="SimSun"/>
-          <w:color w:val="000000"/>
-          <w:sz w:val="21"/>
-        </w:rPr>
-        <w:t>用户进入页面后，可以通过列表、筛选条件或搜索框查找目标信息。页面会把符合条件的内容展示出来，便于继续查看详情或进行后续处理。 这一环节会把前面已经确认的内容进一步细化，便于审核人员理解软件的实际使用路径。</w:t>
-      </w:r>
-    </w:p>
-    <w:p>
-      <w:r>
-        <w:rPr>
-          <w:rFonts w:ascii="SimSun" w:hAnsi="SimSun" w:eastAsia="SimSun"/>
-          <w:color w:val="000000"/>
-          <w:sz w:val="21"/>
-        </w:rPr>
-        <w:t>操作步骤：</w:t>
-      </w:r>
-    </w:p>
-    <w:p>
-      <w:pPr>
-        <w:pStyle w:val="ListNumber"/>
-      </w:pPr>
-      <w:r>
-        <w:rPr>
-          <w:rFonts w:ascii="SimSun" w:hAnsi="SimSun" w:eastAsia="SimSun"/>
-          <w:color w:val="000000"/>
-          <w:sz w:val="21"/>
-        </w:rPr>
-        <w:t>进入对应查询或列表页面。</w:t>
-      </w:r>
-    </w:p>
-    <w:p>
-      <w:pPr>
-        <w:pStyle w:val="ListNumber"/>
-      </w:pPr>
-      <w:r>
-        <w:rPr>
-          <w:rFonts w:ascii="SimSun" w:hAnsi="SimSun" w:eastAsia="SimSun"/>
-          <w:color w:val="000000"/>
-          <w:sz w:val="21"/>
-        </w:rPr>
-        <w:t>输入关键词，或选择时间、分类、状态等筛选条件。</w:t>
-      </w:r>
-    </w:p>
-    <w:p>
-      <w:pPr>
-        <w:pStyle w:val="ListNumber"/>
-      </w:pPr>
-      <w:r>
-        <w:rPr>
-          <w:rFonts w:ascii="SimSun" w:hAnsi="SimSun" w:eastAsia="SimSun"/>
-          <w:color w:val="000000"/>
-          <w:sz w:val="21"/>
-        </w:rPr>
-        <w:t>查看页面返回的列表或详情内容。</w:t>
-      </w:r>
-    </w:p>
-    <w:p>
-      <w:pPr>
-        <w:pStyle w:val="ListNumber"/>
-      </w:pPr>
-      <w:r>
-        <w:rPr>
-          <w:rFonts w:ascii="SimSun" w:hAnsi="SimSun" w:eastAsia="SimSun"/>
-          <w:color w:val="000000"/>
-          <w:sz w:val="21"/>
-        </w:rPr>
-        <w:t>选择需要继续处理的数据，进入详情、编辑或确认页面。</w:t>
-      </w:r>
-    </w:p>
-    <w:p>
-      <w:r>
-        <w:rPr>
-          <w:rFonts w:ascii="SimSun" w:hAnsi="SimSun" w:eastAsia="SimSun"/>
-          <w:color w:val="000000"/>
-          <w:sz w:val="21"/>
-        </w:rPr>
-        <w:t>完成该操作后，用户可以定位到目标数据，并根据页面提供的入口继续查看或办理。用户完成检查后，可以打开“智能单元格聚合”推进后续工作。</w:t>
-      </w:r>
-    </w:p>
-    <w:p>
-      <w:r>
-        <w:rPr>
-          <w:rFonts w:ascii="SimSun" w:hAnsi="SimSun" w:eastAsia="SimSun"/>
-          <w:color w:val="000000"/>
-          <w:sz w:val="21"/>
-        </w:rPr>
-        <w:t>【截图预留：请在此处插入“工作表切换管理”页面或操作结果截图。】</w:t>
-      </w:r>
-    </w:p>
-    <w:p>
-      <w:pPr>
-        <w:pStyle w:val="Heading3"/>
-      </w:pPr>
-      <w:r>
-        <w:rPr>
-          <w:color w:val="000000"/>
-        </w:rPr>
-        <w:t>4. 智能单元格聚合</w:t>
-      </w:r>
-    </w:p>
-    <w:p>
-      <w:r>
-        <w:rPr>
-          <w:rFonts w:ascii="SimSun" w:hAnsi="SimSun" w:eastAsia="SimSun"/>
-          <w:color w:val="000000"/>
-          <w:sz w:val="21"/>
-        </w:rPr>
-        <w:t>在智能单元格聚合中，用户可以核心功能。对每个单元格位置，自动判断类型并执行对应操作：所有文件值相同则显示标签（如科目代码'201'）；值不同且均为数字则显示求和结果；值不同且包含非数字则显示不同值的条数（如'3条'）。支持千分位、欧式小数、百分比等多种数字格式的自动识别和运算。用户通常会在完成“工作表切换管理”后进入本环节，并继续查看新的处理结果。</w:t>
-      </w:r>
-    </w:p>
-    <w:p>
-      <w:r>
-        <w:rPr>
-          <w:rFonts w:ascii="SimSun" w:hAnsi="SimSun" w:eastAsia="SimSun"/>
-          <w:color w:val="000000"/>
-          <w:sz w:val="21"/>
-        </w:rPr>
-        <w:t>该功能用于集中管理业务资料。用户可查看已有资料，上传或选择需要使用的内容，也可以把处理结果保存下来供后续复用。</w:t>
-      </w:r>
-    </w:p>
-    <w:p>
-      <w:r>
-        <w:rPr>
-          <w:rFonts w:ascii="SimSun" w:hAnsi="SimSun" w:eastAsia="SimSun"/>
-          <w:color w:val="000000"/>
-          <w:sz w:val="21"/>
-        </w:rPr>
-        <w:t>操作步骤：</w:t>
-      </w:r>
-    </w:p>
-    <w:p>
-      <w:pPr>
-        <w:pStyle w:val="ListNumber"/>
-      </w:pPr>
-      <w:r>
-        <w:rPr>
-          <w:rFonts w:ascii="SimSun" w:hAnsi="SimSun" w:eastAsia="SimSun"/>
-          <w:color w:val="000000"/>
-          <w:sz w:val="21"/>
-        </w:rPr>
-        <w:t>进入资料、文件或资源管理页面。</w:t>
-      </w:r>
-    </w:p>
-    <w:p>
-      <w:pPr>
-        <w:pStyle w:val="ListNumber"/>
-      </w:pPr>
-      <w:r>
-        <w:rPr>
-          <w:rFonts w:ascii="SimSun" w:hAnsi="SimSun" w:eastAsia="SimSun"/>
-          <w:color w:val="000000"/>
-          <w:sz w:val="21"/>
-        </w:rPr>
-        <w:t>查看已有资料列表，或选择上传、导入、下载等操作。</w:t>
-      </w:r>
-    </w:p>
-    <w:p>
-      <w:pPr>
-        <w:pStyle w:val="ListNumber"/>
-      </w:pPr>
-      <w:r>
-        <w:rPr>
-          <w:rFonts w:ascii="SimSun" w:hAnsi="SimSun" w:eastAsia="SimSun"/>
-          <w:color w:val="000000"/>
-          <w:sz w:val="21"/>
-        </w:rPr>
-        <w:t>选择需要查看、使用或维护的资料。</w:t>
-      </w:r>
-    </w:p>
-    <w:p>
-      <w:pPr>
-        <w:pStyle w:val="ListNumber"/>
-      </w:pPr>
-      <w:r>
-        <w:rPr>
-          <w:rFonts w:ascii="SimSun" w:hAnsi="SimSun" w:eastAsia="SimSun"/>
-          <w:color w:val="000000"/>
-          <w:sz w:val="21"/>
-        </w:rPr>
-        <w:t>保存处理结果，并返回当前业务页面继续使用。</w:t>
-      </w:r>
-    </w:p>
-    <w:p>
-      <w:r>
-        <w:rPr>
-          <w:rFonts w:ascii="SimSun" w:hAnsi="SimSun" w:eastAsia="SimSun"/>
-          <w:color w:val="000000"/>
-          <w:sz w:val="21"/>
-        </w:rPr>
-        <w:t>完成该操作后，相关资料会被集中保存，用户后续可以继续查找、复用或维护。保存当前结果后，软件会支持用户继续前往“穿透查阅”。</w:t>
-      </w:r>
-    </w:p>
-    <w:p>
-      <w:r>
-        <w:rPr>
-          <w:rFonts w:ascii="SimSun" w:hAnsi="SimSun" w:eastAsia="SimSun"/>
-          <w:color w:val="000000"/>
-          <w:sz w:val="21"/>
-        </w:rPr>
-        <w:t>【截图预留：请在此处插入“智能单元格聚合”页面或操作结果截图。】</w:t>
-      </w:r>
-    </w:p>
-    <w:p>
-      <w:pPr>
-        <w:pStyle w:val="Heading3"/>
-      </w:pPr>
-      <w:r>
-        <w:rPr>
-          <w:color w:val="000000"/>
-        </w:rPr>
-        <w:t>5. 穿透查阅</w:t>
-      </w:r>
-    </w:p>
-    <w:p>
-      <w:r>
-        <w:rPr>
-          <w:rFonts w:ascii="SimSun" w:hAnsi="SimSun" w:eastAsia="SimSun"/>
-          <w:color w:val="000000"/>
-          <w:sz w:val="21"/>
-        </w:rPr>
-        <w:t>通过穿透查阅，用户可以点击汇总表中的任一单元格，侧边栏展示该单元格位置在所有源文件中的原始值及对应文件名，方便核查汇总来源。本环节会承接“智能单元格聚合”留下的资料，使前后操作保持连贯。</w:t>
-      </w:r>
-    </w:p>
-    <w:p>
-      <w:r>
-        <w:rPr>
-          <w:rFonts w:ascii="SimSun" w:hAnsi="SimSun" w:eastAsia="SimSun"/>
-          <w:color w:val="000000"/>
-          <w:sz w:val="21"/>
-        </w:rPr>
-        <w:t>该功能用于集中管理业务资料。用户可查看已有资料，上传或选择需要使用的内容，也可以把处理结果保存下来供后续复用。</w:t>
-      </w:r>
-    </w:p>
-    <w:p>
-      <w:r>
-        <w:rPr>
-          <w:rFonts w:ascii="SimSun" w:hAnsi="SimSun" w:eastAsia="SimSun"/>
-          <w:color w:val="000000"/>
-          <w:sz w:val="21"/>
-        </w:rPr>
-        <w:t>操作步骤：</w:t>
-      </w:r>
-    </w:p>
-    <w:p>
-      <w:pPr>
-        <w:pStyle w:val="ListNumber"/>
-      </w:pPr>
-      <w:r>
-        <w:rPr>
-          <w:rFonts w:ascii="SimSun" w:hAnsi="SimSun" w:eastAsia="SimSun"/>
-          <w:color w:val="000000"/>
-          <w:sz w:val="21"/>
-        </w:rPr>
-        <w:t>进入资料、文件或资源管理穿透查阅页面。</w:t>
-      </w:r>
-    </w:p>
-    <w:p>
-      <w:pPr>
-        <w:pStyle w:val="ListNumber"/>
-      </w:pPr>
-      <w:r>
-        <w:rPr>
-          <w:rFonts w:ascii="SimSun" w:hAnsi="SimSun" w:eastAsia="SimSun"/>
-          <w:color w:val="000000"/>
-          <w:sz w:val="21"/>
-        </w:rPr>
-        <w:t>穿透查阅：查看已有资料列表，或选择上传、导入、下载等操作。</w:t>
-      </w:r>
-    </w:p>
-    <w:p>
-      <w:pPr>
-        <w:pStyle w:val="ListNumber"/>
-      </w:pPr>
-      <w:r>
-        <w:rPr>
-          <w:rFonts w:ascii="SimSun" w:hAnsi="SimSun" w:eastAsia="SimSun"/>
-          <w:color w:val="000000"/>
-          <w:sz w:val="21"/>
-        </w:rPr>
-        <w:t>穿透查阅：选择需要查看、使用或维护的资料。</w:t>
-      </w:r>
-    </w:p>
-    <w:p>
-      <w:pPr>
-        <w:pStyle w:val="ListNumber"/>
-      </w:pPr>
-      <w:r>
-        <w:rPr>
-          <w:rFonts w:ascii="SimSun" w:hAnsi="SimSun" w:eastAsia="SimSun"/>
-          <w:color w:val="000000"/>
-          <w:sz w:val="21"/>
-        </w:rPr>
-        <w:t>保存处理结果，并返回当前业务穿透查阅页面继续使用。</w:t>
-      </w:r>
-    </w:p>
-    <w:p>
-      <w:r>
-        <w:rPr>
-          <w:rFonts w:ascii="SimSun" w:hAnsi="SimSun" w:eastAsia="SimSun"/>
-          <w:color w:val="000000"/>
-          <w:sz w:val="21"/>
-        </w:rPr>
-        <w:t>完成该操作后，相关资料会被集中保存，用户后续可以继续查找、复用或维护。确认后，用户可转入“类型修正与规则管理”继续处理。</w:t>
-      </w:r>
-    </w:p>
-    <w:p>
-      <w:r>
-        <w:rPr>
-          <w:rFonts w:ascii="SimSun" w:hAnsi="SimSun" w:eastAsia="SimSun"/>
-          <w:color w:val="000000"/>
-          <w:sz w:val="21"/>
-        </w:rPr>
-        <w:t>【截图预留：请在此处插入“穿透查阅”页面或操作结果截图。】</w:t>
-      </w:r>
-    </w:p>
-    <w:p>
-      <w:pPr>
-        <w:pStyle w:val="Heading3"/>
-      </w:pPr>
-      <w:r>
-        <w:rPr>
-          <w:color w:val="000000"/>
-        </w:rPr>
-        <w:t>6. 类型修正与规则管理</w:t>
-      </w:r>
-    </w:p>
-    <w:p>
-      <w:r>
-        <w:rPr>
-          <w:rFonts w:ascii="SimSun" w:hAnsi="SimSun" w:eastAsia="SimSun"/>
-          <w:color w:val="000000"/>
-          <w:sz w:val="21"/>
-        </w:rPr>
-        <w:t>通过类型修正与规则管理，用户可以当自动识别结果不准确时，用户可手动将单元格标记为金额（求和）、标签（保留）或混合类型。修正规则可保存为方案（Schema），下次导入同类文件时自动应用。这一页可接续“穿透查阅”形成的内容，继续办理当前业务事项。</w:t>
-      </w:r>
-    </w:p>
-    <w:p>
-      <w:r>
-        <w:rPr>
-          <w:rFonts w:ascii="SimSun" w:hAnsi="SimSun" w:eastAsia="SimSun"/>
-          <w:color w:val="000000"/>
-          <w:sz w:val="21"/>
-        </w:rPr>
-        <w:t>该功能用于集中管理业务资料。用户可查看已有资料，上传或选择需要使用的内容，也可以把处理结果保存下来供后续复用。</w:t>
-      </w:r>
-    </w:p>
-    <w:p>
-      <w:r>
-        <w:rPr>
-          <w:rFonts w:ascii="SimSun" w:hAnsi="SimSun" w:eastAsia="SimSun"/>
-          <w:color w:val="000000"/>
-          <w:sz w:val="21"/>
-        </w:rPr>
-        <w:t>操作步骤：</w:t>
-      </w:r>
-    </w:p>
-    <w:p>
-      <w:pPr>
-        <w:pStyle w:val="ListNumber"/>
-      </w:pPr>
-      <w:r>
-        <w:rPr>
-          <w:rFonts w:ascii="SimSun" w:hAnsi="SimSun" w:eastAsia="SimSun"/>
-          <w:color w:val="000000"/>
-          <w:sz w:val="21"/>
-        </w:rPr>
-        <w:t>进入资料、文件或资源管理类型修正与规则管理页面。</w:t>
-      </w:r>
-    </w:p>
-    <w:p>
-      <w:pPr>
-        <w:pStyle w:val="ListNumber"/>
-      </w:pPr>
-      <w:r>
-        <w:rPr>
-          <w:rFonts w:ascii="SimSun" w:hAnsi="SimSun" w:eastAsia="SimSun"/>
-          <w:color w:val="000000"/>
-          <w:sz w:val="21"/>
-        </w:rPr>
-        <w:t>类型修正与规则管理：查看已有资料列表，或选择上传、导入、下载等操作。</w:t>
-      </w:r>
-    </w:p>
-    <w:p>
-      <w:pPr>
-        <w:pStyle w:val="ListNumber"/>
-      </w:pPr>
-      <w:r>
-        <w:rPr>
-          <w:rFonts w:ascii="SimSun" w:hAnsi="SimSun" w:eastAsia="SimSun"/>
-          <w:color w:val="000000"/>
-          <w:sz w:val="21"/>
-        </w:rPr>
-        <w:t>类型修正与规则管理：选择需要查看、使用或维护的资料。</w:t>
-      </w:r>
-    </w:p>
-    <w:p>
-      <w:pPr>
-        <w:pStyle w:val="ListNumber"/>
-      </w:pPr>
-      <w:r>
-        <w:rPr>
-          <w:rFonts w:ascii="SimSun" w:hAnsi="SimSun" w:eastAsia="SimSun"/>
-          <w:color w:val="000000"/>
-          <w:sz w:val="21"/>
-        </w:rPr>
-        <w:t>保存处理结果，并返回当前业务类型修正与规则管理页面继续使用。</w:t>
-      </w:r>
-    </w:p>
-    <w:p>
-      <w:r>
-        <w:rPr>
-          <w:rFonts w:ascii="SimSun" w:hAnsi="SimSun" w:eastAsia="SimSun"/>
-          <w:color w:val="000000"/>
-          <w:sz w:val="21"/>
-        </w:rPr>
-        <w:t>完成该操作后，相关资料会被集中保存，用户后续可以继续查找、复用或维护。该结果确认后，后续可进入“导出汇总结果”继续完善。</w:t>
-      </w:r>
-    </w:p>
-    <w:p>
-      <w:r>
-        <w:rPr>
-          <w:rFonts w:ascii="SimSun" w:hAnsi="SimSun" w:eastAsia="SimSun"/>
-          <w:color w:val="000000"/>
-          <w:sz w:val="21"/>
-        </w:rPr>
-        <w:t>【截图预留：请在此处插入“类型修正与规则管理”页面或操作结果截图。】</w:t>
-      </w:r>
-    </w:p>
-    <w:p>
-      <w:pPr>
-        <w:pStyle w:val="Heading3"/>
-      </w:pPr>
-      <w:r>
-        <w:rPr>
-          <w:color w:val="000000"/>
-        </w:rPr>
-        <w:t>7. 导出汇总结果</w:t>
-      </w:r>
-    </w:p>
-    <w:p>
-      <w:r>
-        <w:rPr>
-          <w:rFonts w:ascii="SimSun" w:hAnsi="SimSun" w:eastAsia="SimSun"/>
-          <w:color w:val="000000"/>
-          <w:sz w:val="21"/>
-        </w:rPr>
-        <w:t>在导出汇总结果环节，用户可以将汇总后的表格导出为 .xlsx 格式的 Excel 工作簿，保留原始行列结构和表头信息，方便存档和分发。在流程上，它会沿用“类型修正与规则管理”中已经确认的信息，帮助用户进入下一步处理。</w:t>
-      </w:r>
-    </w:p>
-    <w:p>
-      <w:r>
-        <w:rPr>
-          <w:rFonts w:ascii="SimSun" w:hAnsi="SimSun" w:eastAsia="SimSun"/>
-          <w:color w:val="000000"/>
-          <w:sz w:val="21"/>
-        </w:rPr>
-        <w:t>该功能用于集中管理业务资料。用户可查看已有资料，上传或选择需要使用的内容，也可以把处理结果保存下来供后续复用。</w:t>
-      </w:r>
-    </w:p>
-    <w:p>
-      <w:r>
-        <w:rPr>
-          <w:rFonts w:ascii="SimSun" w:hAnsi="SimSun" w:eastAsia="SimSun"/>
-          <w:color w:val="000000"/>
-          <w:sz w:val="21"/>
-        </w:rPr>
-        <w:t>操作步骤：</w:t>
-      </w:r>
-    </w:p>
-    <w:p>
-      <w:pPr>
-        <w:pStyle w:val="ListNumber"/>
-      </w:pPr>
-      <w:r>
-        <w:rPr>
-          <w:rFonts w:ascii="SimSun" w:hAnsi="SimSun" w:eastAsia="SimSun"/>
-          <w:color w:val="000000"/>
-          <w:sz w:val="21"/>
-        </w:rPr>
-        <w:t>进入资料、文件或资源管理导出汇总结果页面。</w:t>
-      </w:r>
-    </w:p>
-    <w:p>
-      <w:pPr>
-        <w:pStyle w:val="ListNumber"/>
-      </w:pPr>
-      <w:r>
-        <w:rPr>
-          <w:rFonts w:ascii="SimSun" w:hAnsi="SimSun" w:eastAsia="SimSun"/>
-          <w:color w:val="000000"/>
-          <w:sz w:val="21"/>
-        </w:rPr>
-        <w:t>导出汇总结果：查看已有资料列表，或选择上传、导入、下载等操作。</w:t>
-      </w:r>
-    </w:p>
-    <w:p>
-      <w:pPr>
-        <w:pStyle w:val="ListNumber"/>
-      </w:pPr>
-      <w:r>
-        <w:rPr>
-          <w:rFonts w:ascii="SimSun" w:hAnsi="SimSun" w:eastAsia="SimSun"/>
-          <w:color w:val="000000"/>
-          <w:sz w:val="21"/>
-        </w:rPr>
-        <w:t>导出汇总结果：选择需要查看、使用或维护的资料。</w:t>
-      </w:r>
-    </w:p>
-    <w:p>
-      <w:pPr>
-        <w:pStyle w:val="ListNumber"/>
-      </w:pPr>
-      <w:r>
-        <w:rPr>
-          <w:rFonts w:ascii="SimSun" w:hAnsi="SimSun" w:eastAsia="SimSun"/>
-          <w:color w:val="000000"/>
-          <w:sz w:val="21"/>
-        </w:rPr>
-        <w:t>保存处理结果，并返回当前业务导出汇总结果页面继续使用。</w:t>
-      </w:r>
-    </w:p>
-    <w:p>
-      <w:r>
-        <w:rPr>
-          <w:rFonts w:ascii="SimSun" w:hAnsi="SimSun" w:eastAsia="SimSun"/>
-          <w:color w:val="000000"/>
-          <w:sz w:val="21"/>
-        </w:rPr>
-        <w:t>完成该操作后，相关资料会被集中保存，用户后续可以继续查找、复用或维护。</w:t>
-      </w:r>
-    </w:p>
-    <w:p>
-      <w:r>
-        <w:rPr>
-          <w:rFonts w:ascii="SimSun" w:hAnsi="SimSun" w:eastAsia="SimSun"/>
-          <w:color w:val="000000"/>
-          <w:sz w:val="21"/>
-        </w:rPr>
-        <w:t>【截图预留：请在此处插入“导出汇总结果”页面或操作结果截图。】</w:t>
+        <w:t>调整会结合当前工作簿结构生成记忆，用于同类表格再次导入时复用。用户可以通过菜单中的规则/记忆管理入口查看和维护已保存的调整记录。为避免把历史业务名称写入本次材料，本手册不展示记忆管理窗口截图，仅说明当前界面中可见的本批次调整状态和恢复入口。</w:t>
       </w:r>
     </w:p>
     <w:p>
@@ -4164,18 +462,7 @@
         <w:rPr>
           <w:color w:val="000000"/>
         </w:rPr>
-        <w:t>保存与应用方案</w:t>
-      </w:r>
-    </w:p>
-    <w:p>
-      <w:pPr>
-        <w:pStyle w:val="Heading3"/>
-      </w:pPr>
-      <w:r>
-        <w:rPr>
-          <w:color w:val="000000"/>
-        </w:rPr>
-        <w:t>1. 文件导入</w:t>
+        <w:t>8. 导出汇总结果</w:t>
       </w:r>
     </w:p>
     <w:p>
@@ -4185,7 +472,46 @@
           <w:color w:val="000000"/>
           <w:sz w:val="21"/>
         </w:rPr>
-        <w:t>在文件导入中，用户可以支持批量导入多个 Excel 文件（.xlsx 和 .xls），可通过拖拽或菜单打开文件方式导入。导入后显示文件列表，支持添加和关闭文件。</w:t>
+        <w:t>确认汇总结果后，用户点击右上角“导出 XLSX”。软件弹出 macOS 保存对话框，默认按导入文件名称生成汇总文件名。用户可以修改保存名称和目录，点击“保存”后生成 `.xlsx` 汇总工作簿。</w:t>
+      </w:r>
+    </w:p>
+    <w:p>
+      <w:r>
+        <w:rPr>
+          <w:color w:val="000000"/>
+        </w:rPr>
+        <w:drawing>
+          <wp:inline xmlns:a="http://schemas.openxmlformats.org/drawingml/2006/main" xmlns:pic="http://schemas.openxmlformats.org/drawingml/2006/picture">
+            <wp:extent cx="5303520" cy="2983230"/>
+            <wp:docPr id="7" name="Picture 7"/>
+            <wp:cNvGraphicFramePr>
+              <a:graphicFrameLocks noChangeAspect="1"/>
+            </wp:cNvGraphicFramePr>
+            <a:graphic>
+              <a:graphicData uri="http://schemas.openxmlformats.org/drawingml/2006/picture">
+                <pic:pic>
+                  <pic:nvPicPr>
+                    <pic:cNvPr id="0" name="07-export-save-dialog.png"/>
+                    <pic:cNvPicPr/>
+                  </pic:nvPicPr>
+                  <pic:blipFill>
+                    <a:blip r:embed="rId15"/>
+                    <a:stretch>
+                      <a:fillRect/>
+                    </a:stretch>
+                  </pic:blipFill>
+                  <pic:spPr>
+                    <a:xfrm>
+                      <a:off x="0" y="0"/>
+                      <a:ext cx="5303520" cy="2983230"/>
+                    </a:xfrm>
+                    <a:prstGeom prst="rect"/>
+                  </pic:spPr>
+                </pic:pic>
+              </a:graphicData>
+            </a:graphic>
+          </wp:inline>
+        </w:drawing>
       </w:r>
     </w:p>
     <w:p>
@@ -4195,767 +521,7 @@
           <w:color w:val="000000"/>
           <w:sz w:val="21"/>
         </w:rPr>
-        <w:t>用户进入页面后，可以通过列表、筛选条件或搜索框查找目标信息。页面会把符合条件的内容展示出来，便于继续查看详情或进行后续处理。 这一步通常是用户进入具体业务的起点，后续页面会围绕当前选择或填写的信息继续展开。</w:t>
-      </w:r>
-    </w:p>
-    <w:p>
-      <w:r>
-        <w:rPr>
-          <w:rFonts w:ascii="SimSun" w:hAnsi="SimSun" w:eastAsia="SimSun"/>
-          <w:color w:val="000000"/>
-          <w:sz w:val="21"/>
-        </w:rPr>
-        <w:t>操作步骤：</w:t>
-      </w:r>
-    </w:p>
-    <w:p>
-      <w:pPr>
-        <w:pStyle w:val="ListNumber"/>
-      </w:pPr>
-      <w:r>
-        <w:rPr>
-          <w:rFonts w:ascii="SimSun" w:hAnsi="SimSun" w:eastAsia="SimSun"/>
-          <w:color w:val="000000"/>
-          <w:sz w:val="21"/>
-        </w:rPr>
-        <w:t>进入对应查询或列表页面。</w:t>
-      </w:r>
-    </w:p>
-    <w:p>
-      <w:pPr>
-        <w:pStyle w:val="ListNumber"/>
-      </w:pPr>
-      <w:r>
-        <w:rPr>
-          <w:rFonts w:ascii="SimSun" w:hAnsi="SimSun" w:eastAsia="SimSun"/>
-          <w:color w:val="000000"/>
-          <w:sz w:val="21"/>
-        </w:rPr>
-        <w:t>输入关键词，或选择时间、分类、状态等筛选条件。</w:t>
-      </w:r>
-    </w:p>
-    <w:p>
-      <w:pPr>
-        <w:pStyle w:val="ListNumber"/>
-      </w:pPr>
-      <w:r>
-        <w:rPr>
-          <w:rFonts w:ascii="SimSun" w:hAnsi="SimSun" w:eastAsia="SimSun"/>
-          <w:color w:val="000000"/>
-          <w:sz w:val="21"/>
-        </w:rPr>
-        <w:t>查看页面返回的列表或详情内容。</w:t>
-      </w:r>
-    </w:p>
-    <w:p>
-      <w:pPr>
-        <w:pStyle w:val="ListNumber"/>
-      </w:pPr>
-      <w:r>
-        <w:rPr>
-          <w:rFonts w:ascii="SimSun" w:hAnsi="SimSun" w:eastAsia="SimSun"/>
-          <w:color w:val="000000"/>
-          <w:sz w:val="21"/>
-        </w:rPr>
-        <w:t>选择需要继续处理的数据，进入详情、编辑或确认页面。</w:t>
-      </w:r>
-    </w:p>
-    <w:p>
-      <w:r>
-        <w:rPr>
-          <w:rFonts w:ascii="SimSun" w:hAnsi="SimSun" w:eastAsia="SimSun"/>
-          <w:color w:val="000000"/>
-          <w:sz w:val="21"/>
-        </w:rPr>
-        <w:t>完成该操作后，用户可以定位到目标数据，并根据页面提供的入口继续查看或办理。确认后，用户可转入“工作簿结构校验”继续处理。</w:t>
-      </w:r>
-    </w:p>
-    <w:p>
-      <w:r>
-        <w:rPr>
-          <w:rFonts w:ascii="SimSun" w:hAnsi="SimSun" w:eastAsia="SimSun"/>
-          <w:color w:val="000000"/>
-          <w:sz w:val="21"/>
-        </w:rPr>
-        <w:t>【截图预留：请在此处插入“文件导入”页面或操作结果截图。】</w:t>
-      </w:r>
-    </w:p>
-    <w:p>
-      <w:pPr>
-        <w:pStyle w:val="Heading3"/>
-      </w:pPr>
-      <w:r>
-        <w:rPr>
-          <w:color w:val="000000"/>
-        </w:rPr>
-        <w:t>2. 工作簿结构校验</w:t>
-      </w:r>
-    </w:p>
-    <w:p>
-      <w:r>
-        <w:rPr>
-          <w:rFonts w:ascii="SimSun" w:hAnsi="SimSun" w:eastAsia="SimSun"/>
-          <w:color w:val="000000"/>
-          <w:sz w:val="21"/>
-        </w:rPr>
-        <w:t>通过工作簿结构校验，用户可以自动校验所有导入文件的结构是否一致，包括行数、列数、工作表名称等。对于结构不匹配的文件给出警告或排除提示，确保汇总结果的准确性。这一页可接续“文件导入”形成的内容，继续办理当前业务事项。</w:t>
-      </w:r>
-    </w:p>
-    <w:p>
-      <w:r>
-        <w:rPr>
-          <w:rFonts w:ascii="SimSun" w:hAnsi="SimSun" w:eastAsia="SimSun"/>
-          <w:color w:val="000000"/>
-          <w:sz w:val="21"/>
-        </w:rPr>
-        <w:t>该功能用于集中管理业务资料。用户可查看已有资料，上传或选择需要使用的内容，也可以把处理结果保存下来供后续复用。 它通常承接前一环节的信息，帮助用户把事项推进到更具体的处理页面。</w:t>
-      </w:r>
-    </w:p>
-    <w:p>
-      <w:r>
-        <w:rPr>
-          <w:rFonts w:ascii="SimSun" w:hAnsi="SimSun" w:eastAsia="SimSun"/>
-          <w:color w:val="000000"/>
-          <w:sz w:val="21"/>
-        </w:rPr>
-        <w:t>操作步骤：</w:t>
-      </w:r>
-    </w:p>
-    <w:p>
-      <w:pPr>
-        <w:pStyle w:val="ListNumber"/>
-      </w:pPr>
-      <w:r>
-        <w:rPr>
-          <w:rFonts w:ascii="SimSun" w:hAnsi="SimSun" w:eastAsia="SimSun"/>
-          <w:color w:val="000000"/>
-          <w:sz w:val="21"/>
-        </w:rPr>
-        <w:t>进入资料、文件或资源管理页面。</w:t>
-      </w:r>
-    </w:p>
-    <w:p>
-      <w:pPr>
-        <w:pStyle w:val="ListNumber"/>
-      </w:pPr>
-      <w:r>
-        <w:rPr>
-          <w:rFonts w:ascii="SimSun" w:hAnsi="SimSun" w:eastAsia="SimSun"/>
-          <w:color w:val="000000"/>
-          <w:sz w:val="21"/>
-        </w:rPr>
-        <w:t>查看已有资料列表，或选择上传、导入、下载等操作。</w:t>
-      </w:r>
-    </w:p>
-    <w:p>
-      <w:pPr>
-        <w:pStyle w:val="ListNumber"/>
-      </w:pPr>
-      <w:r>
-        <w:rPr>
-          <w:rFonts w:ascii="SimSun" w:hAnsi="SimSun" w:eastAsia="SimSun"/>
-          <w:color w:val="000000"/>
-          <w:sz w:val="21"/>
-        </w:rPr>
-        <w:t>选择需要查看、使用或维护的资料。</w:t>
-      </w:r>
-    </w:p>
-    <w:p>
-      <w:pPr>
-        <w:pStyle w:val="ListNumber"/>
-      </w:pPr>
-      <w:r>
-        <w:rPr>
-          <w:rFonts w:ascii="SimSun" w:hAnsi="SimSun" w:eastAsia="SimSun"/>
-          <w:color w:val="000000"/>
-          <w:sz w:val="21"/>
-        </w:rPr>
-        <w:t>保存处理结果，并返回当前业务页面继续使用。</w:t>
-      </w:r>
-    </w:p>
-    <w:p>
-      <w:r>
-        <w:rPr>
-          <w:rFonts w:ascii="SimSun" w:hAnsi="SimSun" w:eastAsia="SimSun"/>
-          <w:color w:val="000000"/>
-          <w:sz w:val="21"/>
-        </w:rPr>
-        <w:t>完成该操作后，相关资料会被集中保存，用户后续可以继续查找、复用或维护。该结果确认后，后续可进入“工作表切换管理”继续完善。</w:t>
-      </w:r>
-    </w:p>
-    <w:p>
-      <w:r>
-        <w:rPr>
-          <w:rFonts w:ascii="SimSun" w:hAnsi="SimSun" w:eastAsia="SimSun"/>
-          <w:color w:val="000000"/>
-          <w:sz w:val="21"/>
-        </w:rPr>
-        <w:t>【截图预留：请在此处插入“工作簿结构校验”页面或操作结果截图。】</w:t>
-      </w:r>
-    </w:p>
-    <w:p>
-      <w:pPr>
-        <w:pStyle w:val="Heading3"/>
-      </w:pPr>
-      <w:r>
-        <w:rPr>
-          <w:color w:val="000000"/>
-        </w:rPr>
-        <w:t>3. 工作表切换管理</w:t>
-      </w:r>
-    </w:p>
-    <w:p>
-      <w:r>
-        <w:rPr>
-          <w:rFonts w:ascii="SimSun" w:hAnsi="SimSun" w:eastAsia="SimSun"/>
-          <w:color w:val="000000"/>
-          <w:sz w:val="21"/>
-        </w:rPr>
-        <w:t>在工作表切换管理中，用户可以自动识别所有文件中的工作表名称，以标签页形式展示，用户可切换不同工作表查看对应的汇总数据。切换工作表时自动重新汇总。在流程上，它会沿用“工作簿结构校验”中已经确认的信息，帮助用户进入下一步处理。</w:t>
-      </w:r>
-    </w:p>
-    <w:p>
-      <w:r>
-        <w:rPr>
-          <w:rFonts w:ascii="SimSun" w:hAnsi="SimSun" w:eastAsia="SimSun"/>
-          <w:color w:val="000000"/>
-          <w:sz w:val="21"/>
-        </w:rPr>
-        <w:t>用户进入页面后，可以通过列表、筛选条件或搜索框查找目标信息。页面会把符合条件的内容展示出来，便于继续查看详情或进行后续处理。 这一环节会把前面已经确认的内容进一步细化，便于审核人员理解软件的实际使用路径。</w:t>
-      </w:r>
-    </w:p>
-    <w:p>
-      <w:r>
-        <w:rPr>
-          <w:rFonts w:ascii="SimSun" w:hAnsi="SimSun" w:eastAsia="SimSun"/>
-          <w:color w:val="000000"/>
-          <w:sz w:val="21"/>
-        </w:rPr>
-        <w:t>操作步骤：</w:t>
-      </w:r>
-    </w:p>
-    <w:p>
-      <w:pPr>
-        <w:pStyle w:val="ListNumber"/>
-      </w:pPr>
-      <w:r>
-        <w:rPr>
-          <w:rFonts w:ascii="SimSun" w:hAnsi="SimSun" w:eastAsia="SimSun"/>
-          <w:color w:val="000000"/>
-          <w:sz w:val="21"/>
-        </w:rPr>
-        <w:t>进入对应查询或列表页面。</w:t>
-      </w:r>
-    </w:p>
-    <w:p>
-      <w:pPr>
-        <w:pStyle w:val="ListNumber"/>
-      </w:pPr>
-      <w:r>
-        <w:rPr>
-          <w:rFonts w:ascii="SimSun" w:hAnsi="SimSun" w:eastAsia="SimSun"/>
-          <w:color w:val="000000"/>
-          <w:sz w:val="21"/>
-        </w:rPr>
-        <w:t>输入关键词，或选择时间、分类、状态等筛选条件。</w:t>
-      </w:r>
-    </w:p>
-    <w:p>
-      <w:pPr>
-        <w:pStyle w:val="ListNumber"/>
-      </w:pPr>
-      <w:r>
-        <w:rPr>
-          <w:rFonts w:ascii="SimSun" w:hAnsi="SimSun" w:eastAsia="SimSun"/>
-          <w:color w:val="000000"/>
-          <w:sz w:val="21"/>
-        </w:rPr>
-        <w:t>查看页面返回的列表或详情内容。</w:t>
-      </w:r>
-    </w:p>
-    <w:p>
-      <w:pPr>
-        <w:pStyle w:val="ListNumber"/>
-      </w:pPr>
-      <w:r>
-        <w:rPr>
-          <w:rFonts w:ascii="SimSun" w:hAnsi="SimSun" w:eastAsia="SimSun"/>
-          <w:color w:val="000000"/>
-          <w:sz w:val="21"/>
-        </w:rPr>
-        <w:t>选择需要继续处理的数据，进入详情、编辑或确认页面。</w:t>
-      </w:r>
-    </w:p>
-    <w:p>
-      <w:r>
-        <w:rPr>
-          <w:rFonts w:ascii="SimSun" w:hAnsi="SimSun" w:eastAsia="SimSun"/>
-          <w:color w:val="000000"/>
-          <w:sz w:val="21"/>
-        </w:rPr>
-        <w:t>完成该操作后，用户可以定位到目标数据，并根据页面提供的入口继续查看或办理。用户完成检查后，可以打开“智能单元格聚合”推进后续工作。</w:t>
-      </w:r>
-    </w:p>
-    <w:p>
-      <w:r>
-        <w:rPr>
-          <w:rFonts w:ascii="SimSun" w:hAnsi="SimSun" w:eastAsia="SimSun"/>
-          <w:color w:val="000000"/>
-          <w:sz w:val="21"/>
-        </w:rPr>
-        <w:t>【截图预留：请在此处插入“工作表切换管理”页面或操作结果截图。】</w:t>
-      </w:r>
-    </w:p>
-    <w:p>
-      <w:pPr>
-        <w:pStyle w:val="Heading3"/>
-      </w:pPr>
-      <w:r>
-        <w:rPr>
-          <w:color w:val="000000"/>
-        </w:rPr>
-        <w:t>4. 智能单元格聚合</w:t>
-      </w:r>
-    </w:p>
-    <w:p>
-      <w:r>
-        <w:rPr>
-          <w:rFonts w:ascii="SimSun" w:hAnsi="SimSun" w:eastAsia="SimSun"/>
-          <w:color w:val="000000"/>
-          <w:sz w:val="21"/>
-        </w:rPr>
-        <w:t>在智能单元格聚合中，用户可以核心功能。对每个单元格位置，自动判断类型并执行对应操作：所有文件值相同则显示标签（如科目代码'201'）；值不同且均为数字则显示求和结果；值不同且包含非数字则显示不同值的条数（如'3条'）。支持千分位、欧式小数、百分比等多种数字格式的自动识别和运算。用户通常会在完成“工作表切换管理”后进入本环节，并继续查看新的处理结果。</w:t>
-      </w:r>
-    </w:p>
-    <w:p>
-      <w:r>
-        <w:rPr>
-          <w:rFonts w:ascii="SimSun" w:hAnsi="SimSun" w:eastAsia="SimSun"/>
-          <w:color w:val="000000"/>
-          <w:sz w:val="21"/>
-        </w:rPr>
-        <w:t>该功能用于集中管理业务资料。用户可查看已有资料，上传或选择需要使用的内容，也可以把处理结果保存下来供后续复用。</w:t>
-      </w:r>
-    </w:p>
-    <w:p>
-      <w:r>
-        <w:rPr>
-          <w:rFonts w:ascii="SimSun" w:hAnsi="SimSun" w:eastAsia="SimSun"/>
-          <w:color w:val="000000"/>
-          <w:sz w:val="21"/>
-        </w:rPr>
-        <w:t>操作步骤：</w:t>
-      </w:r>
-    </w:p>
-    <w:p>
-      <w:pPr>
-        <w:pStyle w:val="ListNumber"/>
-      </w:pPr>
-      <w:r>
-        <w:rPr>
-          <w:rFonts w:ascii="SimSun" w:hAnsi="SimSun" w:eastAsia="SimSun"/>
-          <w:color w:val="000000"/>
-          <w:sz w:val="21"/>
-        </w:rPr>
-        <w:t>进入资料、文件或资源管理页面。</w:t>
-      </w:r>
-    </w:p>
-    <w:p>
-      <w:pPr>
-        <w:pStyle w:val="ListNumber"/>
-      </w:pPr>
-      <w:r>
-        <w:rPr>
-          <w:rFonts w:ascii="SimSun" w:hAnsi="SimSun" w:eastAsia="SimSun"/>
-          <w:color w:val="000000"/>
-          <w:sz w:val="21"/>
-        </w:rPr>
-        <w:t>查看已有资料列表，或选择上传、导入、下载等操作。</w:t>
-      </w:r>
-    </w:p>
-    <w:p>
-      <w:pPr>
-        <w:pStyle w:val="ListNumber"/>
-      </w:pPr>
-      <w:r>
-        <w:rPr>
-          <w:rFonts w:ascii="SimSun" w:hAnsi="SimSun" w:eastAsia="SimSun"/>
-          <w:color w:val="000000"/>
-          <w:sz w:val="21"/>
-        </w:rPr>
-        <w:t>选择需要查看、使用或维护的资料。</w:t>
-      </w:r>
-    </w:p>
-    <w:p>
-      <w:pPr>
-        <w:pStyle w:val="ListNumber"/>
-      </w:pPr>
-      <w:r>
-        <w:rPr>
-          <w:rFonts w:ascii="SimSun" w:hAnsi="SimSun" w:eastAsia="SimSun"/>
-          <w:color w:val="000000"/>
-          <w:sz w:val="21"/>
-        </w:rPr>
-        <w:t>保存处理结果，并返回当前业务页面继续使用。</w:t>
-      </w:r>
-    </w:p>
-    <w:p>
-      <w:r>
-        <w:rPr>
-          <w:rFonts w:ascii="SimSun" w:hAnsi="SimSun" w:eastAsia="SimSun"/>
-          <w:color w:val="000000"/>
-          <w:sz w:val="21"/>
-        </w:rPr>
-        <w:t>完成该操作后，相关资料会被集中保存，用户后续可以继续查找、复用或维护。保存当前结果后，软件会支持用户继续前往“穿透查阅”。</w:t>
-      </w:r>
-    </w:p>
-    <w:p>
-      <w:r>
-        <w:rPr>
-          <w:rFonts w:ascii="SimSun" w:hAnsi="SimSun" w:eastAsia="SimSun"/>
-          <w:color w:val="000000"/>
-          <w:sz w:val="21"/>
-        </w:rPr>
-        <w:t>【截图预留：请在此处插入“智能单元格聚合”页面或操作结果截图。】</w:t>
-      </w:r>
-    </w:p>
-    <w:p>
-      <w:pPr>
-        <w:pStyle w:val="Heading3"/>
-      </w:pPr>
-      <w:r>
-        <w:rPr>
-          <w:color w:val="000000"/>
-        </w:rPr>
-        <w:t>5. 穿透查阅</w:t>
-      </w:r>
-    </w:p>
-    <w:p>
-      <w:r>
-        <w:rPr>
-          <w:rFonts w:ascii="SimSun" w:hAnsi="SimSun" w:eastAsia="SimSun"/>
-          <w:color w:val="000000"/>
-          <w:sz w:val="21"/>
-        </w:rPr>
-        <w:t>通过穿透查阅，用户可以点击汇总表中的任一单元格，侧边栏展示该单元格位置在所有源文件中的原始值及对应文件名，方便核查汇总来源。本环节会承接“智能单元格聚合”留下的资料，使前后操作保持连贯。</w:t>
-      </w:r>
-    </w:p>
-    <w:p>
-      <w:r>
-        <w:rPr>
-          <w:rFonts w:ascii="SimSun" w:hAnsi="SimSun" w:eastAsia="SimSun"/>
-          <w:color w:val="000000"/>
-          <w:sz w:val="21"/>
-        </w:rPr>
-        <w:t>该功能用于集中管理业务资料。用户可查看已有资料，上传或选择需要使用的内容，也可以把处理结果保存下来供后续复用。</w:t>
-      </w:r>
-    </w:p>
-    <w:p>
-      <w:r>
-        <w:rPr>
-          <w:rFonts w:ascii="SimSun" w:hAnsi="SimSun" w:eastAsia="SimSun"/>
-          <w:color w:val="000000"/>
-          <w:sz w:val="21"/>
-        </w:rPr>
-        <w:t>操作步骤：</w:t>
-      </w:r>
-    </w:p>
-    <w:p>
-      <w:pPr>
-        <w:pStyle w:val="ListNumber"/>
-      </w:pPr>
-      <w:r>
-        <w:rPr>
-          <w:rFonts w:ascii="SimSun" w:hAnsi="SimSun" w:eastAsia="SimSun"/>
-          <w:color w:val="000000"/>
-          <w:sz w:val="21"/>
-        </w:rPr>
-        <w:t>进入资料、文件或资源管理穿透查阅页面。</w:t>
-      </w:r>
-    </w:p>
-    <w:p>
-      <w:pPr>
-        <w:pStyle w:val="ListNumber"/>
-      </w:pPr>
-      <w:r>
-        <w:rPr>
-          <w:rFonts w:ascii="SimSun" w:hAnsi="SimSun" w:eastAsia="SimSun"/>
-          <w:color w:val="000000"/>
-          <w:sz w:val="21"/>
-        </w:rPr>
-        <w:t>穿透查阅：查看已有资料列表，或选择上传、导入、下载等操作。</w:t>
-      </w:r>
-    </w:p>
-    <w:p>
-      <w:pPr>
-        <w:pStyle w:val="ListNumber"/>
-      </w:pPr>
-      <w:r>
-        <w:rPr>
-          <w:rFonts w:ascii="SimSun" w:hAnsi="SimSun" w:eastAsia="SimSun"/>
-          <w:color w:val="000000"/>
-          <w:sz w:val="21"/>
-        </w:rPr>
-        <w:t>穿透查阅：选择需要查看、使用或维护的资料。</w:t>
-      </w:r>
-    </w:p>
-    <w:p>
-      <w:pPr>
-        <w:pStyle w:val="ListNumber"/>
-      </w:pPr>
-      <w:r>
-        <w:rPr>
-          <w:rFonts w:ascii="SimSun" w:hAnsi="SimSun" w:eastAsia="SimSun"/>
-          <w:color w:val="000000"/>
-          <w:sz w:val="21"/>
-        </w:rPr>
-        <w:t>保存处理结果，并返回当前业务穿透查阅页面继续使用。</w:t>
-      </w:r>
-    </w:p>
-    <w:p>
-      <w:r>
-        <w:rPr>
-          <w:rFonts w:ascii="SimSun" w:hAnsi="SimSun" w:eastAsia="SimSun"/>
-          <w:color w:val="000000"/>
-          <w:sz w:val="21"/>
-        </w:rPr>
-        <w:t>完成该操作后，相关资料会被集中保存，用户后续可以继续查找、复用或维护。确认后，用户可转入“类型修正与规则管理”继续处理。</w:t>
-      </w:r>
-    </w:p>
-    <w:p>
-      <w:r>
-        <w:rPr>
-          <w:rFonts w:ascii="SimSun" w:hAnsi="SimSun" w:eastAsia="SimSun"/>
-          <w:color w:val="000000"/>
-          <w:sz w:val="21"/>
-        </w:rPr>
-        <w:t>【截图预留：请在此处插入“穿透查阅”页面或操作结果截图。】</w:t>
-      </w:r>
-    </w:p>
-    <w:p>
-      <w:pPr>
-        <w:pStyle w:val="Heading3"/>
-      </w:pPr>
-      <w:r>
-        <w:rPr>
-          <w:color w:val="000000"/>
-        </w:rPr>
-        <w:t>6. 类型修正与规则管理</w:t>
-      </w:r>
-    </w:p>
-    <w:p>
-      <w:r>
-        <w:rPr>
-          <w:rFonts w:ascii="SimSun" w:hAnsi="SimSun" w:eastAsia="SimSun"/>
-          <w:color w:val="000000"/>
-          <w:sz w:val="21"/>
-        </w:rPr>
-        <w:t>通过类型修正与规则管理，用户可以当自动识别结果不准确时，用户可手动将单元格标记为金额（求和）、标签（保留）或混合类型。修正规则可保存为方案（Schema），下次导入同类文件时自动应用。这一页可接续“穿透查阅”形成的内容，继续办理当前业务事项。</w:t>
-      </w:r>
-    </w:p>
-    <w:p>
-      <w:r>
-        <w:rPr>
-          <w:rFonts w:ascii="SimSun" w:hAnsi="SimSun" w:eastAsia="SimSun"/>
-          <w:color w:val="000000"/>
-          <w:sz w:val="21"/>
-        </w:rPr>
-        <w:t>该功能用于集中管理业务资料。用户可查看已有资料，上传或选择需要使用的内容，也可以把处理结果保存下来供后续复用。</w:t>
-      </w:r>
-    </w:p>
-    <w:p>
-      <w:r>
-        <w:rPr>
-          <w:rFonts w:ascii="SimSun" w:hAnsi="SimSun" w:eastAsia="SimSun"/>
-          <w:color w:val="000000"/>
-          <w:sz w:val="21"/>
-        </w:rPr>
-        <w:t>操作步骤：</w:t>
-      </w:r>
-    </w:p>
-    <w:p>
-      <w:pPr>
-        <w:pStyle w:val="ListNumber"/>
-      </w:pPr>
-      <w:r>
-        <w:rPr>
-          <w:rFonts w:ascii="SimSun" w:hAnsi="SimSun" w:eastAsia="SimSun"/>
-          <w:color w:val="000000"/>
-          <w:sz w:val="21"/>
-        </w:rPr>
-        <w:t>进入资料、文件或资源管理类型修正与规则管理页面。</w:t>
-      </w:r>
-    </w:p>
-    <w:p>
-      <w:pPr>
-        <w:pStyle w:val="ListNumber"/>
-      </w:pPr>
-      <w:r>
-        <w:rPr>
-          <w:rFonts w:ascii="SimSun" w:hAnsi="SimSun" w:eastAsia="SimSun"/>
-          <w:color w:val="000000"/>
-          <w:sz w:val="21"/>
-        </w:rPr>
-        <w:t>类型修正与规则管理：查看已有资料列表，或选择上传、导入、下载等操作。</w:t>
-      </w:r>
-    </w:p>
-    <w:p>
-      <w:pPr>
-        <w:pStyle w:val="ListNumber"/>
-      </w:pPr>
-      <w:r>
-        <w:rPr>
-          <w:rFonts w:ascii="SimSun" w:hAnsi="SimSun" w:eastAsia="SimSun"/>
-          <w:color w:val="000000"/>
-          <w:sz w:val="21"/>
-        </w:rPr>
-        <w:t>类型修正与规则管理：选择需要查看、使用或维护的资料。</w:t>
-      </w:r>
-    </w:p>
-    <w:p>
-      <w:pPr>
-        <w:pStyle w:val="ListNumber"/>
-      </w:pPr>
-      <w:r>
-        <w:rPr>
-          <w:rFonts w:ascii="SimSun" w:hAnsi="SimSun" w:eastAsia="SimSun"/>
-          <w:color w:val="000000"/>
-          <w:sz w:val="21"/>
-        </w:rPr>
-        <w:t>保存处理结果，并返回当前业务类型修正与规则管理页面继续使用。</w:t>
-      </w:r>
-    </w:p>
-    <w:p>
-      <w:r>
-        <w:rPr>
-          <w:rFonts w:ascii="SimSun" w:hAnsi="SimSun" w:eastAsia="SimSun"/>
-          <w:color w:val="000000"/>
-          <w:sz w:val="21"/>
-        </w:rPr>
-        <w:t>完成该操作后，相关资料会被集中保存，用户后续可以继续查找、复用或维护。该结果确认后，后续可进入“导出汇总结果”继续完善。</w:t>
-      </w:r>
-    </w:p>
-    <w:p>
-      <w:r>
-        <w:rPr>
-          <w:rFonts w:ascii="SimSun" w:hAnsi="SimSun" w:eastAsia="SimSun"/>
-          <w:color w:val="000000"/>
-          <w:sz w:val="21"/>
-        </w:rPr>
-        <w:t>【截图预留：请在此处插入“类型修正与规则管理”页面或操作结果截图。】</w:t>
-      </w:r>
-    </w:p>
-    <w:p>
-      <w:pPr>
-        <w:pStyle w:val="Heading3"/>
-      </w:pPr>
-      <w:r>
-        <w:rPr>
-          <w:color w:val="000000"/>
-        </w:rPr>
-        <w:t>7. 导出汇总结果</w:t>
-      </w:r>
-    </w:p>
-    <w:p>
-      <w:r>
-        <w:rPr>
-          <w:rFonts w:ascii="SimSun" w:hAnsi="SimSun" w:eastAsia="SimSun"/>
-          <w:color w:val="000000"/>
-          <w:sz w:val="21"/>
-        </w:rPr>
-        <w:t>在导出汇总结果环节，用户可以将汇总后的表格导出为 .xlsx 格式的 Excel 工作簿，保留原始行列结构和表头信息，方便存档和分发。在流程上，它会沿用“类型修正与规则管理”中已经确认的信息，帮助用户进入下一步处理。</w:t>
-      </w:r>
-    </w:p>
-    <w:p>
-      <w:r>
-        <w:rPr>
-          <w:rFonts w:ascii="SimSun" w:hAnsi="SimSun" w:eastAsia="SimSun"/>
-          <w:color w:val="000000"/>
-          <w:sz w:val="21"/>
-        </w:rPr>
-        <w:t>该功能用于集中管理业务资料。用户可查看已有资料，上传或选择需要使用的内容，也可以把处理结果保存下来供后续复用。</w:t>
-      </w:r>
-    </w:p>
-    <w:p>
-      <w:r>
-        <w:rPr>
-          <w:rFonts w:ascii="SimSun" w:hAnsi="SimSun" w:eastAsia="SimSun"/>
-          <w:color w:val="000000"/>
-          <w:sz w:val="21"/>
-        </w:rPr>
-        <w:t>操作步骤：</w:t>
-      </w:r>
-    </w:p>
-    <w:p>
-      <w:pPr>
-        <w:pStyle w:val="ListNumber"/>
-      </w:pPr>
-      <w:r>
-        <w:rPr>
-          <w:rFonts w:ascii="SimSun" w:hAnsi="SimSun" w:eastAsia="SimSun"/>
-          <w:color w:val="000000"/>
-          <w:sz w:val="21"/>
-        </w:rPr>
-        <w:t>进入资料、文件或资源管理导出汇总结果页面。</w:t>
-      </w:r>
-    </w:p>
-    <w:p>
-      <w:pPr>
-        <w:pStyle w:val="ListNumber"/>
-      </w:pPr>
-      <w:r>
-        <w:rPr>
-          <w:rFonts w:ascii="SimSun" w:hAnsi="SimSun" w:eastAsia="SimSun"/>
-          <w:color w:val="000000"/>
-          <w:sz w:val="21"/>
-        </w:rPr>
-        <w:t>导出汇总结果：查看已有资料列表，或选择上传、导入、下载等操作。</w:t>
-      </w:r>
-    </w:p>
-    <w:p>
-      <w:pPr>
-        <w:pStyle w:val="ListNumber"/>
-      </w:pPr>
-      <w:r>
-        <w:rPr>
-          <w:rFonts w:ascii="SimSun" w:hAnsi="SimSun" w:eastAsia="SimSun"/>
-          <w:color w:val="000000"/>
-          <w:sz w:val="21"/>
-        </w:rPr>
-        <w:t>导出汇总结果：选择需要查看、使用或维护的资料。</w:t>
-      </w:r>
-    </w:p>
-    <w:p>
-      <w:pPr>
-        <w:pStyle w:val="ListNumber"/>
-      </w:pPr>
-      <w:r>
-        <w:rPr>
-          <w:rFonts w:ascii="SimSun" w:hAnsi="SimSun" w:eastAsia="SimSun"/>
-          <w:color w:val="000000"/>
-          <w:sz w:val="21"/>
-        </w:rPr>
-        <w:t>保存处理结果，并返回当前业务导出汇总结果页面继续使用。</w:t>
-      </w:r>
-    </w:p>
-    <w:p>
-      <w:r>
-        <w:rPr>
-          <w:rFonts w:ascii="SimSun" w:hAnsi="SimSun" w:eastAsia="SimSun"/>
-          <w:color w:val="000000"/>
-          <w:sz w:val="21"/>
-        </w:rPr>
-        <w:t>完成该操作后，相关资料会被集中保存，用户后续可以继续查找、复用或维护。</w:t>
-      </w:r>
-    </w:p>
-    <w:p>
-      <w:r>
-        <w:rPr>
-          <w:rFonts w:ascii="SimSun" w:hAnsi="SimSun" w:eastAsia="SimSun"/>
-          <w:color w:val="000000"/>
-          <w:sz w:val="21"/>
-        </w:rPr>
-        <w:t>【截图预留：请在此处插入“导出汇总结果”页面或操作结果截图。】</w:t>
+        <w:t>导出的工作簿用于后续归档、复核或再加工。导出操作不会修改原始测试文件，也不会改变当前工作台中已导入文件的内容。</w:t>
       </w:r>
     </w:p>
     <w:p>
@@ -4966,18 +532,7 @@
         <w:rPr>
           <w:color w:val="000000"/>
         </w:rPr>
-        <w:t>导出汇总结果</w:t>
-      </w:r>
-    </w:p>
-    <w:p>
-      <w:pPr>
-        <w:pStyle w:val="Heading3"/>
-      </w:pPr>
-      <w:r>
-        <w:rPr>
-          <w:color w:val="000000"/>
-        </w:rPr>
-        <w:t>1. 文件导入</w:t>
+        <w:t>9. 许可证与授权状态</w:t>
       </w:r>
     </w:p>
     <w:p>
@@ -4987,777 +542,7 @@
           <w:color w:val="000000"/>
           <w:sz w:val="21"/>
         </w:rPr>
-        <w:t>在文件导入中，用户可以支持批量导入多个 Excel 文件（.xlsx 和 .xls），可通过拖拽或菜单打开文件方式导入。导入后显示文件列表，支持添加和关闭文件。</w:t>
-      </w:r>
-    </w:p>
-    <w:p>
-      <w:r>
-        <w:rPr>
-          <w:rFonts w:ascii="SimSun" w:hAnsi="SimSun" w:eastAsia="SimSun"/>
-          <w:color w:val="000000"/>
-          <w:sz w:val="21"/>
-        </w:rPr>
-        <w:t>用户进入页面后，可以通过列表、筛选条件或搜索框查找目标信息。页面会把符合条件的内容展示出来，便于继续查看详情或进行后续处理。 这一步通常是用户进入具体业务的起点，后续页面会围绕当前选择或填写的信息继续展开。</w:t>
-      </w:r>
-    </w:p>
-    <w:p>
-      <w:r>
-        <w:rPr>
-          <w:rFonts w:ascii="SimSun" w:hAnsi="SimSun" w:eastAsia="SimSun"/>
-          <w:color w:val="000000"/>
-          <w:sz w:val="21"/>
-        </w:rPr>
-        <w:t>操作步骤：</w:t>
-      </w:r>
-    </w:p>
-    <w:p>
-      <w:pPr>
-        <w:pStyle w:val="ListNumber"/>
-      </w:pPr>
-      <w:r>
-        <w:rPr>
-          <w:rFonts w:ascii="SimSun" w:hAnsi="SimSun" w:eastAsia="SimSun"/>
-          <w:color w:val="000000"/>
-          <w:sz w:val="21"/>
-        </w:rPr>
-        <w:t>进入对应查询或列表页面。</w:t>
-      </w:r>
-    </w:p>
-    <w:p>
-      <w:pPr>
-        <w:pStyle w:val="ListNumber"/>
-      </w:pPr>
-      <w:r>
-        <w:rPr>
-          <w:rFonts w:ascii="SimSun" w:hAnsi="SimSun" w:eastAsia="SimSun"/>
-          <w:color w:val="000000"/>
-          <w:sz w:val="21"/>
-        </w:rPr>
-        <w:t>输入关键词，或选择时间、分类、状态等筛选条件。</w:t>
-      </w:r>
-    </w:p>
-    <w:p>
-      <w:pPr>
-        <w:pStyle w:val="ListNumber"/>
-      </w:pPr>
-      <w:r>
-        <w:rPr>
-          <w:rFonts w:ascii="SimSun" w:hAnsi="SimSun" w:eastAsia="SimSun"/>
-          <w:color w:val="000000"/>
-          <w:sz w:val="21"/>
-        </w:rPr>
-        <w:t>查看页面返回的列表或详情内容。</w:t>
-      </w:r>
-    </w:p>
-    <w:p>
-      <w:pPr>
-        <w:pStyle w:val="ListNumber"/>
-      </w:pPr>
-      <w:r>
-        <w:rPr>
-          <w:rFonts w:ascii="SimSun" w:hAnsi="SimSun" w:eastAsia="SimSun"/>
-          <w:color w:val="000000"/>
-          <w:sz w:val="21"/>
-        </w:rPr>
-        <w:t>选择需要继续处理的数据，进入详情、编辑或确认页面。</w:t>
-      </w:r>
-    </w:p>
-    <w:p>
-      <w:r>
-        <w:rPr>
-          <w:rFonts w:ascii="SimSun" w:hAnsi="SimSun" w:eastAsia="SimSun"/>
-          <w:color w:val="000000"/>
-          <w:sz w:val="21"/>
-        </w:rPr>
-        <w:t>完成该操作后，用户可以定位到目标数据，并根据页面提供的入口继续查看或办理。确认后，用户可转入“工作簿结构校验”继续处理。</w:t>
-      </w:r>
-    </w:p>
-    <w:p>
-      <w:r>
-        <w:rPr>
-          <w:rFonts w:ascii="SimSun" w:hAnsi="SimSun" w:eastAsia="SimSun"/>
-          <w:color w:val="000000"/>
-          <w:sz w:val="21"/>
-        </w:rPr>
-        <w:t>【截图预留：请在此处插入“文件导入”页面或操作结果截图。】</w:t>
-      </w:r>
-    </w:p>
-    <w:p>
-      <w:pPr>
-        <w:pStyle w:val="Heading3"/>
-      </w:pPr>
-      <w:r>
-        <w:rPr>
-          <w:color w:val="000000"/>
-        </w:rPr>
-        <w:t>2. 工作簿结构校验</w:t>
-      </w:r>
-    </w:p>
-    <w:p>
-      <w:r>
-        <w:rPr>
-          <w:rFonts w:ascii="SimSun" w:hAnsi="SimSun" w:eastAsia="SimSun"/>
-          <w:color w:val="000000"/>
-          <w:sz w:val="21"/>
-        </w:rPr>
-        <w:t>通过工作簿结构校验，用户可以自动校验所有导入文件的结构是否一致，包括行数、列数、工作表名称等。对于结构不匹配的文件给出警告或排除提示，确保汇总结果的准确性。这一页可接续“文件导入”形成的内容，继续办理当前业务事项。</w:t>
-      </w:r>
-    </w:p>
-    <w:p>
-      <w:r>
-        <w:rPr>
-          <w:rFonts w:ascii="SimSun" w:hAnsi="SimSun" w:eastAsia="SimSun"/>
-          <w:color w:val="000000"/>
-          <w:sz w:val="21"/>
-        </w:rPr>
-        <w:t>该功能用于集中管理业务资料。用户可查看已有资料，上传或选择需要使用的内容，也可以把处理结果保存下来供后续复用。 它通常承接前一环节的信息，帮助用户把事项推进到更具体的处理页面。</w:t>
-      </w:r>
-    </w:p>
-    <w:p>
-      <w:r>
-        <w:rPr>
-          <w:rFonts w:ascii="SimSun" w:hAnsi="SimSun" w:eastAsia="SimSun"/>
-          <w:color w:val="000000"/>
-          <w:sz w:val="21"/>
-        </w:rPr>
-        <w:t>操作步骤：</w:t>
-      </w:r>
-    </w:p>
-    <w:p>
-      <w:pPr>
-        <w:pStyle w:val="ListNumber"/>
-      </w:pPr>
-      <w:r>
-        <w:rPr>
-          <w:rFonts w:ascii="SimSun" w:hAnsi="SimSun" w:eastAsia="SimSun"/>
-          <w:color w:val="000000"/>
-          <w:sz w:val="21"/>
-        </w:rPr>
-        <w:t>进入资料、文件或资源管理页面。</w:t>
-      </w:r>
-    </w:p>
-    <w:p>
-      <w:pPr>
-        <w:pStyle w:val="ListNumber"/>
-      </w:pPr>
-      <w:r>
-        <w:rPr>
-          <w:rFonts w:ascii="SimSun" w:hAnsi="SimSun" w:eastAsia="SimSun"/>
-          <w:color w:val="000000"/>
-          <w:sz w:val="21"/>
-        </w:rPr>
-        <w:t>查看已有资料列表，或选择上传、导入、下载等操作。</w:t>
-      </w:r>
-    </w:p>
-    <w:p>
-      <w:pPr>
-        <w:pStyle w:val="ListNumber"/>
-      </w:pPr>
-      <w:r>
-        <w:rPr>
-          <w:rFonts w:ascii="SimSun" w:hAnsi="SimSun" w:eastAsia="SimSun"/>
-          <w:color w:val="000000"/>
-          <w:sz w:val="21"/>
-        </w:rPr>
-        <w:t>选择需要查看、使用或维护的资料。</w:t>
-      </w:r>
-    </w:p>
-    <w:p>
-      <w:pPr>
-        <w:pStyle w:val="ListNumber"/>
-      </w:pPr>
-      <w:r>
-        <w:rPr>
-          <w:rFonts w:ascii="SimSun" w:hAnsi="SimSun" w:eastAsia="SimSun"/>
-          <w:color w:val="000000"/>
-          <w:sz w:val="21"/>
-        </w:rPr>
-        <w:t>保存处理结果，并返回当前业务页面继续使用。</w:t>
-      </w:r>
-    </w:p>
-    <w:p>
-      <w:r>
-        <w:rPr>
-          <w:rFonts w:ascii="SimSun" w:hAnsi="SimSun" w:eastAsia="SimSun"/>
-          <w:color w:val="000000"/>
-          <w:sz w:val="21"/>
-        </w:rPr>
-        <w:t>完成该操作后，相关资料会被集中保存，用户后续可以继续查找、复用或维护。该结果确认后，后续可进入“工作表切换管理”继续完善。</w:t>
-      </w:r>
-    </w:p>
-    <w:p>
-      <w:r>
-        <w:rPr>
-          <w:rFonts w:ascii="SimSun" w:hAnsi="SimSun" w:eastAsia="SimSun"/>
-          <w:color w:val="000000"/>
-          <w:sz w:val="21"/>
-        </w:rPr>
-        <w:t>【截图预留：请在此处插入“工作簿结构校验”页面或操作结果截图。】</w:t>
-      </w:r>
-    </w:p>
-    <w:p>
-      <w:pPr>
-        <w:pStyle w:val="Heading3"/>
-      </w:pPr>
-      <w:r>
-        <w:rPr>
-          <w:color w:val="000000"/>
-        </w:rPr>
-        <w:t>3. 工作表切换管理</w:t>
-      </w:r>
-    </w:p>
-    <w:p>
-      <w:r>
-        <w:rPr>
-          <w:rFonts w:ascii="SimSun" w:hAnsi="SimSun" w:eastAsia="SimSun"/>
-          <w:color w:val="000000"/>
-          <w:sz w:val="21"/>
-        </w:rPr>
-        <w:t>在工作表切换管理中，用户可以自动识别所有文件中的工作表名称，以标签页形式展示，用户可切换不同工作表查看对应的汇总数据。切换工作表时自动重新汇总。在流程上，它会沿用“工作簿结构校验”中已经确认的信息，帮助用户进入下一步处理。</w:t>
-      </w:r>
-    </w:p>
-    <w:p>
-      <w:r>
-        <w:rPr>
-          <w:rFonts w:ascii="SimSun" w:hAnsi="SimSun" w:eastAsia="SimSun"/>
-          <w:color w:val="000000"/>
-          <w:sz w:val="21"/>
-        </w:rPr>
-        <w:t>用户进入页面后，可以通过列表、筛选条件或搜索框查找目标信息。页面会把符合条件的内容展示出来，便于继续查看详情或进行后续处理。 这一环节会把前面已经确认的内容进一步细化，便于审核人员理解软件的实际使用路径。</w:t>
-      </w:r>
-    </w:p>
-    <w:p>
-      <w:r>
-        <w:rPr>
-          <w:rFonts w:ascii="SimSun" w:hAnsi="SimSun" w:eastAsia="SimSun"/>
-          <w:color w:val="000000"/>
-          <w:sz w:val="21"/>
-        </w:rPr>
-        <w:t>操作步骤：</w:t>
-      </w:r>
-    </w:p>
-    <w:p>
-      <w:pPr>
-        <w:pStyle w:val="ListNumber"/>
-      </w:pPr>
-      <w:r>
-        <w:rPr>
-          <w:rFonts w:ascii="SimSun" w:hAnsi="SimSun" w:eastAsia="SimSun"/>
-          <w:color w:val="000000"/>
-          <w:sz w:val="21"/>
-        </w:rPr>
-        <w:t>进入对应查询或列表页面。</w:t>
-      </w:r>
-    </w:p>
-    <w:p>
-      <w:pPr>
-        <w:pStyle w:val="ListNumber"/>
-      </w:pPr>
-      <w:r>
-        <w:rPr>
-          <w:rFonts w:ascii="SimSun" w:hAnsi="SimSun" w:eastAsia="SimSun"/>
-          <w:color w:val="000000"/>
-          <w:sz w:val="21"/>
-        </w:rPr>
-        <w:t>输入关键词，或选择时间、分类、状态等筛选条件。</w:t>
-      </w:r>
-    </w:p>
-    <w:p>
-      <w:pPr>
-        <w:pStyle w:val="ListNumber"/>
-      </w:pPr>
-      <w:r>
-        <w:rPr>
-          <w:rFonts w:ascii="SimSun" w:hAnsi="SimSun" w:eastAsia="SimSun"/>
-          <w:color w:val="000000"/>
-          <w:sz w:val="21"/>
-        </w:rPr>
-        <w:t>查看页面返回的列表或详情内容。</w:t>
-      </w:r>
-    </w:p>
-    <w:p>
-      <w:pPr>
-        <w:pStyle w:val="ListNumber"/>
-      </w:pPr>
-      <w:r>
-        <w:rPr>
-          <w:rFonts w:ascii="SimSun" w:hAnsi="SimSun" w:eastAsia="SimSun"/>
-          <w:color w:val="000000"/>
-          <w:sz w:val="21"/>
-        </w:rPr>
-        <w:t>选择需要继续处理的数据，进入详情、编辑或确认页面。</w:t>
-      </w:r>
-    </w:p>
-    <w:p>
-      <w:r>
-        <w:rPr>
-          <w:rFonts w:ascii="SimSun" w:hAnsi="SimSun" w:eastAsia="SimSun"/>
-          <w:color w:val="000000"/>
-          <w:sz w:val="21"/>
-        </w:rPr>
-        <w:t>完成该操作后，用户可以定位到目标数据，并根据页面提供的入口继续查看或办理。用户完成检查后，可以打开“智能单元格聚合”推进后续工作。</w:t>
-      </w:r>
-    </w:p>
-    <w:p>
-      <w:r>
-        <w:rPr>
-          <w:rFonts w:ascii="SimSun" w:hAnsi="SimSun" w:eastAsia="SimSun"/>
-          <w:color w:val="000000"/>
-          <w:sz w:val="21"/>
-        </w:rPr>
-        <w:t>【截图预留：请在此处插入“工作表切换管理”页面或操作结果截图。】</w:t>
-      </w:r>
-    </w:p>
-    <w:p>
-      <w:pPr>
-        <w:pStyle w:val="Heading3"/>
-      </w:pPr>
-      <w:r>
-        <w:rPr>
-          <w:color w:val="000000"/>
-        </w:rPr>
-        <w:t>4. 智能单元格聚合</w:t>
-      </w:r>
-    </w:p>
-    <w:p>
-      <w:r>
-        <w:rPr>
-          <w:rFonts w:ascii="SimSun" w:hAnsi="SimSun" w:eastAsia="SimSun"/>
-          <w:color w:val="000000"/>
-          <w:sz w:val="21"/>
-        </w:rPr>
-        <w:t>在智能单元格聚合中，用户可以核心功能。对每个单元格位置，自动判断类型并执行对应操作：所有文件值相同则显示标签（如科目代码'201'）；值不同且均为数字则显示求和结果；值不同且包含非数字则显示不同值的条数（如'3条'）。支持千分位、欧式小数、百分比等多种数字格式的自动识别和运算。用户通常会在完成“工作表切换管理”后进入本环节，并继续查看新的处理结果。</w:t>
-      </w:r>
-    </w:p>
-    <w:p>
-      <w:r>
-        <w:rPr>
-          <w:rFonts w:ascii="SimSun" w:hAnsi="SimSun" w:eastAsia="SimSun"/>
-          <w:color w:val="000000"/>
-          <w:sz w:val="21"/>
-        </w:rPr>
-        <w:t>该功能用于集中管理业务资料。用户可查看已有资料，上传或选择需要使用的内容，也可以把处理结果保存下来供后续复用。</w:t>
-      </w:r>
-    </w:p>
-    <w:p>
-      <w:r>
-        <w:rPr>
-          <w:rFonts w:ascii="SimSun" w:hAnsi="SimSun" w:eastAsia="SimSun"/>
-          <w:color w:val="000000"/>
-          <w:sz w:val="21"/>
-        </w:rPr>
-        <w:t>操作步骤：</w:t>
-      </w:r>
-    </w:p>
-    <w:p>
-      <w:pPr>
-        <w:pStyle w:val="ListNumber"/>
-      </w:pPr>
-      <w:r>
-        <w:rPr>
-          <w:rFonts w:ascii="SimSun" w:hAnsi="SimSun" w:eastAsia="SimSun"/>
-          <w:color w:val="000000"/>
-          <w:sz w:val="21"/>
-        </w:rPr>
-        <w:t>进入资料、文件或资源管理页面。</w:t>
-      </w:r>
-    </w:p>
-    <w:p>
-      <w:pPr>
-        <w:pStyle w:val="ListNumber"/>
-      </w:pPr>
-      <w:r>
-        <w:rPr>
-          <w:rFonts w:ascii="SimSun" w:hAnsi="SimSun" w:eastAsia="SimSun"/>
-          <w:color w:val="000000"/>
-          <w:sz w:val="21"/>
-        </w:rPr>
-        <w:t>查看已有资料列表，或选择上传、导入、下载等操作。</w:t>
-      </w:r>
-    </w:p>
-    <w:p>
-      <w:pPr>
-        <w:pStyle w:val="ListNumber"/>
-      </w:pPr>
-      <w:r>
-        <w:rPr>
-          <w:rFonts w:ascii="SimSun" w:hAnsi="SimSun" w:eastAsia="SimSun"/>
-          <w:color w:val="000000"/>
-          <w:sz w:val="21"/>
-        </w:rPr>
-        <w:t>选择需要查看、使用或维护的资料。</w:t>
-      </w:r>
-    </w:p>
-    <w:p>
-      <w:pPr>
-        <w:pStyle w:val="ListNumber"/>
-      </w:pPr>
-      <w:r>
-        <w:rPr>
-          <w:rFonts w:ascii="SimSun" w:hAnsi="SimSun" w:eastAsia="SimSun"/>
-          <w:color w:val="000000"/>
-          <w:sz w:val="21"/>
-        </w:rPr>
-        <w:t>保存处理结果，并返回当前业务页面继续使用。</w:t>
-      </w:r>
-    </w:p>
-    <w:p>
-      <w:r>
-        <w:rPr>
-          <w:rFonts w:ascii="SimSun" w:hAnsi="SimSun" w:eastAsia="SimSun"/>
-          <w:color w:val="000000"/>
-          <w:sz w:val="21"/>
-        </w:rPr>
-        <w:t>完成该操作后，相关资料会被集中保存，用户后续可以继续查找、复用或维护。保存当前结果后，软件会支持用户继续前往“穿透查阅”。</w:t>
-      </w:r>
-    </w:p>
-    <w:p>
-      <w:r>
-        <w:rPr>
-          <w:rFonts w:ascii="SimSun" w:hAnsi="SimSun" w:eastAsia="SimSun"/>
-          <w:color w:val="000000"/>
-          <w:sz w:val="21"/>
-        </w:rPr>
-        <w:t>【截图预留：请在此处插入“智能单元格聚合”页面或操作结果截图。】</w:t>
-      </w:r>
-    </w:p>
-    <w:p>
-      <w:pPr>
-        <w:pStyle w:val="Heading3"/>
-      </w:pPr>
-      <w:r>
-        <w:rPr>
-          <w:color w:val="000000"/>
-        </w:rPr>
-        <w:t>5. 穿透查阅</w:t>
-      </w:r>
-    </w:p>
-    <w:p>
-      <w:r>
-        <w:rPr>
-          <w:rFonts w:ascii="SimSun" w:hAnsi="SimSun" w:eastAsia="SimSun"/>
-          <w:color w:val="000000"/>
-          <w:sz w:val="21"/>
-        </w:rPr>
-        <w:t>通过穿透查阅，用户可以点击汇总表中的任一单元格，侧边栏展示该单元格位置在所有源文件中的原始值及对应文件名，方便核查汇总来源。本环节会承接“智能单元格聚合”留下的资料，使前后操作保持连贯。</w:t>
-      </w:r>
-    </w:p>
-    <w:p>
-      <w:r>
-        <w:rPr>
-          <w:rFonts w:ascii="SimSun" w:hAnsi="SimSun" w:eastAsia="SimSun"/>
-          <w:color w:val="000000"/>
-          <w:sz w:val="21"/>
-        </w:rPr>
-        <w:t>该功能用于集中管理业务资料。用户可查看已有资料，上传或选择需要使用的内容，也可以把处理结果保存下来供后续复用。</w:t>
-      </w:r>
-    </w:p>
-    <w:p>
-      <w:r>
-        <w:rPr>
-          <w:rFonts w:ascii="SimSun" w:hAnsi="SimSun" w:eastAsia="SimSun"/>
-          <w:color w:val="000000"/>
-          <w:sz w:val="21"/>
-        </w:rPr>
-        <w:t>操作步骤：</w:t>
-      </w:r>
-    </w:p>
-    <w:p>
-      <w:pPr>
-        <w:pStyle w:val="ListNumber"/>
-      </w:pPr>
-      <w:r>
-        <w:rPr>
-          <w:rFonts w:ascii="SimSun" w:hAnsi="SimSun" w:eastAsia="SimSun"/>
-          <w:color w:val="000000"/>
-          <w:sz w:val="21"/>
-        </w:rPr>
-        <w:t>进入资料、文件或资源管理穿透查阅页面。</w:t>
-      </w:r>
-    </w:p>
-    <w:p>
-      <w:pPr>
-        <w:pStyle w:val="ListNumber"/>
-      </w:pPr>
-      <w:r>
-        <w:rPr>
-          <w:rFonts w:ascii="SimSun" w:hAnsi="SimSun" w:eastAsia="SimSun"/>
-          <w:color w:val="000000"/>
-          <w:sz w:val="21"/>
-        </w:rPr>
-        <w:t>穿透查阅：查看已有资料列表，或选择上传、导入、下载等操作。</w:t>
-      </w:r>
-    </w:p>
-    <w:p>
-      <w:pPr>
-        <w:pStyle w:val="ListNumber"/>
-      </w:pPr>
-      <w:r>
-        <w:rPr>
-          <w:rFonts w:ascii="SimSun" w:hAnsi="SimSun" w:eastAsia="SimSun"/>
-          <w:color w:val="000000"/>
-          <w:sz w:val="21"/>
-        </w:rPr>
-        <w:t>穿透查阅：选择需要查看、使用或维护的资料。</w:t>
-      </w:r>
-    </w:p>
-    <w:p>
-      <w:pPr>
-        <w:pStyle w:val="ListNumber"/>
-      </w:pPr>
-      <w:r>
-        <w:rPr>
-          <w:rFonts w:ascii="SimSun" w:hAnsi="SimSun" w:eastAsia="SimSun"/>
-          <w:color w:val="000000"/>
-          <w:sz w:val="21"/>
-        </w:rPr>
-        <w:t>保存处理结果，并返回当前业务穿透查阅页面继续使用。</w:t>
-      </w:r>
-    </w:p>
-    <w:p>
-      <w:r>
-        <w:rPr>
-          <w:rFonts w:ascii="SimSun" w:hAnsi="SimSun" w:eastAsia="SimSun"/>
-          <w:color w:val="000000"/>
-          <w:sz w:val="21"/>
-        </w:rPr>
-        <w:t>完成该操作后，相关资料会被集中保存，用户后续可以继续查找、复用或维护。确认后，用户可转入“类型修正与规则管理”继续处理。</w:t>
-      </w:r>
-    </w:p>
-    <w:p>
-      <w:r>
-        <w:rPr>
-          <w:rFonts w:ascii="SimSun" w:hAnsi="SimSun" w:eastAsia="SimSun"/>
-          <w:color w:val="000000"/>
-          <w:sz w:val="21"/>
-        </w:rPr>
-        <w:t>【截图预留：请在此处插入“穿透查阅”页面或操作结果截图。】</w:t>
-      </w:r>
-    </w:p>
-    <w:p>
-      <w:pPr>
-        <w:pStyle w:val="Heading3"/>
-      </w:pPr>
-      <w:r>
-        <w:rPr>
-          <w:color w:val="000000"/>
-        </w:rPr>
-        <w:t>6. 类型修正与规则管理</w:t>
-      </w:r>
-    </w:p>
-    <w:p>
-      <w:r>
-        <w:rPr>
-          <w:rFonts w:ascii="SimSun" w:hAnsi="SimSun" w:eastAsia="SimSun"/>
-          <w:color w:val="000000"/>
-          <w:sz w:val="21"/>
-        </w:rPr>
-        <w:t>通过类型修正与规则管理，用户可以当自动识别结果不准确时，用户可手动将单元格标记为金额（求和）、标签（保留）或混合类型。修正规则可保存为方案（Schema），下次导入同类文件时自动应用。这一页可接续“穿透查阅”形成的内容，继续办理当前业务事项。</w:t>
-      </w:r>
-    </w:p>
-    <w:p>
-      <w:r>
-        <w:rPr>
-          <w:rFonts w:ascii="SimSun" w:hAnsi="SimSun" w:eastAsia="SimSun"/>
-          <w:color w:val="000000"/>
-          <w:sz w:val="21"/>
-        </w:rPr>
-        <w:t>该功能用于集中管理业务资料。用户可查看已有资料，上传或选择需要使用的内容，也可以把处理结果保存下来供后续复用。</w:t>
-      </w:r>
-    </w:p>
-    <w:p>
-      <w:r>
-        <w:rPr>
-          <w:rFonts w:ascii="SimSun" w:hAnsi="SimSun" w:eastAsia="SimSun"/>
-          <w:color w:val="000000"/>
-          <w:sz w:val="21"/>
-        </w:rPr>
-        <w:t>操作步骤：</w:t>
-      </w:r>
-    </w:p>
-    <w:p>
-      <w:pPr>
-        <w:pStyle w:val="ListNumber"/>
-      </w:pPr>
-      <w:r>
-        <w:rPr>
-          <w:rFonts w:ascii="SimSun" w:hAnsi="SimSun" w:eastAsia="SimSun"/>
-          <w:color w:val="000000"/>
-          <w:sz w:val="21"/>
-        </w:rPr>
-        <w:t>进入资料、文件或资源管理类型修正与规则管理页面。</w:t>
-      </w:r>
-    </w:p>
-    <w:p>
-      <w:pPr>
-        <w:pStyle w:val="ListNumber"/>
-      </w:pPr>
-      <w:r>
-        <w:rPr>
-          <w:rFonts w:ascii="SimSun" w:hAnsi="SimSun" w:eastAsia="SimSun"/>
-          <w:color w:val="000000"/>
-          <w:sz w:val="21"/>
-        </w:rPr>
-        <w:t>类型修正与规则管理：查看已有资料列表，或选择上传、导入、下载等操作。</w:t>
-      </w:r>
-    </w:p>
-    <w:p>
-      <w:pPr>
-        <w:pStyle w:val="ListNumber"/>
-      </w:pPr>
-      <w:r>
-        <w:rPr>
-          <w:rFonts w:ascii="SimSun" w:hAnsi="SimSun" w:eastAsia="SimSun"/>
-          <w:color w:val="000000"/>
-          <w:sz w:val="21"/>
-        </w:rPr>
-        <w:t>类型修正与规则管理：选择需要查看、使用或维护的资料。</w:t>
-      </w:r>
-    </w:p>
-    <w:p>
-      <w:pPr>
-        <w:pStyle w:val="ListNumber"/>
-      </w:pPr>
-      <w:r>
-        <w:rPr>
-          <w:rFonts w:ascii="SimSun" w:hAnsi="SimSun" w:eastAsia="SimSun"/>
-          <w:color w:val="000000"/>
-          <w:sz w:val="21"/>
-        </w:rPr>
-        <w:t>保存处理结果，并返回当前业务类型修正与规则管理页面继续使用。</w:t>
-      </w:r>
-    </w:p>
-    <w:p>
-      <w:r>
-        <w:rPr>
-          <w:rFonts w:ascii="SimSun" w:hAnsi="SimSun" w:eastAsia="SimSun"/>
-          <w:color w:val="000000"/>
-          <w:sz w:val="21"/>
-        </w:rPr>
-        <w:t>完成该操作后，相关资料会被集中保存，用户后续可以继续查找、复用或维护。该结果确认后，后续可进入“导出汇总结果”继续完善。</w:t>
-      </w:r>
-    </w:p>
-    <w:p>
-      <w:r>
-        <w:rPr>
-          <w:rFonts w:ascii="SimSun" w:hAnsi="SimSun" w:eastAsia="SimSun"/>
-          <w:color w:val="000000"/>
-          <w:sz w:val="21"/>
-        </w:rPr>
-        <w:t>【截图预留：请在此处插入“类型修正与规则管理”页面或操作结果截图。】</w:t>
-      </w:r>
-    </w:p>
-    <w:p>
-      <w:pPr>
-        <w:pStyle w:val="Heading3"/>
-      </w:pPr>
-      <w:r>
-        <w:rPr>
-          <w:color w:val="000000"/>
-        </w:rPr>
-        <w:t>7. 导出汇总结果</w:t>
-      </w:r>
-    </w:p>
-    <w:p>
-      <w:r>
-        <w:rPr>
-          <w:rFonts w:ascii="SimSun" w:hAnsi="SimSun" w:eastAsia="SimSun"/>
-          <w:color w:val="000000"/>
-          <w:sz w:val="21"/>
-        </w:rPr>
-        <w:t>在导出汇总结果环节，用户可以将汇总后的表格导出为 .xlsx 格式的 Excel 工作簿，保留原始行列结构和表头信息，方便存档和分发。在流程上，它会沿用“类型修正与规则管理”中已经确认的信息，帮助用户进入下一步处理。</w:t>
-      </w:r>
-    </w:p>
-    <w:p>
-      <w:r>
-        <w:rPr>
-          <w:rFonts w:ascii="SimSun" w:hAnsi="SimSun" w:eastAsia="SimSun"/>
-          <w:color w:val="000000"/>
-          <w:sz w:val="21"/>
-        </w:rPr>
-        <w:t>该功能用于集中管理业务资料。用户可查看已有资料，上传或选择需要使用的内容，也可以把处理结果保存下来供后续复用。</w:t>
-      </w:r>
-    </w:p>
-    <w:p>
-      <w:r>
-        <w:rPr>
-          <w:rFonts w:ascii="SimSun" w:hAnsi="SimSun" w:eastAsia="SimSun"/>
-          <w:color w:val="000000"/>
-          <w:sz w:val="21"/>
-        </w:rPr>
-        <w:t>操作步骤：</w:t>
-      </w:r>
-    </w:p>
-    <w:p>
-      <w:pPr>
-        <w:pStyle w:val="ListNumber"/>
-      </w:pPr>
-      <w:r>
-        <w:rPr>
-          <w:rFonts w:ascii="SimSun" w:hAnsi="SimSun" w:eastAsia="SimSun"/>
-          <w:color w:val="000000"/>
-          <w:sz w:val="21"/>
-        </w:rPr>
-        <w:t>进入资料、文件或资源管理导出汇总结果页面。</w:t>
-      </w:r>
-    </w:p>
-    <w:p>
-      <w:pPr>
-        <w:pStyle w:val="ListNumber"/>
-      </w:pPr>
-      <w:r>
-        <w:rPr>
-          <w:rFonts w:ascii="SimSun" w:hAnsi="SimSun" w:eastAsia="SimSun"/>
-          <w:color w:val="000000"/>
-          <w:sz w:val="21"/>
-        </w:rPr>
-        <w:t>导出汇总结果：查看已有资料列表，或选择上传、导入、下载等操作。</w:t>
-      </w:r>
-    </w:p>
-    <w:p>
-      <w:pPr>
-        <w:pStyle w:val="ListNumber"/>
-      </w:pPr>
-      <w:r>
-        <w:rPr>
-          <w:rFonts w:ascii="SimSun" w:hAnsi="SimSun" w:eastAsia="SimSun"/>
-          <w:color w:val="000000"/>
-          <w:sz w:val="21"/>
-        </w:rPr>
-        <w:t>导出汇总结果：选择需要查看、使用或维护的资料。</w:t>
-      </w:r>
-    </w:p>
-    <w:p>
-      <w:pPr>
-        <w:pStyle w:val="ListNumber"/>
-      </w:pPr>
-      <w:r>
-        <w:rPr>
-          <w:rFonts w:ascii="SimSun" w:hAnsi="SimSun" w:eastAsia="SimSun"/>
-          <w:color w:val="000000"/>
-          <w:sz w:val="21"/>
-        </w:rPr>
-        <w:t>保存处理结果，并返回当前业务导出汇总结果页面继续使用。</w:t>
-      </w:r>
-    </w:p>
-    <w:p>
-      <w:r>
-        <w:rPr>
-          <w:rFonts w:ascii="SimSun" w:hAnsi="SimSun" w:eastAsia="SimSun"/>
-          <w:color w:val="000000"/>
-          <w:sz w:val="21"/>
-        </w:rPr>
-        <w:t>完成该操作后，相关资料会被集中保存，用户后续可以继续查找、复用或维护。</w:t>
-      </w:r>
-    </w:p>
-    <w:p>
-      <w:r>
-        <w:rPr>
-          <w:rFonts w:ascii="SimSun" w:hAnsi="SimSun" w:eastAsia="SimSun"/>
-          <w:color w:val="000000"/>
-          <w:sz w:val="21"/>
-        </w:rPr>
-        <w:t>【截图预留：请在此处插入“导出汇总结果”页面或操作结果截图。】</w:t>
+        <w:t>软件包含许可证激活与授权状态管理模块。未激活或授权异常时，软件可显示授权相关提示；用户按授权信息完成激活后，软件保存本机授权状态并继续提供 Excel 汇总功能。授权模块与工作台功能分离，不影响对本批测试文件的解析、校验、汇总和导出说明。</w:t>
       </w:r>
     </w:p>
     <w:p>
@@ -5768,18 +553,7 @@
         <w:rPr>
           <w:color w:val="000000"/>
         </w:rPr>
-        <w:t>注意事项</w:t>
-      </w:r>
-    </w:p>
-    <w:p>
-      <w:pPr>
-        <w:pStyle w:val="Heading2"/>
-      </w:pPr>
-      <w:r>
-        <w:rPr>
-          <w:color w:val="000000"/>
-        </w:rPr>
-        <w:t>典型使用流程</w:t>
+        <w:t>10. 常见处理方式</w:t>
       </w:r>
     </w:p>
     <w:p>
@@ -5789,116 +563,22 @@
           <w:color w:val="000000"/>
           <w:sz w:val="21"/>
         </w:rPr>
-        <w:t>表表归一的典型使用流程按照项目业务资料整理，审核人员可通过该流程理解主要功能之间的衔接关系。</w:t>
+        <w:t>如果导入后没有出现汇总结果，先确认所选文件是否均为 `.xlsx` 或 `.xls`，并检查多个文件的 Sheet 数量、Sheet 名称、行列结构是否一致。若某些单元格结果看起来不像预期，可点击该单元格查看来源，再通过“标签/求和”进行修正。若需要重新开始，可点击“清空”移除当前工作区中的文件，然后重新导入。</w:t>
       </w:r>
     </w:p>
     <w:p>
-      <w:pPr>
-        <w:pStyle w:val="ListNumber"/>
-      </w:pPr>
       <w:r>
         <w:rPr>
           <w:rFonts w:ascii="SimSun" w:hAnsi="SimSun" w:eastAsia="SimSun"/>
           <w:color w:val="000000"/>
           <w:sz w:val="21"/>
         </w:rPr>
-        <w:t>用户启动 xlsOne 应用，看到空白工作台界面</w:t>
-      </w:r>
-    </w:p>
-    <w:p>
-      <w:pPr>
-        <w:pStyle w:val="ListNumber"/>
-      </w:pPr>
-      <w:r>
-        <w:rPr>
-          <w:rFonts w:ascii="SimSun" w:hAnsi="SimSun" w:eastAsia="SimSun"/>
-          <w:color w:val="000000"/>
-          <w:sz w:val="21"/>
-        </w:rPr>
-        <w:t>用户拖拽或通过菜单打开多个格式相同的 Excel 财务报表文件</w:t>
-      </w:r>
-    </w:p>
-    <w:p>
-      <w:pPr>
-        <w:pStyle w:val="ListNumber"/>
-      </w:pPr>
-      <w:r>
-        <w:rPr>
-          <w:rFonts w:ascii="SimSun" w:hAnsi="SimSun" w:eastAsia="SimSun"/>
-          <w:color w:val="000000"/>
-          <w:sz w:val="21"/>
-        </w:rPr>
-        <w:t>软件自动解析文件，校验各文件结构是否一致，给出校验报告</w:t>
-      </w:r>
-    </w:p>
-    <w:p>
-      <w:pPr>
-        <w:pStyle w:val="ListNumber"/>
-      </w:pPr>
-      <w:r>
-        <w:rPr>
-          <w:rFonts w:ascii="SimSun" w:hAnsi="SimSun" w:eastAsia="SimSun"/>
-          <w:color w:val="000000"/>
-          <w:sz w:val="21"/>
-        </w:rPr>
-        <w:t>通过校验后显示汇总表格，表格顶部为工作表标签页，可切换不同工作表</w:t>
-      </w:r>
-    </w:p>
-    <w:p>
-      <w:pPr>
-        <w:pStyle w:val="ListNumber"/>
-      </w:pPr>
-      <w:r>
-        <w:rPr>
-          <w:rFonts w:ascii="SimSun" w:hAnsi="SimSun" w:eastAsia="SimSun"/>
-          <w:color w:val="000000"/>
-          <w:sz w:val="21"/>
-        </w:rPr>
-        <w:t>汇总表格中：金额列自动求和显示，科目代码等标签列显示原始值</w:t>
-      </w:r>
-    </w:p>
-    <w:p>
-      <w:pPr>
-        <w:pStyle w:val="ListNumber"/>
-      </w:pPr>
-      <w:r>
-        <w:rPr>
-          <w:rFonts w:ascii="SimSun" w:hAnsi="SimSun" w:eastAsia="SimSun"/>
-          <w:color w:val="000000"/>
-          <w:sz w:val="21"/>
-        </w:rPr>
-        <w:t>用户可点击任意单元格查看其原始数据来源</w:t>
-      </w:r>
-    </w:p>
-    <w:p>
-      <w:pPr>
-        <w:pStyle w:val="ListNumber"/>
-      </w:pPr>
-      <w:r>
-        <w:rPr>
-          <w:rFonts w:ascii="SimSun" w:hAnsi="SimSun" w:eastAsia="SimSun"/>
-          <w:color w:val="000000"/>
-          <w:sz w:val="21"/>
-        </w:rPr>
-        <w:t>如发现识别不准确，用户可手动修正单元格类型，并可保存修正规则为方案</w:t>
-      </w:r>
-    </w:p>
-    <w:p>
-      <w:pPr>
-        <w:pStyle w:val="ListNumber"/>
-      </w:pPr>
-      <w:r>
-        <w:rPr>
-          <w:rFonts w:ascii="SimSun" w:hAnsi="SimSun" w:eastAsia="SimSun"/>
-          <w:color w:val="000000"/>
-          <w:sz w:val="21"/>
-        </w:rPr>
-        <w:t>用户确认汇总结果无误后，导出为 Excel 文件</w:t>
+        <w:t>如果只是原始文件内容有少量不同，不必重新整理全部报表；用户可以通过来源穿透定位差异，再决定保留、修正或回到原始 Excel 修改。完成复核后再执行导出，可减少手工复制和重复核算。</w:t>
       </w:r>
     </w:p>
     <w:sectPr>
-      <w:headerReference w:type="default" r:id="rId9"/>
-      <w:footerReference w:type="default" r:id="rId10"/>
+      <w:headerReference w:type="default" r:id="rId16"/>
+      <w:footerReference w:type="default" r:id="rId17"/>
       <w:pgSz w:w="11906" w:h="16838"/>
       <w:pgMar w:top="850" w:right="794" w:bottom="850" w:left="907" w:header="720" w:footer="720" w:gutter="0"/>
       <w:cols w:space="720"/>

--- a/软件著作权申请资料/正式资料/表表归一_操作手册.docx
+++ b/软件著作权申请资料/正式资料/表表归一_操作手册.docx
@@ -31,7 +31,7 @@
           <w:color w:val="000000"/>
           <w:sz w:val="21"/>
         </w:rPr>
-        <w:t>本手册用于说明“表表归一 V1.0.0”的主要操作流程。软件用于把多份结构一致的 Excel 工作簿导入同一工作台，自动完成结构校验、Sheet 识别、单元格汇总、来源查看、类型修正和汇总结果导出。</w:t>
+        <w:t>本手册用于说明"表表归一 V1.0.0"的主要操作流程。软件用于把多份结构一致的 Excel 工作簿导入同一工作台，自动完成结构校验、Sheet 识别、单元格汇总、来源查看、类型修正和汇总结果导出。</w:t>
       </w:r>
     </w:p>
     <w:p>
@@ -41,7 +41,7 @@
           <w:color w:val="000000"/>
           <w:sz w:val="21"/>
         </w:rPr>
-        <w:t>本手册截图使用的 Excel 文件均为本次材料生成流程创建的虚构测试数据，文件保存在 `/Users/ethan/xlsOne/软件著作权申请资料/截图/测试数据/`，文件名为 `测试单位A_费用报表.xlsx`、`测试单位B_费用报表.xlsx`、`测试单位C_费用报表.xlsx`、`测试单位D_费用报表.xlsx`。这些文件仅用于演示截图，不含真实客户、政府或业务数据，也不作为代码材料来源。</w:t>
+        <w:t>本手册截图使用的 Excel 文件均为本次材料生成流程创建的虚构测试数据，这些文件仅用于演示截图，不含真实客户、政府或业务数据，也不作为代码材料来源。</w:t>
       </w:r>
     </w:p>
     <w:p>
@@ -62,7 +62,7 @@
           <w:color w:val="000000"/>
           <w:sz w:val="21"/>
         </w:rPr>
-        <w:t>启动软件后，窗口标题显示为“xlsOne 表表归一”。首次进入时，工作台中部显示 Excel 文件导入入口。用户可以拖入多个 `.xlsx` 或 `.xls` 文件，也可以点击“选择文件”打开系统文件选择窗口。空白状态下不会读取任何历史业务文件，只有在用户选择文件后才开始解析和校验。</w:t>
+        <w:t>启动软件后，窗口标题显示为"xlsOne 表表归一"。首次进入时，工作台中部显示 Excel 文件导入入口。用户可以拖入多个 .xlsx 或 .xls 文件，也可以点击"选择文件"打开系统文件选择窗口。空白状态下不会读取任何历史业务文件，只有在用户选择文件后才开始解析和校验。</w:t>
       </w:r>
     </w:p>
     <w:p>
@@ -72,7 +72,7 @@
         </w:rPr>
         <w:drawing>
           <wp:inline xmlns:a="http://schemas.openxmlformats.org/drawingml/2006/main" xmlns:pic="http://schemas.openxmlformats.org/drawingml/2006/picture">
-            <wp:extent cx="5303520" cy="2983230"/>
+            <wp:extent cx="5303520" cy="3835190"/>
             <wp:docPr id="1" name="Picture 1"/>
             <wp:cNvGraphicFramePr>
               <a:graphicFrameLocks noChangeAspect="1"/>
@@ -93,7 +93,7 @@
                   <pic:spPr>
                     <a:xfrm>
                       <a:off x="0" y="0"/>
-                      <a:ext cx="5303520" cy="2983230"/>
+                      <a:ext cx="5303520" cy="3835190"/>
                     </a:xfrm>
                     <a:prstGeom prst="rect"/>
                   </pic:spPr>
@@ -122,7 +122,7 @@
           <w:color w:val="000000"/>
           <w:sz w:val="21"/>
         </w:rPr>
-        <w:t>点击“选择文件”后，系统打开 macOS 文件选择窗口。用户进入测试数据目录后，可以一次选中多份 Excel 文件并点击“打开”。软件会把本批次文件作为同一组报表处理，后续汇总、校验和来源查看都围绕这一批文件展开。</w:t>
+        <w:t>点击"选择文件"后，系统打开 macOS 文件选择窗口。用户进入测试数据目录后，可以一次选中多份 Excel 文件并点击"打开"。软件会把本批次文件作为同一组报表处理，后续汇总、校验和来源查看都围绕这一批文件展开。</w:t>
       </w:r>
     </w:p>
     <w:p>
@@ -132,7 +132,7 @@
         </w:rPr>
         <w:drawing>
           <wp:inline xmlns:a="http://schemas.openxmlformats.org/drawingml/2006/main" xmlns:pic="http://schemas.openxmlformats.org/drawingml/2006/picture">
-            <wp:extent cx="5303520" cy="2983230"/>
+            <wp:extent cx="5303520" cy="3732974"/>
             <wp:docPr id="2" name="Picture 2"/>
             <wp:cNvGraphicFramePr>
               <a:graphicFrameLocks noChangeAspect="1"/>
@@ -153,7 +153,7 @@
                   <pic:spPr>
                     <a:xfrm>
                       <a:off x="0" y="0"/>
-                      <a:ext cx="5303520" cy="2983230"/>
+                      <a:ext cx="5303520" cy="3732974"/>
                     </a:xfrm>
                     <a:prstGeom prst="rect"/>
                   </pic:spPr>
@@ -171,7 +171,7 @@
           <w:color w:val="000000"/>
           <w:sz w:val="21"/>
         </w:rPr>
-        <w:t>文件导入后，软件先解析工作簿，再检查各文件是否存在可共同处理的 Sheet。截图中 4 个测试文件均参与处理，工作台顶部显示“追加、刷新、清空、导出 XLSX”等操作入口，并显示当前可切换的 Sheet。</w:t>
+        <w:t>文件导入后，软件先解析工作簿，再检查各文件是否存在可共同处理的 Sheet。截图中 4 个测试文件均参与处理，工作台顶部显示"追加、刷新、清空、导出 XLSX"等操作入口，并显示当前可切换的 Sheet。</w:t>
       </w:r>
     </w:p>
     <w:p>
@@ -192,7 +192,7 @@
           <w:color w:val="000000"/>
           <w:sz w:val="21"/>
         </w:rPr>
-        <w:t>软件会按 Sheet 维度检查参与文件数量、有效行列范围和结构一致性。通过校验的 Sheet 会显示在工作台上方，例如截图中的 `sheet1`、`sheet2`。用户点击不同 Sheet 标签后，左侧网格和右侧详情面板会同步切换，便于在同一批文件中分别查看费用汇总表和项目明细表的结果。</w:t>
+        <w:t>软件会按 Sheet 维度检查参与文件数量、有效行列范围和结构一致性。通过校验的 Sheet 会显示在工作台上方，例如截图中的 `sheet1`、`sheet2`。用户点击不同 Sheet 标签后，左侧网格和右侧详情面板会同步切换，便于在同一批文件中分别查看不同 Sheet 页的汇总结果。</w:t>
       </w:r>
     </w:p>
     <w:p>
@@ -202,7 +202,7 @@
         </w:rPr>
         <w:drawing>
           <wp:inline xmlns:a="http://schemas.openxmlformats.org/drawingml/2006/main" xmlns:pic="http://schemas.openxmlformats.org/drawingml/2006/picture">
-            <wp:extent cx="5303520" cy="2983230"/>
+            <wp:extent cx="5303520" cy="3899031"/>
             <wp:docPr id="3" name="Picture 3"/>
             <wp:cNvGraphicFramePr>
               <a:graphicFrameLocks noChangeAspect="1"/>
@@ -223,7 +223,7 @@
                   <pic:spPr>
                     <a:xfrm>
                       <a:off x="0" y="0"/>
-                      <a:ext cx="5303520" cy="2983230"/>
+                      <a:ext cx="5303520" cy="3899031"/>
                     </a:xfrm>
                     <a:prstGeom prst="rect"/>
                   </pic:spPr>
@@ -241,7 +241,7 @@
           <w:color w:val="000000"/>
           <w:sz w:val="21"/>
         </w:rPr>
-        <w:t>当某个 Sheet 的结构可合并时，软件会给出参与文件数量和有效尺寸。若文件结构不一致，软件会阻止直接汇总并提示用户检查原始文件，避免把不同格式的表误合并。</w:t>
+        <w:t>若文件结构不一致，软件会在对应的 Sheet 页显示差异。</w:t>
       </w:r>
     </w:p>
     <w:p>
@@ -262,7 +262,7 @@
           <w:color w:val="000000"/>
           <w:sz w:val="21"/>
         </w:rPr>
-        <w:t>完成导入和校验后，软件在左侧以表格形式展示汇总结果。首行表头会按标签处理，编码、名称、部门等文本字段会尽量保留，金额或数量字段会进行求和；当多个来源内容不一致时，单元格会以差异形式展示，方便用户继续复核。</w:t>
+        <w:t>完成导入和校验后，软件在左侧以表格形式展示汇总结果。非阿拉伯数字会按标签处理，例如名称、部门等文本字段。对于阿拉伯数字的单元格，软件会智能检测是否为标签，若非标签如金额或数量字段会进行求和。标签字段取多个文件的共同前缀文本，不同部分用下划线接续。</w:t>
       </w:r>
     </w:p>
     <w:p>
@@ -272,7 +272,7 @@
         </w:rPr>
         <w:drawing>
           <wp:inline xmlns:a="http://schemas.openxmlformats.org/drawingml/2006/main" xmlns:pic="http://schemas.openxmlformats.org/drawingml/2006/picture">
-            <wp:extent cx="5303520" cy="2983230"/>
+            <wp:extent cx="5303520" cy="3899031"/>
             <wp:docPr id="4" name="Picture 4"/>
             <wp:cNvGraphicFramePr>
               <a:graphicFrameLocks noChangeAspect="1"/>
@@ -293,7 +293,7 @@
                   <pic:spPr>
                     <a:xfrm>
                       <a:off x="0" y="0"/>
-                      <a:ext cx="5303520" cy="2983230"/>
+                      <a:ext cx="5303520" cy="3899031"/>
                     </a:xfrm>
                     <a:prstGeom prst="rect"/>
                   </pic:spPr>
@@ -311,7 +311,7 @@
           <w:color w:val="000000"/>
           <w:sz w:val="21"/>
         </w:rPr>
-        <w:t>用户点击网格中的任意单元格，右侧详情面板会显示单元格坐标、当前汇总结果、系统判断理由和可选处理方式。金额字段会显示求和结果，文本字段会显示标签结果，差异字段会提示来源内容不完全一致。</w:t>
+        <w:t>用户点击网格中的任意单元格，右侧详情面板会显示单元格坐标、当前汇总结果、系统判断理由和可选处理方式。金额字段会显示求和结果，文本字段会显示标签结果。</w:t>
       </w:r>
     </w:p>
     <w:p>
@@ -332,7 +332,7 @@
           <w:color w:val="000000"/>
           <w:sz w:val="21"/>
         </w:rPr>
-        <w:t>右侧详情面板中的来源区域可以展开查看当前单元格来自哪些文件。展开后，软件列出每个测试单位对应的原始值，用户可以看到汇总值是由哪些来源组成，也能快速判断差异来自哪个文件。</w:t>
+        <w:t>右侧详情面板中的来源区域可以展开查看当前单元格来自哪些文件。展开后，软件列出每个测试单位对应的原始值，用户可以看到合并或汇总值是由哪些来源组成。</w:t>
       </w:r>
     </w:p>
     <w:p>
@@ -342,7 +342,7 @@
         </w:rPr>
         <w:drawing>
           <wp:inline xmlns:a="http://schemas.openxmlformats.org/drawingml/2006/main" xmlns:pic="http://schemas.openxmlformats.org/drawingml/2006/picture">
-            <wp:extent cx="5303520" cy="2983230"/>
+            <wp:extent cx="5303520" cy="3899031"/>
             <wp:docPr id="5" name="Picture 5"/>
             <wp:cNvGraphicFramePr>
               <a:graphicFrameLocks noChangeAspect="1"/>
@@ -363,7 +363,7 @@
                   <pic:spPr>
                     <a:xfrm>
                       <a:off x="0" y="0"/>
-                      <a:ext cx="5303520" cy="2983230"/>
+                      <a:ext cx="5303520" cy="3899031"/>
                     </a:xfrm>
                     <a:prstGeom prst="rect"/>
                   </pic:spPr>
@@ -402,7 +402,7 @@
           <w:color w:val="000000"/>
           <w:sz w:val="21"/>
         </w:rPr>
-        <w:t>软件会自动判断单元格应按“标签”还是“求和”处理。若用户认为自动判断不符合本批报表含义，可以在右侧详情面板点击“标签”或“求和”进行修正。修正后，网格中的结果会立即刷新，底部会显示已调整的数量，并提供“撤销上一步”和“清除本批次调整”入口。</w:t>
+        <w:t>软件会自动判断单元格应按"标签"还是"求和"处理。若用户认为自动判断不符合本批报表含义，可以在右侧详情面板点击"标签"或"求和"进行修正。修正后，网格中的结果会立即刷新，底部会显示已调整的数量，并提供"撤销上一步"和"清除本批次调整"入口。</w:t>
       </w:r>
     </w:p>
     <w:p>
@@ -412,7 +412,7 @@
         </w:rPr>
         <w:drawing>
           <wp:inline xmlns:a="http://schemas.openxmlformats.org/drawingml/2006/main" xmlns:pic="http://schemas.openxmlformats.org/drawingml/2006/picture">
-            <wp:extent cx="5303520" cy="2983230"/>
+            <wp:extent cx="5303520" cy="3899031"/>
             <wp:docPr id="6" name="Picture 6"/>
             <wp:cNvGraphicFramePr>
               <a:graphicFrameLocks noChangeAspect="1"/>
@@ -433,7 +433,7 @@
                   <pic:spPr>
                     <a:xfrm>
                       <a:off x="0" y="0"/>
-                      <a:ext cx="5303520" cy="2983230"/>
+                      <a:ext cx="5303520" cy="3899031"/>
                     </a:xfrm>
                     <a:prstGeom prst="rect"/>
                   </pic:spPr>
@@ -472,7 +472,7 @@
           <w:color w:val="000000"/>
           <w:sz w:val="21"/>
         </w:rPr>
-        <w:t>确认汇总结果后，用户点击右上角“导出 XLSX”。软件弹出 macOS 保存对话框，默认按导入文件名称生成汇总文件名。用户可以修改保存名称和目录，点击“保存”后生成 `.xlsx` 汇总工作簿。</w:t>
+        <w:t>确认汇总结果后，用户点击右上角"导出 XLSX"。软件弹出 macOS 保存对话框，默认按导入文件名称生成汇总文件名。用户可以修改保存名称和目录，点击"保存"后生成 .xlsx 汇总工作簿。</w:t>
       </w:r>
     </w:p>
     <w:p>
@@ -482,7 +482,7 @@
         </w:rPr>
         <w:drawing>
           <wp:inline xmlns:a="http://schemas.openxmlformats.org/drawingml/2006/main" xmlns:pic="http://schemas.openxmlformats.org/drawingml/2006/picture">
-            <wp:extent cx="5303520" cy="2983230"/>
+            <wp:extent cx="5303520" cy="3724250"/>
             <wp:docPr id="7" name="Picture 7"/>
             <wp:cNvGraphicFramePr>
               <a:graphicFrameLocks noChangeAspect="1"/>
@@ -503,7 +503,7 @@
                   <pic:spPr>
                     <a:xfrm>
                       <a:off x="0" y="0"/>
-                      <a:ext cx="5303520" cy="2983230"/>
+                      <a:ext cx="5303520" cy="3724250"/>
                     </a:xfrm>
                     <a:prstGeom prst="rect"/>
                   </pic:spPr>
@@ -532,7 +532,77 @@
         <w:rPr>
           <w:color w:val="000000"/>
         </w:rPr>
-        <w:t>9. 许可证与授权状态</w:t>
+        <w:t>9. 多语言界面切换</w:t>
+      </w:r>
+    </w:p>
+    <w:p>
+      <w:r>
+        <w:rPr>
+          <w:rFonts w:ascii="SimSun" w:hAnsi="SimSun" w:eastAsia="SimSun"/>
+          <w:color w:val="000000"/>
+          <w:sz w:val="21"/>
+        </w:rPr>
+        <w:t>软件支持简体中文、English、繁體中文、日本語四种界面语言。用户通过菜单栏"Language"（语言）菜单选择目标语言后，软件弹出提示窗口告知语言更改将在下次启动后生效。重启软件后，菜单栏、工作台按钮、详情面板和操作提示均以所选语言显示。</w:t>
+      </w:r>
+    </w:p>
+    <w:p>
+      <w:r>
+        <w:rPr>
+          <w:color w:val="000000"/>
+        </w:rPr>
+        <w:drawing>
+          <wp:inline xmlns:a="http://schemas.openxmlformats.org/drawingml/2006/main" xmlns:pic="http://schemas.openxmlformats.org/drawingml/2006/picture">
+            <wp:extent cx="5303520" cy="3899031"/>
+            <wp:docPr id="8" name="Picture 8"/>
+            <wp:cNvGraphicFramePr>
+              <a:graphicFrameLocks noChangeAspect="1"/>
+            </wp:cNvGraphicFramePr>
+            <a:graphic>
+              <a:graphicData uri="http://schemas.openxmlformats.org/drawingml/2006/picture">
+                <pic:pic>
+                  <pic:nvPicPr>
+                    <pic:cNvPr id="0" name="08-english-interface.png"/>
+                    <pic:cNvPicPr/>
+                  </pic:nvPicPr>
+                  <pic:blipFill>
+                    <a:blip r:embed="rId16"/>
+                    <a:stretch>
+                      <a:fillRect/>
+                    </a:stretch>
+                  </pic:blipFill>
+                  <pic:spPr>
+                    <a:xfrm>
+                      <a:off x="0" y="0"/>
+                      <a:ext cx="5303520" cy="3899031"/>
+                    </a:xfrm>
+                    <a:prstGeom prst="rect"/>
+                  </pic:spPr>
+                </pic:pic>
+              </a:graphicData>
+            </a:graphic>
+          </wp:inline>
+        </w:drawing>
+      </w:r>
+    </w:p>
+    <w:p>
+      <w:r>
+        <w:rPr>
+          <w:rFonts w:ascii="SimSun" w:hAnsi="SimSun" w:eastAsia="SimSun"/>
+          <w:color w:val="000000"/>
+          <w:sz w:val="21"/>
+        </w:rPr>
+        <w:t>切换语言不会影响已导入的文件和工作簿结构，也不会改变已生成的汇总结果和导出文件。</w:t>
+      </w:r>
+    </w:p>
+    <w:p>
+      <w:pPr>
+        <w:pStyle w:val="Heading2"/>
+      </w:pPr>
+      <w:r>
+        <w:rPr>
+          <w:color w:val="000000"/>
+        </w:rPr>
+        <w:t>10. 许可证与授权状态</w:t>
       </w:r>
     </w:p>
     <w:p>
@@ -553,7 +623,7 @@
         <w:rPr>
           <w:color w:val="000000"/>
         </w:rPr>
-        <w:t>10. 常见处理方式</w:t>
+        <w:t>11. 常见处理方式</w:t>
       </w:r>
     </w:p>
     <w:p>
@@ -563,7 +633,7 @@
           <w:color w:val="000000"/>
           <w:sz w:val="21"/>
         </w:rPr>
-        <w:t>如果导入后没有出现汇总结果，先确认所选文件是否均为 `.xlsx` 或 `.xls`，并检查多个文件的 Sheet 数量、Sheet 名称、行列结构是否一致。若某些单元格结果看起来不像预期，可点击该单元格查看来源，再通过“标签/求和”进行修正。若需要重新开始，可点击“清空”移除当前工作区中的文件，然后重新导入。</w:t>
+        <w:t>如果导入后没有出现汇总结果，先确认所选文件是否均为 .xlsx 或 `.xls`，并检查多个文件的 Sheet 数量、Sheet 名称、行列结构是否一致。若某些单元格结果看起来不像预期，可点击该单元格查看来源，再通过"标签/求和"进行修正。若需要重新开始，可点击"清空"移除当前工作区中的文件，然后重新导入。</w:t>
       </w:r>
     </w:p>
     <w:p>
@@ -573,12 +643,12 @@
           <w:color w:val="000000"/>
           <w:sz w:val="21"/>
         </w:rPr>
-        <w:t>如果只是原始文件内容有少量不同，不必重新整理全部报表；用户可以通过来源穿透定位差异，再决定保留、修正或回到原始 Excel 修改。完成复核后再执行导出，可减少手工复制和重复核算。</w:t>
+        <w:t>如果只是原始文件内容有少量不同，不必重新整理全部报表；用户可以通过来源穿透定位差异，再决定保留、修正或回到原始 Excel 修改。在原始 Excel 修改完成修改后，可以点击"刷新"按钮重新加载。</w:t>
       </w:r>
     </w:p>
     <w:sectPr>
-      <w:headerReference w:type="default" r:id="rId16"/>
-      <w:footerReference w:type="default" r:id="rId17"/>
+      <w:headerReference w:type="default" r:id="rId17"/>
+      <w:footerReference w:type="default" r:id="rId18"/>
       <w:pgSz w:w="11906" w:h="16838"/>
       <w:pgMar w:top="850" w:right="794" w:bottom="850" w:left="907" w:header="720" w:footer="720" w:gutter="0"/>
       <w:cols w:space="720"/>
